--- a/downloads/Blankoklausur_Naturwissenschaften.docx
+++ b/downloads/Blankoklausur_Naturwissenschaften.docx
@@ -4,168 +4,326 @@
   <w:body>
     <w:p>
       <w:pPr>
-        <w:pStyle w:val="Title"/>
+        <w:widowControl w:val="0"/>
+        <w:spacing w:before="0" w:after="0" w:line="460" w:lineRule="exact"/>
+        <w:jc w:val="center"/>
+        <w:framePr w:w="8844" w:x="1531" w:y="3723" w:hAnchor="page" w:vAnchor="page" w:wrap="notBeside" w:hSpace="0" w:vSpace="0"/>
       </w:pPr>
       <w:r>
-        <w:t>Klausur</w:t>
-      </w:r>
-    </w:p>
-    <w:p>
-      <w:r>
-        <w:t>Schülerfassung</w:t>
+        <w:rPr>
+          <w:rFonts w:ascii="Liberation Sans" w:hAnsi="Liberation Sans" w:cs="Liberation Sans" w:eastAsia="Liberation Sans"/>
+          <w:b/>
+          <w:i w:val="0"/>
+          <w:color w:val="000000"/>
+          <w:sz w:val="40"/>
+        </w:rPr>
+        <w:t>Klausur [Jahr]</w:t>
       </w:r>
     </w:p>
     <w:p>
       <w:pPr>
-        <w:pStyle w:val="Heading2"/>
+        <w:widowControl w:val="0"/>
+        <w:spacing w:before="0" w:after="0" w:line="414" w:lineRule="exact"/>
+        <w:jc w:val="center"/>
+        <w:framePr w:w="8844" w:x="1531" w:y="4308" w:hAnchor="page" w:vAnchor="page" w:wrap="notBeside" w:hSpace="0" w:vSpace="0"/>
       </w:pPr>
       <w:r>
-        <w:t>Fach und Kurs</w:t>
+        <w:rPr>
+          <w:rFonts w:ascii="Liberation Sans" w:hAnsi="Liberation Sans" w:cs="Liberation Sans" w:eastAsia="Liberation Sans"/>
+          <w:b w:val="0"/>
+          <w:i/>
+          <w:color w:val="000000"/>
+          <w:sz w:val="36"/>
+        </w:rPr>
+        <w:t>[Fach], [Kursart]</w:t>
       </w:r>
     </w:p>
     <w:p>
       <w:pPr>
-        <w:keepLines/>
-        <w:spacing w:after="177"/>
+        <w:widowControl w:val="0"/>
+        <w:spacing w:before="0" w:after="0" w:line="391" w:lineRule="exact"/>
+        <w:jc w:val="center"/>
+        <w:framePr w:w="8844" w:x="1531" w:y="5104" w:hAnchor="page" w:vAnchor="page" w:wrap="notBeside" w:hSpace="0" w:vSpace="0"/>
       </w:pPr>
       <w:r>
-        <w:t>[Fach · EF / Q1 / Q2 · GK / LK]</w:t>
+        <w:rPr>
+          <w:rFonts w:ascii="Arial" w:hAnsi="Arial" w:cs="Arial" w:eastAsia="Arial"/>
+          <w:b/>
+          <w:i w:val="0"/>
+          <w:color w:val="000000"/>
+          <w:sz w:val="34"/>
+        </w:rPr>
+        <w:t>Vorblatt</w:t>
       </w:r>
     </w:p>
     <w:p>
       <w:pPr>
-        <w:pStyle w:val="Heading2"/>
+        <w:widowControl w:val="0"/>
+        <w:spacing w:before="0" w:after="0" w:line="276" w:lineRule="exact"/>
+        <w:jc w:val="left"/>
+        <w:framePr w:w="8844" w:x="1531" w:y="6281" w:hAnchor="page" w:vAnchor="page" w:wrap="notBeside" w:hSpace="0" w:vSpace="0"/>
       </w:pPr>
       <w:r>
-        <w:t>Rahmen</w:t>
+        <w:rPr>
+          <w:rFonts w:ascii="Arial" w:hAnsi="Arial" w:cs="Arial" w:eastAsia="Arial"/>
+          <w:b w:val="0"/>
+          <w:i w:val="0"/>
+          <w:color w:val="000000"/>
+          <w:sz w:val="24"/>
+        </w:rPr>
+        <w:t>Von den vier vorgelegten Aufgaben sind drei Aufgaben zu bearbeiten.</w:t>
       </w:r>
     </w:p>
     <w:p>
       <w:pPr>
-        <w:keepLines/>
-        <w:spacing w:after="204"/>
+        <w:widowControl w:val="0"/>
+        <w:spacing w:before="0" w:after="0" w:line="276" w:lineRule="exact"/>
+        <w:jc w:val="left"/>
+        <w:framePr w:w="8844" w:x="1531" w:y="7729" w:hAnchor="page" w:vAnchor="page" w:wrap="notBeside" w:hSpace="0" w:vSpace="0"/>
       </w:pPr>
       <w:r>
-        <w:t>[Schule · Lehrkraft · Datum · Kennung · Bearbeitungszeit · Beginn · Ende · Gesamt-BE]</w:t>
+        <w:rPr>
+          <w:rFonts w:ascii="Arial" w:hAnsi="Arial" w:cs="Arial" w:eastAsia="Arial"/>
+          <w:b/>
+          <w:i w:val="0"/>
+          <w:color w:val="000000"/>
+          <w:sz w:val="24"/>
+        </w:rPr>
+        <w:t>Tragen Sie die Kennungen der drei ausgewählten Aufgaben ein.</w:t>
       </w:r>
     </w:p>
     <w:p>
       <w:pPr>
-        <w:pStyle w:val="Heading2"/>
+        <w:widowControl w:val="0"/>
+        <w:spacing w:before="0" w:after="0" w:line="276" w:lineRule="exact"/>
+        <w:jc w:val="left"/>
+        <w:framePr w:w="8844" w:x="1531" w:y="8061" w:hAnchor="page" w:vAnchor="page" w:wrap="notBeside" w:hSpace="0" w:vSpace="0"/>
       </w:pPr>
       <w:r>
-        <w:t>Name</w:t>
+        <w:rPr>
+          <w:rFonts w:ascii="Arial" w:hAnsi="Arial" w:cs="Arial" w:eastAsia="Arial"/>
+          <w:b w:val="0"/>
+          <w:i w:val="0"/>
+          <w:color w:val="000000"/>
+          <w:sz w:val="24"/>
+        </w:rPr>
+        <w:t>Die Kennung steht in der Kopfzeile der jeweiligen Aufgabenblätter.</w:t>
       </w:r>
     </w:p>
     <w:p>
       <w:pPr>
-        <w:keepLines/>
-        <w:spacing w:after="163"/>
+        <w:widowControl w:val="0"/>
+        <w:spacing w:before="0" w:after="0" w:line="322" w:lineRule="exact"/>
+        <w:jc w:val="left"/>
+        <w:framePr w:w="860" w:x="1531" w:y="9445" w:hAnchor="page" w:vAnchor="page" w:wrap="notBeside" w:hSpace="0" w:vSpace="0"/>
       </w:pPr>
       <w:r>
-        <w:t>[Name der Schülerin / des Schülers]</w:t>
+        <w:rPr>
+          <w:rFonts w:ascii="Arial" w:hAnsi="Arial" w:cs="Arial" w:eastAsia="Arial"/>
+          <w:b w:val="0"/>
+          <w:i w:val="0"/>
+          <w:color w:val="000000"/>
+          <w:sz w:val="28"/>
+        </w:rPr>
+        <w:t>HT-Nr.</w:t>
       </w:r>
     </w:p>
     <w:p>
       <w:pPr>
-        <w:pStyle w:val="Heading2"/>
+        <w:widowControl w:val="0"/>
+        <w:spacing w:before="0" w:after="0" w:line="322" w:lineRule="exact"/>
+        <w:jc w:val="left"/>
+        <w:framePr w:w="1500" w:x="2451" w:y="9445" w:hAnchor="page" w:vAnchor="page" w:wrap="notBeside" w:hSpace="0" w:vSpace="0"/>
       </w:pPr>
       <w:r>
-        <w:t>Aufgabenstellung</w:t>
+        <w:rPr>
+          <w:rFonts w:ascii="Arial" w:hAnsi="Arial" w:cs="Arial" w:eastAsia="Arial"/>
+          <w:b w:val="0"/>
+          <w:i w:val="0"/>
+          <w:color w:val="000000"/>
+          <w:sz w:val="28"/>
+        </w:rPr>
+        <w:t>________</w:t>
       </w:r>
     </w:p>
     <w:p>
       <w:pPr>
-        <w:keepLines/>
-        <w:spacing w:after="218"/>
+        <w:widowControl w:val="0"/>
+        <w:spacing w:before="0" w:after="0" w:line="322" w:lineRule="exact"/>
+        <w:jc w:val="left"/>
+        <w:framePr w:w="860" w:x="1531" w:y="10016" w:hAnchor="page" w:vAnchor="page" w:wrap="notBeside" w:hSpace="0" w:vSpace="0"/>
       </w:pPr>
       <w:r>
-        <w:t>[Titel des Kontextes und übergreifende Fragestellung]</w:t>
+        <w:rPr>
+          <w:rFonts w:ascii="Arial" w:hAnsi="Arial" w:cs="Arial" w:eastAsia="Arial"/>
+          <w:b w:val="0"/>
+          <w:i w:val="0"/>
+          <w:color w:val="000000"/>
+          <w:sz w:val="28"/>
+        </w:rPr>
+        <w:t>HT-Nr.</w:t>
       </w:r>
     </w:p>
     <w:p>
       <w:pPr>
-        <w:pStyle w:val="Heading2"/>
+        <w:widowControl w:val="0"/>
+        <w:spacing w:before="0" w:after="0" w:line="322" w:lineRule="exact"/>
+        <w:jc w:val="left"/>
+        <w:framePr w:w="1500" w:x="2451" w:y="10016" w:hAnchor="page" w:vAnchor="page" w:wrap="notBeside" w:hSpace="0" w:vSpace="0"/>
       </w:pPr>
       <w:r>
-        <w:t>1.1</w:t>
+        <w:rPr>
+          <w:rFonts w:ascii="Arial" w:hAnsi="Arial" w:cs="Arial" w:eastAsia="Arial"/>
+          <w:b w:val="0"/>
+          <w:i w:val="0"/>
+          <w:color w:val="000000"/>
+          <w:sz w:val="28"/>
+        </w:rPr>
+        <w:t>________</w:t>
       </w:r>
     </w:p>
     <w:p>
       <w:pPr>
-        <w:keepLines/>
-        <w:spacing w:after="340"/>
+        <w:widowControl w:val="0"/>
+        <w:spacing w:before="0" w:after="0" w:line="322" w:lineRule="exact"/>
+        <w:jc w:val="left"/>
+        <w:framePr w:w="860" w:x="1531" w:y="10586" w:hAnchor="page" w:vAnchor="page" w:wrap="notBeside" w:hSpace="0" w:vSpace="0"/>
       </w:pPr>
       <w:r>
-        <w:t>[Operator + präziser Arbeitsauftrag + Materialverweis M1]  ([…] BE)</w:t>
+        <w:rPr>
+          <w:rFonts w:ascii="Arial" w:hAnsi="Arial" w:cs="Arial" w:eastAsia="Arial"/>
+          <w:b w:val="0"/>
+          <w:i w:val="0"/>
+          <w:color w:val="000000"/>
+          <w:sz w:val="28"/>
+        </w:rPr>
+        <w:t>HT-Nr.</w:t>
       </w:r>
     </w:p>
     <w:p>
       <w:pPr>
-        <w:pStyle w:val="Heading2"/>
+        <w:widowControl w:val="0"/>
+        <w:spacing w:before="0" w:after="0" w:line="322" w:lineRule="exact"/>
+        <w:jc w:val="left"/>
+        <w:framePr w:w="1500" w:x="2451" w:y="10586" w:hAnchor="page" w:vAnchor="page" w:wrap="notBeside" w:hSpace="0" w:vSpace="0"/>
       </w:pPr>
       <w:r>
-        <w:t>1.2</w:t>
+        <w:rPr>
+          <w:rFonts w:ascii="Arial" w:hAnsi="Arial" w:cs="Arial" w:eastAsia="Arial"/>
+          <w:b w:val="0"/>
+          <w:i w:val="0"/>
+          <w:color w:val="000000"/>
+          <w:sz w:val="28"/>
+        </w:rPr>
+        <w:t>________</w:t>
       </w:r>
     </w:p>
     <w:p>
       <w:pPr>
-        <w:keepLines/>
-        <w:spacing w:after="340"/>
+        <w:widowControl w:val="0"/>
+        <w:spacing w:before="0" w:after="0" w:line="276" w:lineRule="exact"/>
+        <w:jc w:val="left"/>
+        <w:framePr w:w="8844" w:x="1531" w:y="12197" w:hAnchor="page" w:vAnchor="page" w:wrap="notBeside" w:hSpace="0" w:vSpace="0"/>
       </w:pPr>
       <w:r>
-        <w:t>[Operator + präziser Arbeitsauftrag + Materialverweis M1 / M2]  ([…] BE)</w:t>
+        <w:rPr>
+          <w:rFonts w:ascii="Arial" w:hAnsi="Arial" w:cs="Arial" w:eastAsia="Arial"/>
+          <w:b/>
+          <w:i w:val="0"/>
+          <w:color w:val="000000"/>
+          <w:sz w:val="24"/>
+        </w:rPr>
+        <w:t>Bestätigen Sie Ihre Auswahl mit Ihrer Unterschrift.</w:t>
       </w:r>
     </w:p>
     <w:p>
       <w:pPr>
-        <w:pStyle w:val="Heading2"/>
+        <w:widowControl w:val="0"/>
+        <w:spacing w:before="0" w:after="0" w:line="276" w:lineRule="exact"/>
+        <w:jc w:val="left"/>
+        <w:framePr w:w="4200" w:x="1531" w:y="13114" w:hAnchor="page" w:vAnchor="page" w:wrap="notBeside" w:hSpace="0" w:vSpace="0"/>
       </w:pPr>
       <w:r>
-        <w:t>1.3</w:t>
+        <w:rPr>
+          <w:rFonts w:ascii="Arial" w:hAnsi="Arial" w:cs="Arial" w:eastAsia="Arial"/>
+          <w:b/>
+          <w:i w:val="0"/>
+          <w:color w:val="000000"/>
+          <w:sz w:val="24"/>
+        </w:rPr>
+        <w:t>Name, Vorname des Prüflings:</w:t>
       </w:r>
     </w:p>
     <w:p>
       <w:pPr>
-        <w:keepLines/>
-        <w:spacing w:after="340"/>
+        <w:widowControl w:val="0"/>
+        <w:spacing w:before="0" w:after="0" w:line="276" w:lineRule="exact"/>
+        <w:jc w:val="left"/>
+        <w:framePr w:w="4580" w:x="5780" w:y="13114" w:hAnchor="page" w:vAnchor="page" w:wrap="notBeside" w:hSpace="0" w:vSpace="0"/>
       </w:pPr>
       <w:r>
-        <w:t>[Operator + präziser Arbeitsauftrag + Materialverweis M2 / M3]  ([…] BE)</w:t>
+        <w:rPr>
+          <w:rFonts w:ascii="Arial" w:hAnsi="Arial" w:cs="Arial" w:eastAsia="Arial"/>
+          <w:b w:val="0"/>
+          <w:i w:val="0"/>
+          <w:color w:val="000000"/>
+          <w:sz w:val="24"/>
+        </w:rPr>
+        <w:t>________________________________</w:t>
       </w:r>
     </w:p>
     <w:p>
       <w:pPr>
-        <w:pStyle w:val="Heading2"/>
+        <w:widowControl w:val="0"/>
+        <w:spacing w:before="0" w:after="0" w:line="276" w:lineRule="exact"/>
+        <w:jc w:val="left"/>
+        <w:framePr w:w="4200" w:x="1531" w:y="13990" w:hAnchor="page" w:vAnchor="page" w:wrap="notBeside" w:hSpace="0" w:vSpace="0"/>
       </w:pPr>
       <w:r>
-        <w:t>1.4</w:t>
+        <w:rPr>
+          <w:rFonts w:ascii="Arial" w:hAnsi="Arial" w:cs="Arial" w:eastAsia="Arial"/>
+          <w:b/>
+          <w:i w:val="0"/>
+          <w:color w:val="000000"/>
+          <w:sz w:val="24"/>
+        </w:rPr>
+        <w:t>Unterschrift des Prüflings:</w:t>
       </w:r>
     </w:p>
     <w:p>
       <w:pPr>
-        <w:keepLines/>
-        <w:spacing w:after="340"/>
+        <w:widowControl w:val="0"/>
+        <w:spacing w:before="0" w:after="0" w:line="276" w:lineRule="exact"/>
+        <w:jc w:val="left"/>
+        <w:framePr w:w="4580" w:x="5780" w:y="13990" w:hAnchor="page" w:vAnchor="page" w:wrap="notBeside" w:hSpace="0" w:vSpace="0"/>
       </w:pPr>
       <w:r>
-        <w:t>[Operator + präziser Arbeitsauftrag + Materialverweis M3]  ([…] BE)</w:t>
+        <w:rPr>
+          <w:rFonts w:ascii="Arial" w:hAnsi="Arial" w:cs="Arial" w:eastAsia="Arial"/>
+          <w:b w:val="0"/>
+          <w:i w:val="0"/>
+          <w:color w:val="000000"/>
+          <w:sz w:val="24"/>
+        </w:rPr>
+        <w:t>________________________________</w:t>
       </w:r>
     </w:p>
     <w:p>
       <w:pPr>
-        <w:pStyle w:val="Heading2"/>
+        <w:widowControl w:val="0"/>
+        <w:spacing w:before="0" w:after="0" w:line="230" w:lineRule="exact"/>
+        <w:jc w:val="left"/>
+        <w:framePr w:w="8844" w:x="1531" w:y="14874" w:hAnchor="page" w:vAnchor="page" w:wrap="notBeside" w:hSpace="0" w:vSpace="0"/>
       </w:pPr>
       <w:r>
-        <w:t>Zugelassene Hilfsmittel</w:t>
-      </w:r>
-    </w:p>
-    <w:p>
-      <w:pPr>
-        <w:keepLines/>
-        <w:spacing w:after="258"/>
-      </w:pPr>
-      <w:r>
-        <w:t>[Hilfsmittel, gegebenenfalls Auswahlregel und weitere Bearbeitungshinweise]</w:t>
+        <w:rPr>
+          <w:rFonts w:ascii="Arial" w:hAnsi="Arial" w:cs="Arial" w:eastAsia="Arial"/>
+          <w:b w:val="0"/>
+          <w:i w:val="0"/>
+          <w:color w:val="000000"/>
+          <w:sz w:val="20"/>
+        </w:rPr>
+        <w:t>[Datum] · [Beginn–Ende] · [Dauer einschließlich ggf. Auswahlzeit]</w:t>
       </w:r>
     </w:p>
     <w:p>
@@ -175,83 +333,474 @@
     </w:p>
     <w:p>
       <w:pPr>
-        <w:pStyle w:val="Title"/>
+        <w:widowControl w:val="0"/>
+        <w:spacing w:before="0" w:after="0" w:line="322" w:lineRule="exact"/>
+        <w:jc w:val="right"/>
+        <w:framePr w:w="3695" w:x="6680" w:y="620" w:hAnchor="page" w:vAnchor="page" w:wrap="notBeside" w:hSpace="0" w:vSpace="0"/>
       </w:pPr>
       <w:r>
-        <w:t>Materialien</w:t>
-      </w:r>
-    </w:p>
-    <w:p>
-      <w:r>
-        <w:t>Schülerfassung</w:t>
+        <w:rPr>
+          <w:rFonts w:ascii="Liberation Sans" w:hAnsi="Liberation Sans" w:cs="Liberation Sans" w:eastAsia="Liberation Sans"/>
+          <w:b/>
+          <w:i w:val="0"/>
+          <w:color w:val="000000"/>
+          <w:sz w:val="28"/>
+        </w:rPr>
+        <w:t>[Fach · Kurs · Aufgabe]</w:t>
       </w:r>
     </w:p>
     <w:p>
       <w:pPr>
-        <w:pStyle w:val="Heading2"/>
+        <w:widowControl w:val="0"/>
+        <w:spacing w:before="0" w:after="0" w:line="253" w:lineRule="exact"/>
+        <w:jc w:val="right"/>
+        <w:framePr w:w="2995" w:x="7380" w:y="914" w:hAnchor="page" w:vAnchor="page" w:wrap="notBeside" w:hSpace="0" w:vSpace="0"/>
       </w:pPr>
       <w:r>
-        <w:t>Fachspezifische Vorgaben</w:t>
+        <w:rPr>
+          <w:rFonts w:ascii="Liberation Sans" w:hAnsi="Liberation Sans" w:cs="Liberation Sans" w:eastAsia="Liberation Sans"/>
+          <w:b w:val="0"/>
+          <w:i w:val="0"/>
+          <w:color w:val="000000"/>
+          <w:sz w:val="22"/>
+        </w:rPr>
+        <w:t>Seite 1 von 2</w:t>
       </w:r>
     </w:p>
     <w:p>
       <w:pPr>
-        <w:keepLines/>
-        <w:spacing w:after="340"/>
+        <w:widowControl w:val="0"/>
+        <w:spacing w:before="0" w:after="0" w:line="276" w:lineRule="exact"/>
+        <w:jc w:val="left"/>
+        <w:framePr w:w="8844" w:x="1531" w:y="1720" w:hAnchor="page" w:vAnchor="page" w:wrap="notBeside" w:hSpace="0" w:vSpace="0"/>
       </w:pPr>
       <w:r>
-        <w:t>[Kurze sachliche Einführung in den Kontext; nur für die Aufgaben notwendige Informationen]</w:t>
+        <w:rPr>
+          <w:rFonts w:ascii="Liberation Sans" w:hAnsi="Liberation Sans" w:cs="Liberation Sans" w:eastAsia="Liberation Sans"/>
+          <w:b w:val="0"/>
+          <w:i w:val="0"/>
+          <w:color w:val="000000"/>
+          <w:sz w:val="24"/>
+        </w:rPr>
+        <w:t>Name: _____________________________________</w:t>
       </w:r>
     </w:p>
     <w:p>
       <w:pPr>
-        <w:pStyle w:val="Heading2"/>
+        <w:widowControl w:val="0"/>
+        <w:spacing w:before="0" w:after="0" w:line="207" w:lineRule="exact"/>
+        <w:jc w:val="center"/>
+        <w:framePr w:w="8844" w:x="1531" w:y="15799" w:hAnchor="page" w:vAnchor="page" w:wrap="notBeside" w:hSpace="0" w:vSpace="0"/>
       </w:pPr>
       <w:r>
-        <w:t>M1 · [Materialtitel]</w:t>
+        <w:rPr>
+          <w:rFonts w:ascii="Liberation Serif" w:hAnsi="Liberation Serif" w:cs="Liberation Serif" w:eastAsia="Liberation Serif"/>
+          <w:b w:val="0"/>
+          <w:i w:val="0"/>
+          <w:color w:val="000000"/>
+          <w:sz w:val="18"/>
+        </w:rPr>
+        <w:t>Schulische Klausurvorlage · [Jahr]</w:t>
       </w:r>
     </w:p>
     <w:p>
       <w:pPr>
-        <w:keepLines/>
-        <w:spacing w:after="952"/>
+        <w:widowControl w:val="0"/>
+        <w:spacing w:before="0" w:after="0" w:line="460" w:lineRule="exact"/>
+        <w:jc w:val="center"/>
+        <w:framePr w:w="8844" w:x="1531" w:y="3057" w:hAnchor="page" w:vAnchor="page" w:wrap="notBeside" w:hSpace="0" w:vSpace="0"/>
       </w:pPr>
       <w:r>
-        <w:t>[Sachtext, Versuchsanordnung oder beschriftete Abbildung; Abbildung 1 mit Legende und Einheiten. Quelle / Urheber / Lizenz / Änderungen / Abrufdatum angeben.]</w:t>
+        <w:rPr>
+          <w:rFonts w:ascii="Liberation Sans" w:hAnsi="Liberation Sans" w:cs="Liberation Sans" w:eastAsia="Liberation Sans"/>
+          <w:b/>
+          <w:i w:val="0"/>
+          <w:color w:val="000000"/>
+          <w:sz w:val="40"/>
+        </w:rPr>
+        <w:t>Klausur [Jahr]</w:t>
       </w:r>
     </w:p>
     <w:p>
       <w:pPr>
-        <w:pStyle w:val="Heading2"/>
+        <w:widowControl w:val="0"/>
+        <w:spacing w:before="0" w:after="0" w:line="414" w:lineRule="exact"/>
+        <w:jc w:val="center"/>
+        <w:framePr w:w="8844" w:x="1531" w:y="3642" w:hAnchor="page" w:vAnchor="page" w:wrap="notBeside" w:hSpace="0" w:vSpace="0"/>
       </w:pPr>
       <w:r>
-        <w:t>M2 · [Materialtitel]</w:t>
+        <w:rPr>
+          <w:rFonts w:ascii="Liberation Sans" w:hAnsi="Liberation Sans" w:cs="Liberation Sans" w:eastAsia="Liberation Sans"/>
+          <w:b w:val="0"/>
+          <w:i/>
+          <w:color w:val="000000"/>
+          <w:sz w:val="36"/>
+        </w:rPr>
+        <w:t>[Fach], [Kursart]</w:t>
       </w:r>
     </w:p>
     <w:p>
       <w:pPr>
-        <w:keepLines/>
-        <w:spacing w:after="952"/>
+        <w:spacing w:after="0" w:line="20" w:lineRule="exact"/>
       </w:pPr>
       <w:r>
-        <w:t>[Datentabelle, Messreihe oder Diagramm mit Achsen, Einheiten und gegebenenfalls Unsicherheiten. Tabelle 1 mit Titel. Quelle und Bearbeitung angeben.]</w:t>
+        <w:pict>
+          <v:rect style="position:absolute;margin-left:75.06pt;margin-top:207.24pt;width:445.2pt;height:0.72pt;z-index:-1;mso-position-horizontal-relative:page;mso-position-vertical-relative:page" fillcolor="#000000" stroked="f"/>
+        </w:pict>
       </w:r>
     </w:p>
     <w:p>
       <w:pPr>
-        <w:pStyle w:val="Heading2"/>
+        <w:widowControl w:val="0"/>
+        <w:spacing w:before="0" w:after="0" w:line="299" w:lineRule="exact"/>
+        <w:jc w:val="left"/>
+        <w:framePr w:w="8844" w:x="1531" w:y="4559" w:hAnchor="page" w:vAnchor="page" w:wrap="notBeside" w:hSpace="0" w:vSpace="0"/>
       </w:pPr>
       <w:r>
-        <w:t>M3 · [Materialtitel]</w:t>
+        <w:rPr>
+          <w:rFonts w:ascii="Liberation Sans" w:hAnsi="Liberation Sans" w:cs="Liberation Sans" w:eastAsia="Liberation Sans"/>
+          <w:b/>
+          <w:i w:val="0"/>
+          <w:color w:val="000000"/>
+          <w:sz w:val="26"/>
+        </w:rPr>
+        <w:t>[Titel des Kontextes]</w:t>
       </w:r>
     </w:p>
     <w:p>
       <w:pPr>
-        <w:keepLines/>
-        <w:spacing w:after="714"/>
+        <w:widowControl w:val="0"/>
+        <w:spacing w:before="0" w:after="0" w:line="276" w:lineRule="exact"/>
+        <w:jc w:val="left"/>
+        <w:framePr w:w="8844" w:x="1531" w:y="5295" w:hAnchor="page" w:vAnchor="page" w:wrap="notBeside" w:hSpace="0" w:vSpace="0"/>
       </w:pPr>
       <w:r>
-        <w:t>[Ergänzender Befund oder Gegenposition für Auswertung, Transfer oder Bewertung. Quellenangabe ergänzen.]</w:t>
+        <w:rPr>
+          <w:rFonts w:ascii="Liberation Serif" w:hAnsi="Liberation Serif" w:cs="Liberation Serif" w:eastAsia="Liberation Serif"/>
+          <w:b w:val="0"/>
+          <w:i w:val="0"/>
+          <w:color w:val="000000"/>
+          <w:sz w:val="24"/>
+        </w:rPr>
+        <w:t>[Kurze fachliche Einführung in den Kontext. Hier stehen nur die</w:t>
+        <w:br/>
+        <w:t>Informationen, die für das Verständnis der Aufgaben notwendig sind.]</w:t>
+      </w:r>
+    </w:p>
+    <w:p>
+      <w:pPr>
+        <w:widowControl w:val="0"/>
+        <w:spacing w:before="0" w:after="0" w:line="276" w:lineRule="exact"/>
+        <w:jc w:val="left"/>
+        <w:framePr w:w="8844" w:x="1531" w:y="7246" w:hAnchor="page" w:vAnchor="page" w:wrap="notBeside" w:hSpace="0" w:vSpace="0"/>
+      </w:pPr>
+      <w:r>
+        <w:rPr>
+          <w:rFonts w:ascii="Liberation Sans" w:hAnsi="Liberation Sans" w:cs="Liberation Sans" w:eastAsia="Liberation Sans"/>
+          <w:b/>
+          <w:i w:val="0"/>
+          <w:color w:val="000000"/>
+          <w:sz w:val="24"/>
+        </w:rPr>
+        <w:t>Aufgabenstellung:</w:t>
+      </w:r>
+    </w:p>
+    <w:p>
+      <w:pPr>
+        <w:widowControl w:val="0"/>
+        <w:spacing w:before="0" w:after="0" w:line="276" w:lineRule="exact"/>
+        <w:jc w:val="left"/>
+        <w:framePr w:w="240" w:x="1588" w:y="7720" w:hAnchor="page" w:vAnchor="page" w:wrap="notBeside" w:hSpace="0" w:vSpace="0"/>
+      </w:pPr>
+      <w:r>
+        <w:rPr>
+          <w:rFonts w:ascii="Liberation Serif" w:hAnsi="Liberation Serif" w:cs="Liberation Serif" w:eastAsia="Liberation Serif"/>
+          <w:b w:val="0"/>
+          <w:i w:val="0"/>
+          <w:color w:val="000000"/>
+          <w:sz w:val="24"/>
+        </w:rPr>
+        <w:t>1.</w:t>
+      </w:r>
+    </w:p>
+    <w:p>
+      <w:pPr>
+        <w:widowControl w:val="0"/>
+        <w:spacing w:before="0" w:after="0" w:line="276" w:lineRule="exact"/>
+        <w:jc w:val="left"/>
+        <w:framePr w:w="8440" w:x="1872" w:y="7720" w:hAnchor="page" w:vAnchor="page" w:wrap="notBeside" w:hSpace="0" w:vSpace="0"/>
+      </w:pPr>
+      <w:r>
+        <w:rPr>
+          <w:rFonts w:ascii="Liberation Serif" w:hAnsi="Liberation Serif" w:cs="Liberation Serif" w:eastAsia="Liberation Serif"/>
+          <w:b w:val="0"/>
+          <w:i w:val="0"/>
+          <w:color w:val="000000"/>
+          <w:sz w:val="24"/>
+        </w:rPr>
+        <w:t>[Operator und Arbeitsauftrag mit Materialverweis (M1).]</w:t>
+      </w:r>
+    </w:p>
+    <w:p>
+      <w:pPr>
+        <w:widowControl w:val="0"/>
+        <w:spacing w:before="0" w:after="0" w:line="276" w:lineRule="exact"/>
+        <w:jc w:val="right"/>
+        <w:framePr w:w="1280" w:x="9080" w:y="9076" w:hAnchor="page" w:vAnchor="page" w:wrap="notBeside" w:hSpace="0" w:vSpace="0"/>
+      </w:pPr>
+      <w:r>
+        <w:rPr>
+          <w:rFonts w:ascii="Liberation Serif" w:hAnsi="Liberation Serif" w:cs="Liberation Serif" w:eastAsia="Liberation Serif"/>
+          <w:b w:val="0"/>
+          <w:i/>
+          <w:color w:val="000000"/>
+          <w:sz w:val="24"/>
+        </w:rPr>
+        <w:t>([…] BE)</w:t>
+      </w:r>
+    </w:p>
+    <w:p>
+      <w:pPr>
+        <w:widowControl w:val="0"/>
+        <w:spacing w:before="0" w:after="0" w:line="276" w:lineRule="exact"/>
+        <w:jc w:val="left"/>
+        <w:framePr w:w="240" w:x="1588" w:y="9607" w:hAnchor="page" w:vAnchor="page" w:wrap="notBeside" w:hSpace="0" w:vSpace="0"/>
+      </w:pPr>
+      <w:r>
+        <w:rPr>
+          <w:rFonts w:ascii="Liberation Serif" w:hAnsi="Liberation Serif" w:cs="Liberation Serif" w:eastAsia="Liberation Serif"/>
+          <w:b w:val="0"/>
+          <w:i w:val="0"/>
+          <w:color w:val="000000"/>
+          <w:sz w:val="24"/>
+        </w:rPr>
+        <w:t>2.</w:t>
+      </w:r>
+    </w:p>
+    <w:p>
+      <w:pPr>
+        <w:widowControl w:val="0"/>
+        <w:spacing w:before="0" w:after="0" w:line="276" w:lineRule="exact"/>
+        <w:jc w:val="left"/>
+        <w:framePr w:w="8440" w:x="1872" w:y="9607" w:hAnchor="page" w:vAnchor="page" w:wrap="notBeside" w:hSpace="0" w:vSpace="0"/>
+      </w:pPr>
+      <w:r>
+        <w:rPr>
+          <w:rFonts w:ascii="Liberation Serif" w:hAnsi="Liberation Serif" w:cs="Liberation Serif" w:eastAsia="Liberation Serif"/>
+          <w:b w:val="0"/>
+          <w:i w:val="0"/>
+          <w:color w:val="000000"/>
+          <w:sz w:val="24"/>
+        </w:rPr>
+        <w:t>[Operator und Arbeitsauftrag mit Materialverweis (M1).]</w:t>
+      </w:r>
+    </w:p>
+    <w:p>
+      <w:pPr>
+        <w:widowControl w:val="0"/>
+        <w:spacing w:before="0" w:after="0" w:line="276" w:lineRule="exact"/>
+        <w:jc w:val="right"/>
+        <w:framePr w:w="1280" w:x="9080" w:y="10159" w:hAnchor="page" w:vAnchor="page" w:wrap="notBeside" w:hSpace="0" w:vSpace="0"/>
+      </w:pPr>
+      <w:r>
+        <w:rPr>
+          <w:rFonts w:ascii="Liberation Serif" w:hAnsi="Liberation Serif" w:cs="Liberation Serif" w:eastAsia="Liberation Serif"/>
+          <w:b w:val="0"/>
+          <w:i/>
+          <w:color w:val="000000"/>
+          <w:sz w:val="24"/>
+        </w:rPr>
+        <w:t>([…] BE)</w:t>
+      </w:r>
+    </w:p>
+    <w:p>
+      <w:pPr>
+        <w:widowControl w:val="0"/>
+        <w:spacing w:before="0" w:after="0" w:line="276" w:lineRule="exact"/>
+        <w:jc w:val="left"/>
+        <w:framePr w:w="240" w:x="1588" w:y="10664" w:hAnchor="page" w:vAnchor="page" w:wrap="notBeside" w:hSpace="0" w:vSpace="0"/>
+      </w:pPr>
+      <w:r>
+        <w:rPr>
+          <w:rFonts w:ascii="Liberation Serif" w:hAnsi="Liberation Serif" w:cs="Liberation Serif" w:eastAsia="Liberation Serif"/>
+          <w:b w:val="0"/>
+          <w:i w:val="0"/>
+          <w:color w:val="000000"/>
+          <w:sz w:val="24"/>
+        </w:rPr>
+        <w:t>3.</w:t>
+      </w:r>
+    </w:p>
+    <w:p>
+      <w:pPr>
+        <w:widowControl w:val="0"/>
+        <w:spacing w:before="0" w:after="0" w:line="276" w:lineRule="exact"/>
+        <w:jc w:val="left"/>
+        <w:framePr w:w="8440" w:x="1872" w:y="10664" w:hAnchor="page" w:vAnchor="page" w:wrap="notBeside" w:hSpace="0" w:vSpace="0"/>
+      </w:pPr>
+      <w:r>
+        <w:rPr>
+          <w:rFonts w:ascii="Liberation Serif" w:hAnsi="Liberation Serif" w:cs="Liberation Serif" w:eastAsia="Liberation Serif"/>
+          <w:b w:val="0"/>
+          <w:i w:val="0"/>
+          <w:color w:val="000000"/>
+          <w:sz w:val="24"/>
+        </w:rPr>
+        <w:t>[Operator und Arbeitsauftrag mit Materialverweis (M1).]</w:t>
+      </w:r>
+    </w:p>
+    <w:p>
+      <w:pPr>
+        <w:widowControl w:val="0"/>
+        <w:spacing w:before="0" w:after="0" w:line="276" w:lineRule="exact"/>
+        <w:jc w:val="right"/>
+        <w:framePr w:w="1280" w:x="9080" w:y="11492" w:hAnchor="page" w:vAnchor="page" w:wrap="notBeside" w:hSpace="0" w:vSpace="0"/>
+      </w:pPr>
+      <w:r>
+        <w:rPr>
+          <w:rFonts w:ascii="Liberation Serif" w:hAnsi="Liberation Serif" w:cs="Liberation Serif" w:eastAsia="Liberation Serif"/>
+          <w:b w:val="0"/>
+          <w:i/>
+          <w:color w:val="000000"/>
+          <w:sz w:val="24"/>
+        </w:rPr>
+        <w:t>([…] BE)</w:t>
+      </w:r>
+    </w:p>
+    <w:p>
+      <w:pPr>
+        <w:widowControl w:val="0"/>
+        <w:spacing w:before="0" w:after="0" w:line="276" w:lineRule="exact"/>
+        <w:jc w:val="left"/>
+        <w:framePr w:w="240" w:x="1588" w:y="11998" w:hAnchor="page" w:vAnchor="page" w:wrap="notBeside" w:hSpace="0" w:vSpace="0"/>
+      </w:pPr>
+      <w:r>
+        <w:rPr>
+          <w:rFonts w:ascii="Liberation Serif" w:hAnsi="Liberation Serif" w:cs="Liberation Serif" w:eastAsia="Liberation Serif"/>
+          <w:b w:val="0"/>
+          <w:i w:val="0"/>
+          <w:color w:val="000000"/>
+          <w:sz w:val="24"/>
+        </w:rPr>
+        <w:t>4.</w:t>
+      </w:r>
+    </w:p>
+    <w:p>
+      <w:pPr>
+        <w:widowControl w:val="0"/>
+        <w:spacing w:before="0" w:after="0" w:line="276" w:lineRule="exact"/>
+        <w:jc w:val="left"/>
+        <w:framePr w:w="8440" w:x="1872" w:y="11998" w:hAnchor="page" w:vAnchor="page" w:wrap="notBeside" w:hSpace="0" w:vSpace="0"/>
+      </w:pPr>
+      <w:r>
+        <w:rPr>
+          <w:rFonts w:ascii="Liberation Serif" w:hAnsi="Liberation Serif" w:cs="Liberation Serif" w:eastAsia="Liberation Serif"/>
+          <w:b w:val="0"/>
+          <w:i w:val="0"/>
+          <w:color w:val="000000"/>
+          <w:sz w:val="24"/>
+        </w:rPr>
+        <w:t>[Operator und Arbeitsauftrag mit Materialverweis (M1).]</w:t>
+      </w:r>
+    </w:p>
+    <w:p>
+      <w:pPr>
+        <w:widowControl w:val="0"/>
+        <w:spacing w:before="0" w:after="0" w:line="276" w:lineRule="exact"/>
+        <w:jc w:val="right"/>
+        <w:framePr w:w="1280" w:x="9080" w:y="12826" w:hAnchor="page" w:vAnchor="page" w:wrap="notBeside" w:hSpace="0" w:vSpace="0"/>
+      </w:pPr>
+      <w:r>
+        <w:rPr>
+          <w:rFonts w:ascii="Liberation Serif" w:hAnsi="Liberation Serif" w:cs="Liberation Serif" w:eastAsia="Liberation Serif"/>
+          <w:b w:val="0"/>
+          <w:i/>
+          <w:color w:val="000000"/>
+          <w:sz w:val="24"/>
+        </w:rPr>
+        <w:t>([…] BE)</w:t>
+      </w:r>
+    </w:p>
+    <w:p>
+      <w:pPr>
+        <w:widowControl w:val="0"/>
+        <w:spacing w:before="0" w:after="0" w:line="276" w:lineRule="exact"/>
+        <w:jc w:val="left"/>
+        <w:framePr w:w="240" w:x="1588" w:y="13332" w:hAnchor="page" w:vAnchor="page" w:wrap="notBeside" w:hSpace="0" w:vSpace="0"/>
+      </w:pPr>
+      <w:r>
+        <w:rPr>
+          <w:rFonts w:ascii="Liberation Serif" w:hAnsi="Liberation Serif" w:cs="Liberation Serif" w:eastAsia="Liberation Serif"/>
+          <w:b w:val="0"/>
+          <w:i w:val="0"/>
+          <w:color w:val="000000"/>
+          <w:sz w:val="24"/>
+        </w:rPr>
+        <w:t>5.</w:t>
+      </w:r>
+    </w:p>
+    <w:p>
+      <w:pPr>
+        <w:widowControl w:val="0"/>
+        <w:spacing w:before="0" w:after="0" w:line="276" w:lineRule="exact"/>
+        <w:jc w:val="left"/>
+        <w:framePr w:w="8440" w:x="1872" w:y="13332" w:hAnchor="page" w:vAnchor="page" w:wrap="notBeside" w:hSpace="0" w:vSpace="0"/>
+      </w:pPr>
+      <w:r>
+        <w:rPr>
+          <w:rFonts w:ascii="Liberation Serif" w:hAnsi="Liberation Serif" w:cs="Liberation Serif" w:eastAsia="Liberation Serif"/>
+          <w:b w:val="0"/>
+          <w:i w:val="0"/>
+          <w:color w:val="000000"/>
+          <w:sz w:val="24"/>
+        </w:rPr>
+        <w:t>[Operator und Arbeitsauftrag mit Materialverweis (M1).]</w:t>
+      </w:r>
+    </w:p>
+    <w:p>
+      <w:pPr>
+        <w:widowControl w:val="0"/>
+        <w:spacing w:before="0" w:after="0" w:line="276" w:lineRule="exact"/>
+        <w:jc w:val="right"/>
+        <w:framePr w:w="1280" w:x="9080" w:y="14496" w:hAnchor="page" w:vAnchor="page" w:wrap="notBeside" w:hSpace="0" w:vSpace="0"/>
+      </w:pPr>
+      <w:r>
+        <w:rPr>
+          <w:rFonts w:ascii="Liberation Serif" w:hAnsi="Liberation Serif" w:cs="Liberation Serif" w:eastAsia="Liberation Serif"/>
+          <w:b w:val="0"/>
+          <w:i/>
+          <w:color w:val="000000"/>
+          <w:sz w:val="24"/>
+        </w:rPr>
+        <w:t>([…] BE)</w:t>
+      </w:r>
+    </w:p>
+    <w:p>
+      <w:pPr>
+        <w:spacing w:after="0" w:line="20" w:lineRule="exact"/>
+      </w:pPr>
+      <w:r>
+        <w:pict>
+          <v:rect style="position:absolute;margin-left:76.56pt;margin-top:749.5pt;width:144pt;height:0.5pt;z-index:-1;mso-position-horizontal-relative:page;mso-position-vertical-relative:page" fillcolor="#000000" stroked="f"/>
+        </w:pict>
+      </w:r>
+    </w:p>
+    <w:p>
+      <w:pPr>
+        <w:widowControl w:val="0"/>
+        <w:spacing w:before="0" w:after="0" w:line="207" w:lineRule="exact"/>
+        <w:jc w:val="left"/>
+        <w:framePr w:w="8844" w:x="1531" w:y="15101" w:hAnchor="page" w:vAnchor="page" w:wrap="notBeside" w:hSpace="0" w:vSpace="0"/>
+      </w:pPr>
+      <w:r>
+        <w:rPr>
+          <w:rFonts w:ascii="Liberation Serif" w:hAnsi="Liberation Serif" w:cs="Liberation Serif" w:eastAsia="Liberation Serif"/>
+          <w:b w:val="0"/>
+          <w:i w:val="0"/>
+          <w:color w:val="000000"/>
+          <w:sz w:val="18"/>
+        </w:rPr>
+        <w:t>BE: Bewertungseinheiten</w:t>
       </w:r>
     </w:p>
     <w:p>
@@ -261,100 +810,188 @@
     </w:p>
     <w:p>
       <w:pPr>
-        <w:pStyle w:val="Title"/>
+        <w:widowControl w:val="0"/>
+        <w:spacing w:before="0" w:after="0" w:line="322" w:lineRule="exact"/>
+        <w:jc w:val="right"/>
+        <w:framePr w:w="3695" w:x="6680" w:y="620" w:hAnchor="page" w:vAnchor="page" w:wrap="notBeside" w:hSpace="0" w:vSpace="0"/>
       </w:pPr>
       <w:r>
-        <w:t>Unterlagen für die Lehrkraft</w:t>
-      </w:r>
-    </w:p>
-    <w:p>
-      <w:r>
-        <w:t>Planung und Zuordnung</w:t>
+        <w:rPr>
+          <w:rFonts w:ascii="Liberation Sans" w:hAnsi="Liberation Sans" w:cs="Liberation Sans" w:eastAsia="Liberation Sans"/>
+          <w:b/>
+          <w:i w:val="0"/>
+          <w:color w:val="000000"/>
+          <w:sz w:val="28"/>
+        </w:rPr>
+        <w:t>[Fach · Kurs · Aufgabe]</w:t>
       </w:r>
     </w:p>
     <w:p>
       <w:pPr>
-        <w:pStyle w:val="Heading2"/>
+        <w:widowControl w:val="0"/>
+        <w:spacing w:before="0" w:after="0" w:line="253" w:lineRule="exact"/>
+        <w:jc w:val="right"/>
+        <w:framePr w:w="2995" w:x="7380" w:y="914" w:hAnchor="page" w:vAnchor="page" w:wrap="notBeside" w:hSpace="0" w:vSpace="0"/>
       </w:pPr>
       <w:r>
-        <w:t>1 Aufgabenart und Unterrichtsvoraussetzungen</w:t>
+        <w:rPr>
+          <w:rFonts w:ascii="Liberation Sans" w:hAnsi="Liberation Sans" w:cs="Liberation Sans" w:eastAsia="Liberation Sans"/>
+          <w:b w:val="0"/>
+          <w:i w:val="0"/>
+          <w:color w:val="000000"/>
+          <w:sz w:val="22"/>
+        </w:rPr>
+        <w:t>Seite 2 von 2</w:t>
       </w:r>
     </w:p>
     <w:p>
       <w:pPr>
-        <w:keepLines/>
-        <w:spacing w:after="476"/>
+        <w:widowControl w:val="0"/>
+        <w:spacing w:before="0" w:after="0" w:line="276" w:lineRule="exact"/>
+        <w:jc w:val="left"/>
+        <w:framePr w:w="8844" w:x="1531" w:y="1720" w:hAnchor="page" w:vAnchor="page" w:wrap="notBeside" w:hSpace="0" w:vSpace="0"/>
       </w:pPr>
       <w:r>
-        <w:t>[Materialgestützte Aufgabe / experimentbezogene Aufgabe; tatsächlich behandelte Inhalte, Methoden und Übungsstand]</w:t>
+        <w:rPr>
+          <w:rFonts w:ascii="Liberation Sans" w:hAnsi="Liberation Sans" w:cs="Liberation Sans" w:eastAsia="Liberation Sans"/>
+          <w:b w:val="0"/>
+          <w:i w:val="0"/>
+          <w:color w:val="000000"/>
+          <w:sz w:val="24"/>
+        </w:rPr>
+        <w:t>Name: _____________________________________</w:t>
       </w:r>
     </w:p>
     <w:p>
       <w:pPr>
-        <w:pStyle w:val="Heading2"/>
+        <w:widowControl w:val="0"/>
+        <w:spacing w:before="0" w:after="0" w:line="207" w:lineRule="exact"/>
+        <w:jc w:val="center"/>
+        <w:framePr w:w="8844" w:x="1531" w:y="15799" w:hAnchor="page" w:vAnchor="page" w:wrap="notBeside" w:hSpace="0" w:vSpace="0"/>
       </w:pPr>
       <w:r>
-        <w:t>2 Bezüge zum Kernlehrplan</w:t>
+        <w:rPr>
+          <w:rFonts w:ascii="Liberation Serif" w:hAnsi="Liberation Serif" w:cs="Liberation Serif" w:eastAsia="Liberation Serif"/>
+          <w:b w:val="0"/>
+          <w:i w:val="0"/>
+          <w:color w:val="000000"/>
+          <w:sz w:val="18"/>
+        </w:rPr>
+        <w:t>Schulische Klausurvorlage · [Jahr]</w:t>
       </w:r>
     </w:p>
     <w:p>
       <w:pPr>
-        <w:keepLines/>
-        <w:spacing w:after="680"/>
+        <w:widowControl w:val="0"/>
+        <w:spacing w:before="0" w:after="0" w:line="276" w:lineRule="exact"/>
+        <w:jc w:val="left"/>
+        <w:framePr w:w="8844" w:x="1531" w:y="2566" w:hAnchor="page" w:vAnchor="page" w:wrap="notBeside" w:hSpace="0" w:vSpace="0"/>
       </w:pPr>
       <w:r>
-        <w:t>[Fach, KLP-Version, Geltungsbereich, Kursniveau, Inhaltsfelder; Kompetenzerwartungen mit korrekten Kennungen, Wortlaut und Fundstellen]</w:t>
+        <w:rPr>
+          <w:rFonts w:ascii="Liberation Sans" w:hAnsi="Liberation Sans" w:cs="Liberation Sans" w:eastAsia="Liberation Sans"/>
+          <w:b/>
+          <w:i w:val="0"/>
+          <w:color w:val="000000"/>
+          <w:sz w:val="24"/>
+        </w:rPr>
+        <w:t>M1  [Materialtitel]</w:t>
       </w:r>
     </w:p>
     <w:p>
       <w:pPr>
-        <w:pStyle w:val="Heading2"/>
+        <w:widowControl w:val="0"/>
+        <w:spacing w:before="0" w:after="0" w:line="276" w:lineRule="exact"/>
+        <w:jc w:val="left"/>
+        <w:framePr w:w="8844" w:x="1531" w:y="2944" w:hAnchor="page" w:vAnchor="page" w:wrap="notBeside" w:hSpace="0" w:vSpace="0"/>
       </w:pPr>
       <w:r>
-        <w:t>3 Prüfungsplan</w:t>
+        <w:rPr>
+          <w:rFonts w:ascii="Liberation Serif" w:hAnsi="Liberation Serif" w:cs="Liberation Serif" w:eastAsia="Liberation Serif"/>
+          <w:b w:val="0"/>
+          <w:i w:val="0"/>
+          <w:color w:val="000000"/>
+          <w:sz w:val="24"/>
+        </w:rPr>
+        <w:t>[Materialtext, Messdaten oder Abbildung mit Beschriftung,</w:t>
+        <w:br/>
+        <w:t>Einheiten und vollständiger Quellenangabe.]</w:t>
       </w:r>
     </w:p>
     <w:p>
       <w:pPr>
-        <w:keepLines/>
-        <w:spacing w:after="816"/>
+        <w:widowControl w:val="0"/>
+        <w:spacing w:before="0" w:after="0" w:line="276" w:lineRule="exact"/>
+        <w:jc w:val="left"/>
+        <w:framePr w:w="8844" w:x="1531" w:y="4823" w:hAnchor="page" w:vAnchor="page" w:wrap="notBeside" w:hSpace="0" w:vSpace="0"/>
       </w:pPr>
       <w:r>
-        <w:t>[Je Teilaufgabe: Operator · Kompetenz · Material · AFB I / II / III · BE · geschätzte Zeit. Summen und AFB-Anteile ausweisen.]</w:t>
+        <w:rPr>
+          <w:rFonts w:ascii="Liberation Sans" w:hAnsi="Liberation Sans" w:cs="Liberation Sans" w:eastAsia="Liberation Sans"/>
+          <w:b/>
+          <w:i w:val="0"/>
+          <w:color w:val="000000"/>
+          <w:sz w:val="24"/>
+        </w:rPr>
+        <w:t>M2  [Materialtitel]</w:t>
       </w:r>
     </w:p>
     <w:p>
       <w:pPr>
-        <w:pStyle w:val="Heading2"/>
+        <w:widowControl w:val="0"/>
+        <w:spacing w:before="0" w:after="0" w:line="276" w:lineRule="exact"/>
+        <w:jc w:val="left"/>
+        <w:framePr w:w="8844" w:x="1531" w:y="5200" w:hAnchor="page" w:vAnchor="page" w:wrap="notBeside" w:hSpace="0" w:vSpace="0"/>
       </w:pPr>
       <w:r>
-        <w:t>4 Materialgrundlage und Hilfsmittel</w:t>
+        <w:rPr>
+          <w:rFonts w:ascii="Liberation Serif" w:hAnsi="Liberation Serif" w:cs="Liberation Serif" w:eastAsia="Liberation Serif"/>
+          <w:b w:val="0"/>
+          <w:i w:val="0"/>
+          <w:color w:val="000000"/>
+          <w:sz w:val="24"/>
+        </w:rPr>
+        <w:t>[Materialtext, Messdaten oder Abbildung mit Beschriftung,</w:t>
+        <w:br/>
+        <w:t>Einheiten und vollständiger Quellenangabe.]</w:t>
       </w:r>
     </w:p>
     <w:p>
       <w:pPr>
-        <w:keepLines/>
-        <w:spacing w:after="544"/>
+        <w:widowControl w:val="0"/>
+        <w:spacing w:before="0" w:after="0" w:line="276" w:lineRule="exact"/>
+        <w:jc w:val="left"/>
+        <w:framePr w:w="8844" w:x="1531" w:y="12269" w:hAnchor="page" w:vAnchor="page" w:wrap="notBeside" w:hSpace="0" w:vSpace="0"/>
       </w:pPr>
       <w:r>
-        <w:t>[Vollständige Quellen einschließlich Bildlizenzen; erlaubte Hilfsmittel; bei Experimenten nur freigegebene schulgeeignete Verfahren]</w:t>
+        <w:rPr>
+          <w:rFonts w:ascii="Liberation Sans" w:hAnsi="Liberation Sans" w:cs="Liberation Sans" w:eastAsia="Liberation Sans"/>
+          <w:b/>
+          <w:i w:val="0"/>
+          <w:color w:val="000000"/>
+          <w:sz w:val="24"/>
+        </w:rPr>
+        <w:t>M3  [Materialtitel]</w:t>
       </w:r>
     </w:p>
     <w:p>
       <w:pPr>
-        <w:pStyle w:val="Heading2"/>
+        <w:widowControl w:val="0"/>
+        <w:spacing w:before="0" w:after="0" w:line="276" w:lineRule="exact"/>
+        <w:jc w:val="left"/>
+        <w:framePr w:w="8844" w:x="1531" w:y="12649" w:hAnchor="page" w:vAnchor="page" w:wrap="notBeside" w:hSpace="0" w:vSpace="0"/>
       </w:pPr>
       <w:r>
-        <w:t>5 Abgrenzung zu Vergleichsklausuren</w:t>
-      </w:r>
-    </w:p>
-    <w:p>
-      <w:pPr>
-        <w:keepLines/>
-        <w:spacing w:after="578"/>
-      </w:pPr>
-      <w:r>
-        <w:t>[Falls vorhanden: verglichene Dateien, neue Kontexte / Datensätze / Denkwege; gleicher Stoff, vergleichbarer Anspruch und Umfang]</w:t>
+        <w:rPr>
+          <w:rFonts w:ascii="Liberation Serif" w:hAnsi="Liberation Serif" w:cs="Liberation Serif" w:eastAsia="Liberation Serif"/>
+          <w:b w:val="0"/>
+          <w:i w:val="0"/>
+          <w:color w:val="000000"/>
+          <w:sz w:val="24"/>
+        </w:rPr>
+        <w:t>[Materialtext, Messdaten oder Abbildung mit Beschriftung,</w:t>
+        <w:br/>
+        <w:t>Einheiten und vollständiger Quellenangabe.]</w:t>
       </w:r>
     </w:p>
     <w:p>
@@ -364,100 +1001,582 @@
     </w:p>
     <w:p>
       <w:pPr>
-        <w:pStyle w:val="Title"/>
+        <w:widowControl w:val="0"/>
+        <w:spacing w:before="0" w:after="0" w:line="253" w:lineRule="exact"/>
+        <w:jc w:val="left"/>
+        <w:framePr w:w="6200" w:x="1531" w:y="627" w:hAnchor="page" w:vAnchor="page" w:wrap="notBeside" w:hSpace="0" w:vSpace="0"/>
       </w:pPr>
       <w:r>
-        <w:t>Erwartungshorizont</w:t>
-      </w:r>
-    </w:p>
-    <w:p>
-      <w:r>
-        <w:t>Nur für die Lehrkraft</w:t>
+        <w:rPr>
+          <w:rFonts w:ascii="Liberation Sans" w:hAnsi="Liberation Sans" w:cs="Liberation Sans" w:eastAsia="Liberation Sans"/>
+          <w:b w:val="0"/>
+          <w:i w:val="0"/>
+          <w:color w:val="000000"/>
+          <w:sz w:val="22"/>
+        </w:rPr>
+        <w:t>[Schule]</w:t>
       </w:r>
     </w:p>
     <w:p>
       <w:pPr>
-        <w:pStyle w:val="Heading2"/>
+        <w:widowControl w:val="0"/>
+        <w:spacing w:before="0" w:after="0" w:line="322" w:lineRule="exact"/>
+        <w:jc w:val="right"/>
+        <w:framePr w:w="3695" w:x="6680" w:y="620" w:hAnchor="page" w:vAnchor="page" w:wrap="notBeside" w:hSpace="0" w:vSpace="0"/>
       </w:pPr>
       <w:r>
-        <w:t>Teilaufgabe 1.1</w:t>
+        <w:rPr>
+          <w:rFonts w:ascii="Liberation Sans" w:hAnsi="Liberation Sans" w:cs="Liberation Sans" w:eastAsia="Liberation Sans"/>
+          <w:b/>
+          <w:i w:val="0"/>
+          <w:color w:val="000000"/>
+          <w:sz w:val="28"/>
+        </w:rPr>
+        <w:t>[Fach · Kurs · Aufgabe]</w:t>
       </w:r>
     </w:p>
     <w:p>
       <w:pPr>
-        <w:keepLines/>
-        <w:spacing w:after="714"/>
+        <w:widowControl w:val="0"/>
+        <w:spacing w:before="0" w:after="0" w:line="253" w:lineRule="exact"/>
+        <w:jc w:val="right"/>
+        <w:framePr w:w="2995" w:x="7380" w:y="914" w:hAnchor="page" w:vAnchor="page" w:wrap="notBeside" w:hSpace="0" w:vSpace="0"/>
       </w:pPr>
       <w:r>
-        <w:t>[Vollständige Lösung / Lösungsweg; einzelne Kriterien mit BE und AFB; vertretbare Alternativen; Materialbezug]</w:t>
+        <w:rPr>
+          <w:rFonts w:ascii="Liberation Sans" w:hAnsi="Liberation Sans" w:cs="Liberation Sans" w:eastAsia="Liberation Sans"/>
+          <w:b w:val="0"/>
+          <w:i w:val="0"/>
+          <w:color w:val="000000"/>
+          <w:sz w:val="22"/>
+        </w:rPr>
+        <w:t>Seite 1 von 6</w:t>
       </w:r>
     </w:p>
     <w:p>
       <w:pPr>
-        <w:pStyle w:val="Heading2"/>
+        <w:widowControl w:val="0"/>
+        <w:spacing w:before="0" w:after="0" w:line="207" w:lineRule="exact"/>
+        <w:jc w:val="center"/>
+        <w:framePr w:w="8844" w:x="1531" w:y="15799" w:hAnchor="page" w:vAnchor="page" w:wrap="notBeside" w:hSpace="0" w:vSpace="0"/>
       </w:pPr>
       <w:r>
-        <w:t>Teilaufgabe 1.2</w:t>
+        <w:rPr>
+          <w:rFonts w:ascii="Liberation Serif" w:hAnsi="Liberation Serif" w:cs="Liberation Serif" w:eastAsia="Liberation Serif"/>
+          <w:b w:val="0"/>
+          <w:i w:val="0"/>
+          <w:color w:val="000000"/>
+          <w:sz w:val="18"/>
+        </w:rPr>
+        <w:t>Schulische Klausurvorlage · [Jahr]</w:t>
       </w:r>
     </w:p>
     <w:p>
       <w:pPr>
-        <w:keepLines/>
-        <w:spacing w:after="714"/>
+        <w:spacing w:after="0" w:line="20" w:lineRule="exact"/>
       </w:pPr>
       <w:r>
-        <w:t>[Vollständige Lösung / Rechnung mit Einheiten; einzelne Kriterien mit BE und AFB; Folgefehlerregel]</w:t>
+        <w:pict>
+          <v:rect style="position:absolute;margin-left:75.06pt;margin-top:76.56pt;width:445.2pt;height:20.7pt;z-index:-1;mso-position-horizontal-relative:page;mso-position-vertical-relative:page" fillcolor="#d9d9d9" stroked="f"/>
+        </w:pict>
       </w:r>
     </w:p>
     <w:p>
       <w:pPr>
-        <w:pStyle w:val="Heading2"/>
+        <w:widowControl w:val="0"/>
+        <w:spacing w:before="0" w:after="0" w:line="414" w:lineRule="exact"/>
+        <w:jc w:val="center"/>
+        <w:framePr w:w="8844" w:x="1531" w:y="1571" w:hAnchor="page" w:vAnchor="page" w:wrap="notBeside" w:hSpace="0" w:vSpace="0"/>
       </w:pPr>
       <w:r>
-        <w:t>Teilaufgabe 1.3</w:t>
+        <w:rPr>
+          <w:rFonts w:ascii="Liberation Sans" w:hAnsi="Liberation Sans" w:cs="Liberation Sans" w:eastAsia="Liberation Sans"/>
+          <w:b w:val="0"/>
+          <w:i/>
+          <w:color w:val="000000"/>
+          <w:sz w:val="36"/>
+        </w:rPr>
+        <w:t>Unterlagen für die Lehrkraft</w:t>
       </w:r>
     </w:p>
     <w:p>
       <w:pPr>
-        <w:keepLines/>
-        <w:spacing w:after="714"/>
+        <w:widowControl w:val="0"/>
+        <w:spacing w:before="0" w:after="0" w:line="460" w:lineRule="exact"/>
+        <w:jc w:val="center"/>
+        <w:framePr w:w="8844" w:x="1531" w:y="2179" w:hAnchor="page" w:vAnchor="page" w:wrap="notBeside" w:hSpace="0" w:vSpace="0"/>
       </w:pPr>
       <w:r>
-        <w:t>[Vollständige Lösung / Auswertung; einzelne Kriterien mit BE und AFB; fachlich vertretbare Alternativen]</w:t>
+        <w:rPr>
+          <w:rFonts w:ascii="Liberation Sans" w:hAnsi="Liberation Sans" w:cs="Liberation Sans" w:eastAsia="Liberation Sans"/>
+          <w:b/>
+          <w:i w:val="0"/>
+          <w:color w:val="000000"/>
+          <w:sz w:val="40"/>
+        </w:rPr>
+        <w:t>Klausur [Jahr]</w:t>
       </w:r>
     </w:p>
     <w:p>
       <w:pPr>
-        <w:pStyle w:val="Heading2"/>
+        <w:widowControl w:val="0"/>
+        <w:spacing w:before="0" w:after="0" w:line="414" w:lineRule="exact"/>
+        <w:jc w:val="center"/>
+        <w:framePr w:w="8844" w:x="1531" w:y="2763" w:hAnchor="page" w:vAnchor="page" w:wrap="notBeside" w:hSpace="0" w:vSpace="0"/>
       </w:pPr>
       <w:r>
-        <w:t>Teilaufgabe 1.4</w:t>
+        <w:rPr>
+          <w:rFonts w:ascii="Liberation Sans" w:hAnsi="Liberation Sans" w:cs="Liberation Sans" w:eastAsia="Liberation Sans"/>
+          <w:b w:val="0"/>
+          <w:i/>
+          <w:color w:val="000000"/>
+          <w:sz w:val="36"/>
+        </w:rPr>
+        <w:t>[Fach], [Kursart]</w:t>
       </w:r>
     </w:p>
     <w:p>
       <w:pPr>
-        <w:keepLines/>
-        <w:spacing w:after="714"/>
+        <w:spacing w:after="0" w:line="20" w:lineRule="exact"/>
       </w:pPr>
       <w:r>
-        <w:t>[Vollständige Lösung / begründetes Urteil; einzelne Kriterien mit BE und AFB; Voraussetzungen und Grenzen]</w:t>
+        <w:pict>
+          <v:rect style="position:absolute;margin-left:75.06pt;margin-top:163.32pt;width:445.2pt;height:0.72pt;z-index:-1;mso-position-horizontal-relative:page;mso-position-vertical-relative:page" fillcolor="#000000" stroked="f"/>
+        </w:pict>
       </w:r>
     </w:p>
     <w:p>
       <w:pPr>
-        <w:pStyle w:val="Heading2"/>
+        <w:widowControl w:val="0"/>
+        <w:spacing w:before="0" w:after="0" w:line="299" w:lineRule="exact"/>
+        <w:jc w:val="left"/>
+        <w:framePr w:w="480" w:x="1531" w:y="3681" w:hAnchor="page" w:vAnchor="page" w:wrap="notBeside" w:hSpace="0" w:vSpace="0"/>
       </w:pPr>
       <w:r>
-        <w:t>Kontrolle der Bewertung</w:t>
+        <w:rPr>
+          <w:rFonts w:ascii="Liberation Sans" w:hAnsi="Liberation Sans" w:cs="Liberation Sans" w:eastAsia="Liberation Sans"/>
+          <w:b/>
+          <w:i w:val="0"/>
+          <w:color w:val="000000"/>
+          <w:sz w:val="26"/>
+        </w:rPr>
+        <w:t>1.</w:t>
       </w:r>
     </w:p>
     <w:p>
       <w:pPr>
-        <w:keepLines/>
-        <w:spacing w:after="306"/>
+        <w:widowControl w:val="0"/>
+        <w:spacing w:before="0" w:after="0" w:line="299" w:lineRule="exact"/>
+        <w:jc w:val="left"/>
+        <w:framePr w:w="8276" w:x="2099" w:y="3681" w:hAnchor="page" w:vAnchor="page" w:wrap="notBeside" w:hSpace="0" w:vSpace="0"/>
       </w:pPr>
       <w:r>
-        <w:t>[Summe aller Kriterien = Teilaufgabensummen = Gesamt-BE. Keine doppelte Vergabe für denselben Nachweis.]</w:t>
+        <w:rPr>
+          <w:rFonts w:ascii="Liberation Sans" w:hAnsi="Liberation Sans" w:cs="Liberation Sans" w:eastAsia="Liberation Sans"/>
+          <w:b/>
+          <w:i w:val="0"/>
+          <w:color w:val="000000"/>
+          <w:sz w:val="26"/>
+        </w:rPr>
+        <w:t>Aufgabenart</w:t>
+      </w:r>
+    </w:p>
+    <w:p>
+      <w:pPr>
+        <w:widowControl w:val="0"/>
+        <w:spacing w:before="0" w:after="0" w:line="276" w:lineRule="exact"/>
+        <w:jc w:val="left"/>
+        <w:framePr w:w="8844" w:x="1531" w:y="4119" w:hAnchor="page" w:vAnchor="page" w:wrap="notBeside" w:hSpace="0" w:vSpace="0"/>
+      </w:pPr>
+      <w:r>
+        <w:rPr>
+          <w:rFonts w:ascii="Liberation Serif" w:hAnsi="Liberation Serif" w:cs="Liberation Serif" w:eastAsia="Liberation Serif"/>
+          <w:b w:val="0"/>
+          <w:i w:val="0"/>
+          <w:color w:val="000000"/>
+          <w:sz w:val="24"/>
+        </w:rPr>
+        <w:t>[Art der Aufgabe]</w:t>
+      </w:r>
+    </w:p>
+    <w:p>
+      <w:pPr>
+        <w:widowControl w:val="0"/>
+        <w:spacing w:before="0" w:after="0" w:line="299" w:lineRule="exact"/>
+        <w:jc w:val="left"/>
+        <w:framePr w:w="480" w:x="1531" w:y="4939" w:hAnchor="page" w:vAnchor="page" w:wrap="notBeside" w:hSpace="0" w:vSpace="0"/>
+      </w:pPr>
+      <w:r>
+        <w:rPr>
+          <w:rFonts w:ascii="Liberation Sans" w:hAnsi="Liberation Sans" w:cs="Liberation Sans" w:eastAsia="Liberation Sans"/>
+          <w:b/>
+          <w:i w:val="0"/>
+          <w:color w:val="000000"/>
+          <w:sz w:val="26"/>
+        </w:rPr>
+        <w:t>2.</w:t>
+      </w:r>
+    </w:p>
+    <w:p>
+      <w:pPr>
+        <w:widowControl w:val="0"/>
+        <w:spacing w:before="0" w:after="0" w:line="299" w:lineRule="exact"/>
+        <w:jc w:val="left"/>
+        <w:framePr w:w="8276" w:x="2099" w:y="4939" w:hAnchor="page" w:vAnchor="page" w:wrap="notBeside" w:hSpace="0" w:vSpace="0"/>
+      </w:pPr>
+      <w:r>
+        <w:rPr>
+          <w:rFonts w:ascii="Liberation Sans" w:hAnsi="Liberation Sans" w:cs="Liberation Sans" w:eastAsia="Liberation Sans"/>
+          <w:b/>
+          <w:i w:val="0"/>
+          <w:color w:val="000000"/>
+          <w:sz w:val="26"/>
+        </w:rPr>
+        <w:t>Aufgabenstellung</w:t>
+      </w:r>
+    </w:p>
+    <w:p>
+      <w:pPr>
+        <w:spacing w:after="0" w:line="20" w:lineRule="exact"/>
+      </w:pPr>
+      <w:r>
+        <w:pict>
+          <v:rect style="position:absolute;margin-left:76.56pt;margin-top:269.22pt;width:442.38pt;height:395.58pt;z-index:-1;mso-position-horizontal-relative:page;mso-position-vertical-relative:page" filled="f" strokecolor="#000000" strokeweight="0.48pt"/>
+        </w:pict>
+      </w:r>
+    </w:p>
+    <w:p>
+      <w:pPr>
+        <w:widowControl w:val="0"/>
+        <w:spacing w:before="0" w:after="0" w:line="276" w:lineRule="exact"/>
+        <w:jc w:val="left"/>
+        <w:framePr w:w="8700" w:x="1594" w:y="5473" w:hAnchor="page" w:vAnchor="page" w:wrap="notBeside" w:hSpace="0" w:vSpace="0"/>
+      </w:pPr>
+      <w:r>
+        <w:rPr>
+          <w:rFonts w:ascii="Liberation Serif" w:hAnsi="Liberation Serif" w:cs="Liberation Serif" w:eastAsia="Liberation Serif"/>
+          <w:b/>
+          <w:i w:val="0"/>
+          <w:color w:val="000000"/>
+          <w:sz w:val="24"/>
+        </w:rPr>
+        <w:t>[Titel des Kontextes]</w:t>
+      </w:r>
+    </w:p>
+    <w:p>
+      <w:pPr>
+        <w:widowControl w:val="0"/>
+        <w:spacing w:before="0" w:after="0" w:line="276" w:lineRule="exact"/>
+        <w:jc w:val="left"/>
+        <w:framePr w:w="240" w:x="1594" w:y="6025" w:hAnchor="page" w:vAnchor="page" w:wrap="notBeside" w:hSpace="0" w:vSpace="0"/>
+      </w:pPr>
+      <w:r>
+        <w:rPr>
+          <w:rFonts w:ascii="Liberation Serif" w:hAnsi="Liberation Serif" w:cs="Liberation Serif" w:eastAsia="Liberation Serif"/>
+          <w:b w:val="0"/>
+          <w:i w:val="0"/>
+          <w:color w:val="000000"/>
+          <w:sz w:val="24"/>
+        </w:rPr>
+        <w:t>1.</w:t>
+      </w:r>
+    </w:p>
+    <w:p>
+      <w:pPr>
+        <w:widowControl w:val="0"/>
+        <w:spacing w:before="0" w:after="0" w:line="276" w:lineRule="exact"/>
+        <w:jc w:val="left"/>
+        <w:framePr w:w="8420" w:x="1878" w:y="6025" w:hAnchor="page" w:vAnchor="page" w:wrap="notBeside" w:hSpace="0" w:vSpace="0"/>
+      </w:pPr>
+      <w:r>
+        <w:rPr>
+          <w:rFonts w:ascii="Liberation Serif" w:hAnsi="Liberation Serif" w:cs="Liberation Serif" w:eastAsia="Liberation Serif"/>
+          <w:b w:val="0"/>
+          <w:i w:val="0"/>
+          <w:color w:val="000000"/>
+          <w:sz w:val="24"/>
+        </w:rPr>
+        <w:t>[Identischer Arbeitsauftrag aus der Schülerfassung.]</w:t>
+      </w:r>
+    </w:p>
+    <w:p>
+      <w:pPr>
+        <w:widowControl w:val="0"/>
+        <w:spacing w:before="0" w:after="0" w:line="276" w:lineRule="exact"/>
+        <w:jc w:val="right"/>
+        <w:framePr w:w="1276" w:x="9020" w:y="7405" w:hAnchor="page" w:vAnchor="page" w:wrap="notBeside" w:hSpace="0" w:vSpace="0"/>
+      </w:pPr>
+      <w:r>
+        <w:rPr>
+          <w:rFonts w:ascii="Liberation Serif" w:hAnsi="Liberation Serif" w:cs="Liberation Serif" w:eastAsia="Liberation Serif"/>
+          <w:b w:val="0"/>
+          <w:i/>
+          <w:color w:val="000000"/>
+          <w:sz w:val="24"/>
+        </w:rPr>
+        <w:t>([…] BE)</w:t>
+      </w:r>
+    </w:p>
+    <w:p>
+      <w:pPr>
+        <w:widowControl w:val="0"/>
+        <w:spacing w:before="0" w:after="0" w:line="276" w:lineRule="exact"/>
+        <w:jc w:val="left"/>
+        <w:framePr w:w="240" w:x="1594" w:y="7957" w:hAnchor="page" w:vAnchor="page" w:wrap="notBeside" w:hSpace="0" w:vSpace="0"/>
+      </w:pPr>
+      <w:r>
+        <w:rPr>
+          <w:rFonts w:ascii="Liberation Serif" w:hAnsi="Liberation Serif" w:cs="Liberation Serif" w:eastAsia="Liberation Serif"/>
+          <w:b w:val="0"/>
+          <w:i w:val="0"/>
+          <w:color w:val="000000"/>
+          <w:sz w:val="24"/>
+        </w:rPr>
+        <w:t>2.</w:t>
+      </w:r>
+    </w:p>
+    <w:p>
+      <w:pPr>
+        <w:widowControl w:val="0"/>
+        <w:spacing w:before="0" w:after="0" w:line="276" w:lineRule="exact"/>
+        <w:jc w:val="left"/>
+        <w:framePr w:w="8420" w:x="1878" w:y="7957" w:hAnchor="page" w:vAnchor="page" w:wrap="notBeside" w:hSpace="0" w:vSpace="0"/>
+      </w:pPr>
+      <w:r>
+        <w:rPr>
+          <w:rFonts w:ascii="Liberation Serif" w:hAnsi="Liberation Serif" w:cs="Liberation Serif" w:eastAsia="Liberation Serif"/>
+          <w:b w:val="0"/>
+          <w:i w:val="0"/>
+          <w:color w:val="000000"/>
+          <w:sz w:val="24"/>
+        </w:rPr>
+        <w:t>[Identischer Arbeitsauftrag aus der Schülerfassung.]</w:t>
+      </w:r>
+    </w:p>
+    <w:p>
+      <w:pPr>
+        <w:widowControl w:val="0"/>
+        <w:spacing w:before="0" w:after="0" w:line="276" w:lineRule="exact"/>
+        <w:jc w:val="right"/>
+        <w:framePr w:w="1276" w:x="9020" w:y="8509" w:hAnchor="page" w:vAnchor="page" w:wrap="notBeside" w:hSpace="0" w:vSpace="0"/>
+      </w:pPr>
+      <w:r>
+        <w:rPr>
+          <w:rFonts w:ascii="Liberation Serif" w:hAnsi="Liberation Serif" w:cs="Liberation Serif" w:eastAsia="Liberation Serif"/>
+          <w:b w:val="0"/>
+          <w:i/>
+          <w:color w:val="000000"/>
+          <w:sz w:val="24"/>
+        </w:rPr>
+        <w:t>([…] BE)</w:t>
+      </w:r>
+    </w:p>
+    <w:p>
+      <w:pPr>
+        <w:widowControl w:val="0"/>
+        <w:spacing w:before="0" w:after="0" w:line="276" w:lineRule="exact"/>
+        <w:jc w:val="left"/>
+        <w:framePr w:w="240" w:x="1594" w:y="9061" w:hAnchor="page" w:vAnchor="page" w:wrap="notBeside" w:hSpace="0" w:vSpace="0"/>
+      </w:pPr>
+      <w:r>
+        <w:rPr>
+          <w:rFonts w:ascii="Liberation Serif" w:hAnsi="Liberation Serif" w:cs="Liberation Serif" w:eastAsia="Liberation Serif"/>
+          <w:b w:val="0"/>
+          <w:i w:val="0"/>
+          <w:color w:val="000000"/>
+          <w:sz w:val="24"/>
+        </w:rPr>
+        <w:t>3.</w:t>
+      </w:r>
+    </w:p>
+    <w:p>
+      <w:pPr>
+        <w:widowControl w:val="0"/>
+        <w:spacing w:before="0" w:after="0" w:line="276" w:lineRule="exact"/>
+        <w:jc w:val="left"/>
+        <w:framePr w:w="8420" w:x="1878" w:y="9061" w:hAnchor="page" w:vAnchor="page" w:wrap="notBeside" w:hSpace="0" w:vSpace="0"/>
+      </w:pPr>
+      <w:r>
+        <w:rPr>
+          <w:rFonts w:ascii="Liberation Serif" w:hAnsi="Liberation Serif" w:cs="Liberation Serif" w:eastAsia="Liberation Serif"/>
+          <w:b w:val="0"/>
+          <w:i w:val="0"/>
+          <w:color w:val="000000"/>
+          <w:sz w:val="24"/>
+        </w:rPr>
+        <w:t>[Identischer Arbeitsauftrag aus der Schülerfassung.]</w:t>
+      </w:r>
+    </w:p>
+    <w:p>
+      <w:pPr>
+        <w:widowControl w:val="0"/>
+        <w:spacing w:before="0" w:after="0" w:line="276" w:lineRule="exact"/>
+        <w:jc w:val="right"/>
+        <w:framePr w:w="1276" w:x="9020" w:y="9889" w:hAnchor="page" w:vAnchor="page" w:wrap="notBeside" w:hSpace="0" w:vSpace="0"/>
+      </w:pPr>
+      <w:r>
+        <w:rPr>
+          <w:rFonts w:ascii="Liberation Serif" w:hAnsi="Liberation Serif" w:cs="Liberation Serif" w:eastAsia="Liberation Serif"/>
+          <w:b w:val="0"/>
+          <w:i/>
+          <w:color w:val="000000"/>
+          <w:sz w:val="24"/>
+        </w:rPr>
+        <w:t>([…] BE)</w:t>
+      </w:r>
+    </w:p>
+    <w:p>
+      <w:pPr>
+        <w:widowControl w:val="0"/>
+        <w:spacing w:before="0" w:after="0" w:line="276" w:lineRule="exact"/>
+        <w:jc w:val="left"/>
+        <w:framePr w:w="240" w:x="1594" w:y="10441" w:hAnchor="page" w:vAnchor="page" w:wrap="notBeside" w:hSpace="0" w:vSpace="0"/>
+      </w:pPr>
+      <w:r>
+        <w:rPr>
+          <w:rFonts w:ascii="Liberation Serif" w:hAnsi="Liberation Serif" w:cs="Liberation Serif" w:eastAsia="Liberation Serif"/>
+          <w:b w:val="0"/>
+          <w:i w:val="0"/>
+          <w:color w:val="000000"/>
+          <w:sz w:val="24"/>
+        </w:rPr>
+        <w:t>4.</w:t>
+      </w:r>
+    </w:p>
+    <w:p>
+      <w:pPr>
+        <w:widowControl w:val="0"/>
+        <w:spacing w:before="0" w:after="0" w:line="276" w:lineRule="exact"/>
+        <w:jc w:val="left"/>
+        <w:framePr w:w="8420" w:x="1878" w:y="10441" w:hAnchor="page" w:vAnchor="page" w:wrap="notBeside" w:hSpace="0" w:vSpace="0"/>
+      </w:pPr>
+      <w:r>
+        <w:rPr>
+          <w:rFonts w:ascii="Liberation Serif" w:hAnsi="Liberation Serif" w:cs="Liberation Serif" w:eastAsia="Liberation Serif"/>
+          <w:b w:val="0"/>
+          <w:i w:val="0"/>
+          <w:color w:val="000000"/>
+          <w:sz w:val="24"/>
+        </w:rPr>
+        <w:t>[Identischer Arbeitsauftrag aus der Schülerfassung.]</w:t>
+      </w:r>
+    </w:p>
+    <w:p>
+      <w:pPr>
+        <w:widowControl w:val="0"/>
+        <w:spacing w:before="0" w:after="0" w:line="276" w:lineRule="exact"/>
+        <w:jc w:val="right"/>
+        <w:framePr w:w="1276" w:x="9020" w:y="11269" w:hAnchor="page" w:vAnchor="page" w:wrap="notBeside" w:hSpace="0" w:vSpace="0"/>
+      </w:pPr>
+      <w:r>
+        <w:rPr>
+          <w:rFonts w:ascii="Liberation Serif" w:hAnsi="Liberation Serif" w:cs="Liberation Serif" w:eastAsia="Liberation Serif"/>
+          <w:b w:val="0"/>
+          <w:i/>
+          <w:color w:val="000000"/>
+          <w:sz w:val="24"/>
+        </w:rPr>
+        <w:t>([…] BE)</w:t>
+      </w:r>
+    </w:p>
+    <w:p>
+      <w:pPr>
+        <w:widowControl w:val="0"/>
+        <w:spacing w:before="0" w:after="0" w:line="276" w:lineRule="exact"/>
+        <w:jc w:val="left"/>
+        <w:framePr w:w="240" w:x="1594" w:y="11821" w:hAnchor="page" w:vAnchor="page" w:wrap="notBeside" w:hSpace="0" w:vSpace="0"/>
+      </w:pPr>
+      <w:r>
+        <w:rPr>
+          <w:rFonts w:ascii="Liberation Serif" w:hAnsi="Liberation Serif" w:cs="Liberation Serif" w:eastAsia="Liberation Serif"/>
+          <w:b w:val="0"/>
+          <w:i w:val="0"/>
+          <w:color w:val="000000"/>
+          <w:sz w:val="24"/>
+        </w:rPr>
+        <w:t>5.</w:t>
+      </w:r>
+    </w:p>
+    <w:p>
+      <w:pPr>
+        <w:widowControl w:val="0"/>
+        <w:spacing w:before="0" w:after="0" w:line="276" w:lineRule="exact"/>
+        <w:jc w:val="left"/>
+        <w:framePr w:w="8420" w:x="1878" w:y="11821" w:hAnchor="page" w:vAnchor="page" w:wrap="notBeside" w:hSpace="0" w:vSpace="0"/>
+      </w:pPr>
+      <w:r>
+        <w:rPr>
+          <w:rFonts w:ascii="Liberation Serif" w:hAnsi="Liberation Serif" w:cs="Liberation Serif" w:eastAsia="Liberation Serif"/>
+          <w:b w:val="0"/>
+          <w:i w:val="0"/>
+          <w:color w:val="000000"/>
+          <w:sz w:val="24"/>
+        </w:rPr>
+        <w:t>[Identischer Arbeitsauftrag aus der Schülerfassung.]</w:t>
+      </w:r>
+    </w:p>
+    <w:p>
+      <w:pPr>
+        <w:widowControl w:val="0"/>
+        <w:spacing w:before="0" w:after="0" w:line="276" w:lineRule="exact"/>
+        <w:jc w:val="right"/>
+        <w:framePr w:w="1276" w:x="9020" w:y="12889" w:hAnchor="page" w:vAnchor="page" w:wrap="notBeside" w:hSpace="0" w:vSpace="0"/>
+      </w:pPr>
+      <w:r>
+        <w:rPr>
+          <w:rFonts w:ascii="Liberation Serif" w:hAnsi="Liberation Serif" w:cs="Liberation Serif" w:eastAsia="Liberation Serif"/>
+          <w:b w:val="0"/>
+          <w:i/>
+          <w:color w:val="000000"/>
+          <w:sz w:val="24"/>
+        </w:rPr>
+        <w:t>([…] BE)</w:t>
+      </w:r>
+    </w:p>
+    <w:p>
+      <w:pPr>
+        <w:spacing w:after="0" w:line="20" w:lineRule="exact"/>
+      </w:pPr>
+      <w:r>
+        <w:pict>
+          <v:rect style="position:absolute;margin-left:76.56pt;margin-top:747pt;width:144pt;height:0.5pt;z-index:-1;mso-position-horizontal-relative:page;mso-position-vertical-relative:page" fillcolor="#000000" stroked="f"/>
+        </w:pict>
+      </w:r>
+    </w:p>
+    <w:p>
+      <w:pPr>
+        <w:widowControl w:val="0"/>
+        <w:spacing w:before="0" w:after="0" w:line="207" w:lineRule="exact"/>
+        <w:jc w:val="left"/>
+        <w:framePr w:w="8844" w:x="1531" w:y="15007" w:hAnchor="page" w:vAnchor="page" w:wrap="notBeside" w:hSpace="0" w:vSpace="0"/>
+      </w:pPr>
+      <w:r>
+        <w:rPr>
+          <w:rFonts w:ascii="Liberation Serif" w:hAnsi="Liberation Serif" w:cs="Liberation Serif" w:eastAsia="Liberation Serif"/>
+          <w:b w:val="0"/>
+          <w:i w:val="0"/>
+          <w:color w:val="000000"/>
+          <w:sz w:val="18"/>
+        </w:rPr>
+        <w:t>Die Aufgaben berücksichtigen die Anforderungsbereiche I, II und III.</w:t>
+      </w:r>
+    </w:p>
+    <w:p>
+      <w:pPr>
+        <w:widowControl w:val="0"/>
+        <w:spacing w:before="0" w:after="0" w:line="207" w:lineRule="exact"/>
+        <w:jc w:val="left"/>
+        <w:framePr w:w="8844" w:x="1531" w:y="15237" w:hAnchor="page" w:vAnchor="page" w:wrap="notBeside" w:hSpace="0" w:vSpace="0"/>
+      </w:pPr>
+      <w:r>
+        <w:rPr>
+          <w:rFonts w:ascii="Liberation Serif" w:hAnsi="Liberation Serif" w:cs="Liberation Serif" w:eastAsia="Liberation Serif"/>
+          <w:b w:val="0"/>
+          <w:i w:val="0"/>
+          <w:color w:val="000000"/>
+          <w:sz w:val="18"/>
+        </w:rPr>
+        <w:t>BE: Bewertungseinheiten</w:t>
       </w:r>
     </w:p>
     <w:p>
@@ -467,164 +1586,5650 @@
     </w:p>
     <w:p>
       <w:pPr>
-        <w:pStyle w:val="Title"/>
+        <w:widowControl w:val="0"/>
+        <w:spacing w:before="0" w:after="0" w:line="253" w:lineRule="exact"/>
+        <w:jc w:val="left"/>
+        <w:framePr w:w="6200" w:x="1531" w:y="627" w:hAnchor="page" w:vAnchor="page" w:wrap="notBeside" w:hSpace="0" w:vSpace="0"/>
       </w:pPr>
       <w:r>
-        <w:t>Bewertungsbogen</w:t>
+        <w:rPr>
+          <w:rFonts w:ascii="Liberation Sans" w:hAnsi="Liberation Sans" w:cs="Liberation Sans" w:eastAsia="Liberation Sans"/>
+          <w:b w:val="0"/>
+          <w:i w:val="0"/>
+          <w:color w:val="000000"/>
+          <w:sz w:val="22"/>
+        </w:rPr>
+        <w:t>[Schule]</w:t>
+      </w:r>
+    </w:p>
+    <w:p>
+      <w:pPr>
+        <w:widowControl w:val="0"/>
+        <w:spacing w:before="0" w:after="0" w:line="322" w:lineRule="exact"/>
+        <w:jc w:val="right"/>
+        <w:framePr w:w="3695" w:x="6680" w:y="620" w:hAnchor="page" w:vAnchor="page" w:wrap="notBeside" w:hSpace="0" w:vSpace="0"/>
+      </w:pPr>
+      <w:r>
+        <w:rPr>
+          <w:rFonts w:ascii="Liberation Sans" w:hAnsi="Liberation Sans" w:cs="Liberation Sans" w:eastAsia="Liberation Sans"/>
+          <w:b/>
+          <w:i w:val="0"/>
+          <w:color w:val="000000"/>
+          <w:sz w:val="28"/>
+        </w:rPr>
+        <w:t>[Fach · Kurs · Aufgabe]</w:t>
+      </w:r>
+    </w:p>
+    <w:p>
+      <w:pPr>
+        <w:widowControl w:val="0"/>
+        <w:spacing w:before="0" w:after="0" w:line="253" w:lineRule="exact"/>
+        <w:jc w:val="right"/>
+        <w:framePr w:w="2995" w:x="7380" w:y="914" w:hAnchor="page" w:vAnchor="page" w:wrap="notBeside" w:hSpace="0" w:vSpace="0"/>
+      </w:pPr>
+      <w:r>
+        <w:rPr>
+          <w:rFonts w:ascii="Liberation Sans" w:hAnsi="Liberation Sans" w:cs="Liberation Sans" w:eastAsia="Liberation Sans"/>
+          <w:b w:val="0"/>
+          <w:i w:val="0"/>
+          <w:color w:val="000000"/>
+          <w:sz w:val="22"/>
+        </w:rPr>
+        <w:t>Seite 2 von 6</w:t>
+      </w:r>
+    </w:p>
+    <w:p>
+      <w:pPr>
+        <w:widowControl w:val="0"/>
+        <w:spacing w:before="0" w:after="0" w:line="207" w:lineRule="exact"/>
+        <w:jc w:val="center"/>
+        <w:framePr w:w="8844" w:x="1531" w:y="15799" w:hAnchor="page" w:vAnchor="page" w:wrap="notBeside" w:hSpace="0" w:vSpace="0"/>
+      </w:pPr>
+      <w:r>
+        <w:rPr>
+          <w:rFonts w:ascii="Liberation Serif" w:hAnsi="Liberation Serif" w:cs="Liberation Serif" w:eastAsia="Liberation Serif"/>
+          <w:b w:val="0"/>
+          <w:i w:val="0"/>
+          <w:color w:val="000000"/>
+          <w:sz w:val="18"/>
+        </w:rPr>
+        <w:t>Schulische Klausurvorlage · [Jahr]</w:t>
+      </w:r>
+    </w:p>
+    <w:p>
+      <w:pPr>
+        <w:widowControl w:val="0"/>
+        <w:spacing w:before="0" w:after="0" w:line="299" w:lineRule="exact"/>
+        <w:jc w:val="left"/>
+        <w:framePr w:w="480" w:x="1531" w:y="1579" w:hAnchor="page" w:vAnchor="page" w:wrap="notBeside" w:hSpace="0" w:vSpace="0"/>
+      </w:pPr>
+      <w:r>
+        <w:rPr>
+          <w:rFonts w:ascii="Liberation Sans" w:hAnsi="Liberation Sans" w:cs="Liberation Sans" w:eastAsia="Liberation Sans"/>
+          <w:b/>
+          <w:i w:val="0"/>
+          <w:color w:val="000000"/>
+          <w:sz w:val="26"/>
+        </w:rPr>
+        <w:t>3.</w:t>
+      </w:r>
+    </w:p>
+    <w:p>
+      <w:pPr>
+        <w:widowControl w:val="0"/>
+        <w:spacing w:before="0" w:after="0" w:line="299" w:lineRule="exact"/>
+        <w:jc w:val="left"/>
+        <w:framePr w:w="8276" w:x="2099" w:y="1579" w:hAnchor="page" w:vAnchor="page" w:wrap="notBeside" w:hSpace="0" w:vSpace="0"/>
+      </w:pPr>
+      <w:r>
+        <w:rPr>
+          <w:rFonts w:ascii="Liberation Sans" w:hAnsi="Liberation Sans" w:cs="Liberation Sans" w:eastAsia="Liberation Sans"/>
+          <w:b/>
+          <w:i w:val="0"/>
+          <w:color w:val="000000"/>
+          <w:sz w:val="26"/>
+        </w:rPr>
+        <w:t>Materialgrundlage</w:t>
+      </w:r>
+    </w:p>
+    <w:p>
+      <w:pPr>
+        <w:widowControl w:val="0"/>
+        <w:spacing w:before="0" w:after="0" w:line="276" w:lineRule="exact"/>
+        <w:jc w:val="left"/>
+        <w:framePr w:w="8844" w:x="1531" w:y="2016" w:hAnchor="page" w:vAnchor="page" w:wrap="notBeside" w:hSpace="0" w:vSpace="0"/>
+      </w:pPr>
+      <w:r>
+        <w:rPr>
+          <w:rFonts w:ascii="Liberation Serif" w:hAnsi="Liberation Serif" w:cs="Liberation Serif" w:eastAsia="Liberation Serif"/>
+          <w:b w:val="0"/>
+          <w:i w:val="0"/>
+          <w:color w:val="000000"/>
+          <w:sz w:val="24"/>
+        </w:rPr>
+        <w:t>• [M1: Autor, Titel, Quelle, Datum, gegebenenfalls Bearbeitung.]</w:t>
+        <w:br/>
+        <w:t>• [M2: Daten- oder Bildquelle; Urheber, Lizenz und Lizenzlink.]</w:t>
+        <w:br/>
+        <w:t>• [M3: weitere Materialgrundlage.]</w:t>
+      </w:r>
+    </w:p>
+    <w:p>
+      <w:pPr>
+        <w:widowControl w:val="0"/>
+        <w:spacing w:before="0" w:after="0" w:line="299" w:lineRule="exact"/>
+        <w:jc w:val="left"/>
+        <w:framePr w:w="480" w:x="1531" w:y="6453" w:hAnchor="page" w:vAnchor="page" w:wrap="notBeside" w:hSpace="0" w:vSpace="0"/>
+      </w:pPr>
+      <w:r>
+        <w:rPr>
+          <w:rFonts w:ascii="Liberation Sans" w:hAnsi="Liberation Sans" w:cs="Liberation Sans" w:eastAsia="Liberation Sans"/>
+          <w:b/>
+          <w:i w:val="0"/>
+          <w:color w:val="000000"/>
+          <w:sz w:val="26"/>
+        </w:rPr>
+        <w:t>4.</w:t>
+      </w:r>
+    </w:p>
+    <w:p>
+      <w:pPr>
+        <w:widowControl w:val="0"/>
+        <w:spacing w:before="0" w:after="0" w:line="299" w:lineRule="exact"/>
+        <w:jc w:val="left"/>
+        <w:framePr w:w="8276" w:x="2099" w:y="6453" w:hAnchor="page" w:vAnchor="page" w:wrap="notBeside" w:hSpace="0" w:vSpace="0"/>
+      </w:pPr>
+      <w:r>
+        <w:rPr>
+          <w:rFonts w:ascii="Liberation Sans" w:hAnsi="Liberation Sans" w:cs="Liberation Sans" w:eastAsia="Liberation Sans"/>
+          <w:b/>
+          <w:i w:val="0"/>
+          <w:color w:val="000000"/>
+          <w:sz w:val="26"/>
+        </w:rPr>
+        <w:t>Bezüge zum Kernlehrplan und zu den Vorgaben</w:t>
+      </w:r>
+    </w:p>
+    <w:p>
+      <w:pPr>
+        <w:widowControl w:val="0"/>
+        <w:spacing w:before="0" w:after="0" w:line="276" w:lineRule="exact"/>
+        <w:jc w:val="left"/>
+        <w:framePr w:w="8844" w:x="1531" w:y="6850" w:hAnchor="page" w:vAnchor="page" w:wrap="notBeside" w:hSpace="0" w:vSpace="0"/>
+      </w:pPr>
+      <w:r>
+        <w:rPr>
+          <w:rFonts w:ascii="Liberation Serif" w:hAnsi="Liberation Serif" w:cs="Liberation Serif" w:eastAsia="Liberation Serif"/>
+          <w:b w:val="0"/>
+          <w:i/>
+          <w:color w:val="000000"/>
+          <w:sz w:val="24"/>
+        </w:rPr>
+        <w:t>[Fach, Lehrplanfassung, Geltungsbereich und Prüfungsjahr.]</w:t>
+      </w:r>
+    </w:p>
+    <w:p>
+      <w:pPr>
+        <w:widowControl w:val="0"/>
+        <w:spacing w:before="0" w:after="0" w:line="276" w:lineRule="exact"/>
+        <w:jc w:val="left"/>
+        <w:framePr w:w="8844" w:x="1531" w:y="7955" w:hAnchor="page" w:vAnchor="page" w:wrap="notBeside" w:hSpace="0" w:vSpace="0"/>
+      </w:pPr>
+      <w:r>
+        <w:rPr>
+          <w:rFonts w:ascii="Liberation Serif" w:hAnsi="Liberation Serif" w:cs="Liberation Serif" w:eastAsia="Liberation Serif"/>
+          <w:b w:val="0"/>
+          <w:i w:val="0"/>
+          <w:color w:val="000000"/>
+          <w:sz w:val="24"/>
+        </w:rPr>
+        <w:t>1. [Inhaltsfelder und inhaltliche Schwerpunkte]</w:t>
+        <w:br/>
+        <w:t xml:space="preserve">   • [Zugehörige Schwerpunkte und ggf. Fokussierungen]</w:t>
+        <w:br/>
+        <w:br/>
+        <w:t>2. [Kompetenzerwartungen mit Kennung und Fundstelle]</w:t>
+      </w:r>
+    </w:p>
+    <w:p>
+      <w:pPr>
+        <w:widowControl w:val="0"/>
+        <w:spacing w:before="0" w:after="0" w:line="299" w:lineRule="exact"/>
+        <w:jc w:val="left"/>
+        <w:framePr w:w="480" w:x="1531" w:y="11752" w:hAnchor="page" w:vAnchor="page" w:wrap="notBeside" w:hSpace="0" w:vSpace="0"/>
+      </w:pPr>
+      <w:r>
+        <w:rPr>
+          <w:rFonts w:ascii="Liberation Sans" w:hAnsi="Liberation Sans" w:cs="Liberation Sans" w:eastAsia="Liberation Sans"/>
+          <w:b/>
+          <w:i w:val="0"/>
+          <w:color w:val="000000"/>
+          <w:sz w:val="26"/>
+        </w:rPr>
+        <w:t>5.</w:t>
+      </w:r>
+    </w:p>
+    <w:p>
+      <w:pPr>
+        <w:widowControl w:val="0"/>
+        <w:spacing w:before="0" w:after="0" w:line="299" w:lineRule="exact"/>
+        <w:jc w:val="left"/>
+        <w:framePr w:w="8276" w:x="2099" w:y="11752" w:hAnchor="page" w:vAnchor="page" w:wrap="notBeside" w:hSpace="0" w:vSpace="0"/>
+      </w:pPr>
+      <w:r>
+        <w:rPr>
+          <w:rFonts w:ascii="Liberation Sans" w:hAnsi="Liberation Sans" w:cs="Liberation Sans" w:eastAsia="Liberation Sans"/>
+          <w:b/>
+          <w:i w:val="0"/>
+          <w:color w:val="000000"/>
+          <w:sz w:val="26"/>
+        </w:rPr>
+        <w:t>Zugelassene Hilfsmittel</w:t>
+      </w:r>
+    </w:p>
+    <w:p>
+      <w:pPr>
+        <w:widowControl w:val="0"/>
+        <w:spacing w:before="0" w:after="0" w:line="276" w:lineRule="exact"/>
+        <w:jc w:val="left"/>
+        <w:framePr w:w="8844" w:x="1531" w:y="12146" w:hAnchor="page" w:vAnchor="page" w:wrap="notBeside" w:hSpace="0" w:vSpace="0"/>
+      </w:pPr>
+      <w:r>
+        <w:rPr>
+          <w:rFonts w:ascii="Liberation Serif" w:hAnsi="Liberation Serif" w:cs="Liberation Serif" w:eastAsia="Liberation Serif"/>
+          <w:b w:val="0"/>
+          <w:i w:val="0"/>
+          <w:color w:val="000000"/>
+          <w:sz w:val="24"/>
+        </w:rPr>
+        <w:t>• [Hilfsmittel entsprechend den geltenden Vorgaben.]</w:t>
+        <w:br/>
+        <w:t>• [Weitere zulässige Hilfsmittel.]</w:t>
       </w:r>
     </w:p>
     <w:p>
       <w:r>
-        <w:t>Individuelle Rückmeldung</w:t>
+        <w:br w:type="page"/>
       </w:r>
     </w:p>
     <w:p>
       <w:pPr>
-        <w:pStyle w:val="Heading2"/>
+        <w:widowControl w:val="0"/>
+        <w:spacing w:before="0" w:after="0" w:line="253" w:lineRule="exact"/>
+        <w:jc w:val="left"/>
+        <w:framePr w:w="6200" w:x="1531" w:y="627" w:hAnchor="page" w:vAnchor="page" w:wrap="notBeside" w:hSpace="0" w:vSpace="0"/>
       </w:pPr>
       <w:r>
-        <w:t>Name und Kurs</w:t>
+        <w:rPr>
+          <w:rFonts w:ascii="Liberation Sans" w:hAnsi="Liberation Sans" w:cs="Liberation Sans" w:eastAsia="Liberation Sans"/>
+          <w:b w:val="0"/>
+          <w:i w:val="0"/>
+          <w:color w:val="000000"/>
+          <w:sz w:val="22"/>
+        </w:rPr>
+        <w:t>[Schule]</w:t>
       </w:r>
     </w:p>
     <w:p>
       <w:pPr>
-        <w:keepLines/>
-        <w:spacing w:after="204"/>
+        <w:widowControl w:val="0"/>
+        <w:spacing w:before="0" w:after="0" w:line="322" w:lineRule="exact"/>
+        <w:jc w:val="right"/>
+        <w:framePr w:w="3695" w:x="6680" w:y="620" w:hAnchor="page" w:vAnchor="page" w:wrap="notBeside" w:hSpace="0" w:vSpace="0"/>
       </w:pPr>
       <w:r>
-        <w:t>[Name · Kurs · Datum · Klausurkennung]</w:t>
+        <w:rPr>
+          <w:rFonts w:ascii="Liberation Sans" w:hAnsi="Liberation Sans" w:cs="Liberation Sans" w:eastAsia="Liberation Sans"/>
+          <w:b/>
+          <w:i w:val="0"/>
+          <w:color w:val="000000"/>
+          <w:sz w:val="28"/>
+        </w:rPr>
+        <w:t>[Fach · Kurs · Aufgabe]</w:t>
       </w:r>
     </w:p>
     <w:p>
       <w:pPr>
-        <w:pStyle w:val="Heading2"/>
+        <w:widowControl w:val="0"/>
+        <w:spacing w:before="0" w:after="0" w:line="253" w:lineRule="exact"/>
+        <w:jc w:val="right"/>
+        <w:framePr w:w="2995" w:x="7380" w:y="914" w:hAnchor="page" w:vAnchor="page" w:wrap="notBeside" w:hSpace="0" w:vSpace="0"/>
       </w:pPr>
       <w:r>
-        <w:t>Erreichte Leistung</w:t>
+        <w:rPr>
+          <w:rFonts w:ascii="Liberation Sans" w:hAnsi="Liberation Sans" w:cs="Liberation Sans" w:eastAsia="Liberation Sans"/>
+          <w:b w:val="0"/>
+          <w:i w:val="0"/>
+          <w:color w:val="000000"/>
+          <w:sz w:val="22"/>
+        </w:rPr>
+        <w:t>Seite 3 von 6</w:t>
       </w:r>
     </w:p>
     <w:p>
       <w:pPr>
-        <w:keepLines/>
-        <w:spacing w:after="442"/>
+        <w:widowControl w:val="0"/>
+        <w:spacing w:before="0" w:after="0" w:line="207" w:lineRule="exact"/>
+        <w:jc w:val="center"/>
+        <w:framePr w:w="8844" w:x="1531" w:y="15799" w:hAnchor="page" w:vAnchor="page" w:wrap="notBeside" w:hSpace="0" w:vSpace="0"/>
       </w:pPr>
       <w:r>
-        <w:t>[Je Teilaufgabe: mögliche BE / erreichte BE; Gesamt: … / … BE = … %]</w:t>
+        <w:rPr>
+          <w:rFonts w:ascii="Liberation Serif" w:hAnsi="Liberation Serif" w:cs="Liberation Serif" w:eastAsia="Liberation Serif"/>
+          <w:b w:val="0"/>
+          <w:i w:val="0"/>
+          <w:color w:val="000000"/>
+          <w:sz w:val="18"/>
+        </w:rPr>
+        <w:t>Schulische Klausurvorlage · [Jahr]</w:t>
       </w:r>
     </w:p>
     <w:p>
       <w:pPr>
-        <w:pStyle w:val="Heading2"/>
+        <w:widowControl w:val="0"/>
+        <w:spacing w:before="0" w:after="0" w:line="299" w:lineRule="exact"/>
+        <w:jc w:val="left"/>
+        <w:framePr w:w="480" w:x="1531" w:y="1579" w:hAnchor="page" w:vAnchor="page" w:wrap="notBeside" w:hSpace="0" w:vSpace="0"/>
       </w:pPr>
       <w:r>
-        <w:t>Notenschlüssel</w:t>
+        <w:rPr>
+          <w:rFonts w:ascii="Liberation Sans" w:hAnsi="Liberation Sans" w:cs="Liberation Sans" w:eastAsia="Liberation Sans"/>
+          <w:b/>
+          <w:i w:val="0"/>
+          <w:color w:val="000000"/>
+          <w:sz w:val="26"/>
+        </w:rPr>
+        <w:t>6.</w:t>
       </w:r>
     </w:p>
     <w:p>
       <w:pPr>
-        <w:keepLines/>
-        <w:spacing w:after="612"/>
+        <w:widowControl w:val="0"/>
+        <w:spacing w:before="0" w:after="0" w:line="299" w:lineRule="exact"/>
+        <w:jc w:val="left"/>
+        <w:framePr w:w="8276" w:x="2099" w:y="1579" w:hAnchor="page" w:vAnchor="page" w:wrap="notBeside" w:hSpace="0" w:vSpace="0"/>
       </w:pPr>
       <w:r>
-        <w:t>[Für den geltenden Bildungsgang bestätigtes Raster eintragen; Prozentgrenzen in die gewählte Gesamtpunktzahl umrechnen. Bei ganzen BE Mindestgrenzen aufrunden. In der EF eine Note, in der Q-Phase zusätzlich Notenpunkte ausweisen.]</w:t>
+        <w:rPr>
+          <w:rFonts w:ascii="Liberation Sans" w:hAnsi="Liberation Sans" w:cs="Liberation Sans" w:eastAsia="Liberation Sans"/>
+          <w:b/>
+          <w:i w:val="0"/>
+          <w:color w:val="000000"/>
+          <w:sz w:val="26"/>
+        </w:rPr>
+        <w:t>Vorgaben für die Bewertung der Prüfungsleistung</w:t>
       </w:r>
     </w:p>
     <w:p>
       <w:pPr>
-        <w:pStyle w:val="Heading2"/>
+        <w:widowControl w:val="0"/>
+        <w:spacing w:before="0" w:after="0" w:line="276" w:lineRule="exact"/>
+        <w:jc w:val="left"/>
+        <w:framePr w:w="8844" w:x="1531" w:y="2016" w:hAnchor="page" w:vAnchor="page" w:wrap="notBeside" w:hSpace="0" w:vSpace="0"/>
       </w:pPr>
       <w:r>
-        <w:t>Note und Begründung</w:t>
+        <w:rPr>
+          <w:rFonts w:ascii="Liberation Serif" w:hAnsi="Liberation Serif" w:cs="Liberation Serif" w:eastAsia="Liberation Serif"/>
+          <w:b w:val="0"/>
+          <w:i w:val="0"/>
+          <w:color w:val="000000"/>
+          <w:sz w:val="24"/>
+        </w:rPr>
+        <w:t>Die folgenden Kriterien beschreiben eine mögliche Lösung. Fachlich zutreffende</w:t>
+        <w:br/>
+        <w:t>Alternativen sind gleichwertig zu berücksichtigen. Für jedes Kriterium ist die</w:t>
+        <w:br/>
+        <w:t>maximal erreichbare Anzahl an Bewertungseinheiten angegeben.</w:t>
       </w:r>
     </w:p>
     <w:p>
       <w:pPr>
-        <w:keepLines/>
-        <w:spacing w:after="510"/>
+        <w:widowControl w:val="0"/>
+        <w:spacing w:before="0" w:after="0" w:line="276" w:lineRule="exact"/>
+        <w:jc w:val="left"/>
+        <w:framePr w:w="8844" w:x="1531" w:y="3138" w:hAnchor="page" w:vAnchor="page" w:wrap="notBeside" w:hSpace="0" w:vSpace="0"/>
       </w:pPr>
       <w:r>
-        <w:t>[Note / gegebenenfalls Notenpunkte · zentrale Stärken und fachlich begründete Einordnung]</w:t>
+        <w:rPr>
+          <w:rFonts w:ascii="Liberation Sans" w:hAnsi="Liberation Sans" w:cs="Liberation Sans" w:eastAsia="Liberation Sans"/>
+          <w:b/>
+          <w:i w:val="0"/>
+          <w:color w:val="000000"/>
+          <w:sz w:val="24"/>
+        </w:rPr>
+        <w:t>Teilaufgabe 1</w:t>
+      </w:r>
+    </w:p>
+    <w:tbl>
+      <w:tblPr>
+        <w:tblpPr w:vertAnchor="page" w:horzAnchor="page" w:tblpX="1602" w:tblpY="3482" w:topFromText="0" w:bottomFromText="0" w:leftFromText="0" w:rightFromText="0"/>
+        <w:tblW w:type="dxa" w:w="8852"/>
+        <w:jc w:val="left"/>
+        <w:tblLayout w:type="fixed"/>
+        <w:tblLook w:firstColumn="1" w:firstRow="1" w:lastColumn="0" w:lastRow="0" w:noHBand="0" w:noVBand="1" w:val="04A0"/>
+        <w:tblInd w:type="dxa" w:w="0"/>
+        <w:tblBorders>
+          <w:top w:val="single" w:sz="6" w:color="000000"/>
+          <w:left w:val="single" w:sz="6" w:color="000000"/>
+          <w:bottom w:val="single" w:sz="6" w:color="000000"/>
+          <w:right w:val="single" w:sz="6" w:color="000000"/>
+          <w:insideH w:val="single" w:sz="6" w:color="000000"/>
+          <w:insideV w:val="single" w:sz="6" w:color="000000"/>
+        </w:tblBorders>
+        <w:tblCellMar>
+          <w:top w:type="dxa" w:w="25"/>
+          <w:bottom w:type="dxa" w:w="25"/>
+          <w:left w:type="dxa" w:w="64"/>
+          <w:right w:type="dxa" w:w="48"/>
+        </w:tblCellMar>
+      </w:tblPr>
+      <w:tblGrid>
+        <w:gridCol w:w="499"/>
+        <w:gridCol w:w="7572"/>
+        <w:gridCol w:w="781"/>
+      </w:tblGrid>
+      <w:tr>
+        <w:trPr>
+          <w:trHeight w:val="379" w:hRule="exact"/>
+          <w:cantSplit/>
+          <w:tblHeader/>
+        </w:trPr>
+        <w:tc>
+          <w:tcPr>
+            <w:tcW w:type="dxa" w:w="499"/>
+            <w:vAlign w:val="center"/>
+            <w:vMerge w:val="restart"/>
+            <w:tcMar>
+              <w:top w:type="dxa" w:w="65"/>
+            </w:tcMar>
+          </w:tcPr>
+          <w:p>
+            <w:pPr>
+              <w:spacing w:after="0" w:line="253" w:lineRule="exact"/>
+              <w:jc w:val="center"/>
+            </w:pPr>
+            <w:r>
+              <w:rPr>
+                <w:rFonts w:ascii="Liberation Serif" w:hAnsi="Liberation Serif" w:cs="Liberation Serif" w:eastAsia="Liberation Serif"/>
+                <w:b/>
+                <w:i w:val="0"/>
+                <w:color w:val="000000"/>
+                <w:sz w:val="22"/>
+              </w:rPr>
+            </w:r>
+          </w:p>
+        </w:tc>
+        <w:tc>
+          <w:tcPr>
+            <w:tcW w:type="dxa" w:w="7572"/>
+            <w:vAlign w:val="center"/>
+            <w:tcMar>
+              <w:top w:type="dxa" w:w="65"/>
+            </w:tcMar>
+          </w:tcPr>
+          <w:p>
+            <w:pPr>
+              <w:spacing w:after="0" w:line="253" w:lineRule="exact"/>
+              <w:jc w:val="left"/>
+            </w:pPr>
+            <w:r>
+              <w:rPr>
+                <w:rFonts w:ascii="Liberation Serif" w:hAnsi="Liberation Serif" w:cs="Liberation Serif" w:eastAsia="Liberation Serif"/>
+                <w:b/>
+                <w:i w:val="0"/>
+                <w:color w:val="000000"/>
+                <w:sz w:val="22"/>
+              </w:rPr>
+              <w:t>Anforderungen</w:t>
+            </w:r>
+          </w:p>
+        </w:tc>
+        <w:tc>
+          <w:tcPr>
+            <w:tcW w:type="dxa" w:w="781"/>
+            <w:vAlign w:val="center"/>
+            <w:vMerge w:val="restart"/>
+            <w:tcMar>
+              <w:top w:type="dxa" w:w="65"/>
+            </w:tcMar>
+          </w:tcPr>
+          <w:p>
+            <w:pPr>
+              <w:spacing w:after="0" w:line="253" w:lineRule="exact"/>
+              <w:jc w:val="center"/>
+            </w:pPr>
+            <w:r>
+              <w:rPr>
+                <w:rFonts w:ascii="Liberation Serif" w:hAnsi="Liberation Serif" w:cs="Liberation Serif" w:eastAsia="Liberation Serif"/>
+                <w:b/>
+                <w:i w:val="0"/>
+                <w:color w:val="000000"/>
+                <w:sz w:val="22"/>
+              </w:rPr>
+              <w:t>BE</w:t>
+              <w:br/>
+              <w:t>max.</w:t>
+            </w:r>
+          </w:p>
+        </w:tc>
+      </w:tr>
+      <w:tr>
+        <w:trPr>
+          <w:trHeight w:val="379" w:hRule="exact"/>
+          <w:cantSplit/>
+          <w:tblHeader/>
+        </w:trPr>
+        <w:tc>
+          <w:tcPr>
+            <w:tcW w:type="dxa" w:w="499"/>
+            <w:vAlign w:val="center"/>
+            <w:vMerge/>
+            <w:tcMar>
+              <w:top w:type="dxa" w:w="65"/>
+            </w:tcMar>
+          </w:tcPr>
+          <w:p/>
+        </w:tc>
+        <w:tc>
+          <w:tcPr>
+            <w:tcW w:type="dxa" w:w="7572"/>
+            <w:vAlign w:val="center"/>
+            <w:tcMar>
+              <w:top w:type="dxa" w:w="65"/>
+            </w:tcMar>
+          </w:tcPr>
+          <w:p>
+            <w:pPr>
+              <w:spacing w:after="0" w:line="253" w:lineRule="exact"/>
+              <w:jc w:val="center"/>
+            </w:pPr>
+            <w:r>
+              <w:rPr>
+                <w:rFonts w:ascii="Liberation Serif" w:hAnsi="Liberation Serif" w:cs="Liberation Serif" w:eastAsia="Liberation Serif"/>
+                <w:b/>
+                <w:i w:val="0"/>
+                <w:color w:val="000000"/>
+                <w:sz w:val="22"/>
+              </w:rPr>
+              <w:t>Der Prüfling</w:t>
+            </w:r>
+          </w:p>
+        </w:tc>
+        <w:tc>
+          <w:tcPr>
+            <w:tcW w:type="dxa" w:w="781"/>
+            <w:vAlign w:val="center"/>
+            <w:vMerge/>
+            <w:tcMar>
+              <w:top w:type="dxa" w:w="65"/>
+            </w:tcMar>
+          </w:tcPr>
+          <w:p/>
+        </w:tc>
+      </w:tr>
+      <w:tr>
+        <w:trPr>
+          <w:trHeight w:val="907" w:hRule="exact"/>
+          <w:cantSplit/>
+        </w:trPr>
+        <w:tc>
+          <w:tcPr>
+            <w:tcW w:type="dxa" w:w="499"/>
+            <w:vAlign w:val="top"/>
+          </w:tcPr>
+          <w:p>
+            <w:pPr>
+              <w:spacing w:after="0" w:line="253" w:lineRule="exact"/>
+              <w:jc w:val="center"/>
+            </w:pPr>
+            <w:r>
+              <w:rPr>
+                <w:rFonts w:ascii="Liberation Serif" w:hAnsi="Liberation Serif" w:cs="Liberation Serif" w:eastAsia="Liberation Serif"/>
+                <w:b w:val="0"/>
+                <w:i w:val="0"/>
+                <w:color w:val="000000"/>
+                <w:sz w:val="22"/>
+              </w:rPr>
+              <w:t>1</w:t>
+            </w:r>
+          </w:p>
+        </w:tc>
+        <w:tc>
+          <w:tcPr>
+            <w:tcW w:type="dxa" w:w="7572"/>
+            <w:vAlign w:val="top"/>
+          </w:tcPr>
+          <w:p>
+            <w:pPr>
+              <w:spacing w:after="0" w:line="253" w:lineRule="exact"/>
+              <w:jc w:val="left"/>
+            </w:pPr>
+            <w:r>
+              <w:rPr>
+                <w:rFonts w:ascii="Liberation Serif" w:hAnsi="Liberation Serif" w:cs="Liberation Serif" w:eastAsia="Liberation Serif"/>
+                <w:b w:val="0"/>
+                <w:i w:val="0"/>
+                <w:color w:val="000000"/>
+                <w:sz w:val="22"/>
+              </w:rPr>
+              <w:t>[Erwartete Teilleistung mit vollständigem Lösungsweg.]</w:t>
+            </w:r>
+          </w:p>
+        </w:tc>
+        <w:tc>
+          <w:tcPr>
+            <w:tcW w:type="dxa" w:w="781"/>
+            <w:vAlign w:val="top"/>
+          </w:tcPr>
+          <w:p>
+            <w:pPr>
+              <w:spacing w:after="0" w:line="253" w:lineRule="exact"/>
+              <w:jc w:val="center"/>
+            </w:pPr>
+            <w:r>
+              <w:rPr>
+                <w:rFonts w:ascii="Liberation Serif" w:hAnsi="Liberation Serif" w:cs="Liberation Serif" w:eastAsia="Liberation Serif"/>
+                <w:b w:val="0"/>
+                <w:i w:val="0"/>
+                <w:color w:val="000000"/>
+                <w:sz w:val="22"/>
+              </w:rPr>
+            </w:r>
+          </w:p>
+        </w:tc>
+      </w:tr>
+      <w:tr>
+        <w:trPr>
+          <w:trHeight w:val="1577" w:hRule="exact"/>
+          <w:cantSplit/>
+        </w:trPr>
+        <w:tc>
+          <w:tcPr>
+            <w:tcW w:type="dxa" w:w="499"/>
+            <w:vAlign w:val="top"/>
+          </w:tcPr>
+          <w:p>
+            <w:pPr>
+              <w:spacing w:after="0" w:line="253" w:lineRule="exact"/>
+              <w:jc w:val="center"/>
+            </w:pPr>
+            <w:r>
+              <w:rPr>
+                <w:rFonts w:ascii="Liberation Serif" w:hAnsi="Liberation Serif" w:cs="Liberation Serif" w:eastAsia="Liberation Serif"/>
+                <w:b w:val="0"/>
+                <w:i w:val="0"/>
+                <w:color w:val="000000"/>
+                <w:sz w:val="22"/>
+              </w:rPr>
+              <w:t>2</w:t>
+            </w:r>
+          </w:p>
+        </w:tc>
+        <w:tc>
+          <w:tcPr>
+            <w:tcW w:type="dxa" w:w="7572"/>
+            <w:vAlign w:val="top"/>
+          </w:tcPr>
+          <w:p>
+            <w:pPr>
+              <w:spacing w:after="0" w:line="253" w:lineRule="exact"/>
+              <w:jc w:val="left"/>
+            </w:pPr>
+            <w:r>
+              <w:rPr>
+                <w:rFonts w:ascii="Liberation Serif" w:hAnsi="Liberation Serif" w:cs="Liberation Serif" w:eastAsia="Liberation Serif"/>
+                <w:b w:val="0"/>
+                <w:i w:val="0"/>
+                <w:color w:val="000000"/>
+                <w:sz w:val="22"/>
+              </w:rPr>
+              <w:t>[Weiteres Kriterium; gegebenenfalls Rechenweg und Einheiten.]</w:t>
+            </w:r>
+          </w:p>
+        </w:tc>
+        <w:tc>
+          <w:tcPr>
+            <w:tcW w:type="dxa" w:w="781"/>
+            <w:vAlign w:val="top"/>
+          </w:tcPr>
+          <w:p>
+            <w:pPr>
+              <w:spacing w:after="0" w:line="253" w:lineRule="exact"/>
+              <w:jc w:val="center"/>
+            </w:pPr>
+            <w:r>
+              <w:rPr>
+                <w:rFonts w:ascii="Liberation Serif" w:hAnsi="Liberation Serif" w:cs="Liberation Serif" w:eastAsia="Liberation Serif"/>
+                <w:b w:val="0"/>
+                <w:i w:val="0"/>
+                <w:color w:val="000000"/>
+                <w:sz w:val="22"/>
+              </w:rPr>
+            </w:r>
+          </w:p>
+        </w:tc>
+      </w:tr>
+      <w:tr>
+        <w:trPr>
+          <w:trHeight w:val="2038" w:hRule="exact"/>
+          <w:cantSplit/>
+        </w:trPr>
+        <w:tc>
+          <w:tcPr>
+            <w:tcW w:type="dxa" w:w="499"/>
+            <w:vAlign w:val="top"/>
+          </w:tcPr>
+          <w:p>
+            <w:pPr>
+              <w:spacing w:after="0" w:line="253" w:lineRule="exact"/>
+              <w:jc w:val="center"/>
+            </w:pPr>
+            <w:r>
+              <w:rPr>
+                <w:rFonts w:ascii="Liberation Serif" w:hAnsi="Liberation Serif" w:cs="Liberation Serif" w:eastAsia="Liberation Serif"/>
+                <w:b w:val="0"/>
+                <w:i w:val="0"/>
+                <w:color w:val="000000"/>
+                <w:sz w:val="22"/>
+              </w:rPr>
+              <w:t>3</w:t>
+            </w:r>
+          </w:p>
+        </w:tc>
+        <w:tc>
+          <w:tcPr>
+            <w:tcW w:type="dxa" w:w="7572"/>
+            <w:vAlign w:val="top"/>
+          </w:tcPr>
+          <w:p>
+            <w:pPr>
+              <w:spacing w:after="0" w:line="253" w:lineRule="exact"/>
+              <w:jc w:val="left"/>
+            </w:pPr>
+            <w:r>
+              <w:rPr>
+                <w:rFonts w:ascii="Liberation Serif" w:hAnsi="Liberation Serif" w:cs="Liberation Serif" w:eastAsia="Liberation Serif"/>
+                <w:b w:val="0"/>
+                <w:i w:val="0"/>
+                <w:color w:val="000000"/>
+                <w:sz w:val="22"/>
+              </w:rPr>
+              <w:t>[Begründung, Auswertung oder fachliche Verknüpfung.]</w:t>
+            </w:r>
+          </w:p>
+        </w:tc>
+        <w:tc>
+          <w:tcPr>
+            <w:tcW w:type="dxa" w:w="781"/>
+            <w:vAlign w:val="top"/>
+          </w:tcPr>
+          <w:p>
+            <w:pPr>
+              <w:spacing w:after="0" w:line="253" w:lineRule="exact"/>
+              <w:jc w:val="center"/>
+            </w:pPr>
+            <w:r>
+              <w:rPr>
+                <w:rFonts w:ascii="Liberation Serif" w:hAnsi="Liberation Serif" w:cs="Liberation Serif" w:eastAsia="Liberation Serif"/>
+                <w:b w:val="0"/>
+                <w:i w:val="0"/>
+                <w:color w:val="000000"/>
+                <w:sz w:val="22"/>
+              </w:rPr>
+            </w:r>
+          </w:p>
+        </w:tc>
+      </w:tr>
+      <w:tr>
+        <w:trPr>
+          <w:trHeight w:val="2038" w:hRule="exact"/>
+          <w:cantSplit/>
+        </w:trPr>
+        <w:tc>
+          <w:tcPr>
+            <w:tcW w:type="dxa" w:w="499"/>
+            <w:vAlign w:val="top"/>
+          </w:tcPr>
+          <w:p>
+            <w:pPr>
+              <w:spacing w:after="0" w:line="253" w:lineRule="exact"/>
+              <w:jc w:val="center"/>
+            </w:pPr>
+            <w:r>
+              <w:rPr>
+                <w:rFonts w:ascii="Liberation Serif" w:hAnsi="Liberation Serif" w:cs="Liberation Serif" w:eastAsia="Liberation Serif"/>
+                <w:b w:val="0"/>
+                <w:i w:val="0"/>
+                <w:color w:val="000000"/>
+                <w:sz w:val="22"/>
+              </w:rPr>
+              <w:t>4</w:t>
+            </w:r>
+          </w:p>
+        </w:tc>
+        <w:tc>
+          <w:tcPr>
+            <w:tcW w:type="dxa" w:w="7572"/>
+            <w:vAlign w:val="top"/>
+          </w:tcPr>
+          <w:p>
+            <w:pPr>
+              <w:spacing w:after="0" w:line="253" w:lineRule="exact"/>
+              <w:jc w:val="left"/>
+            </w:pPr>
+            <w:r>
+              <w:rPr>
+                <w:rFonts w:ascii="Liberation Serif" w:hAnsi="Liberation Serif" w:cs="Liberation Serif" w:eastAsia="Liberation Serif"/>
+                <w:b w:val="0"/>
+                <w:i w:val="0"/>
+                <w:color w:val="000000"/>
+                <w:sz w:val="22"/>
+              </w:rPr>
+              <w:t>[Weitere erwartete Teilleistung; vertretbare Alternativen.]</w:t>
+            </w:r>
+          </w:p>
+        </w:tc>
+        <w:tc>
+          <w:tcPr>
+            <w:tcW w:type="dxa" w:w="781"/>
+            <w:vAlign w:val="top"/>
+          </w:tcPr>
+          <w:p>
+            <w:pPr>
+              <w:spacing w:after="0" w:line="253" w:lineRule="exact"/>
+              <w:jc w:val="center"/>
+            </w:pPr>
+            <w:r>
+              <w:rPr>
+                <w:rFonts w:ascii="Liberation Serif" w:hAnsi="Liberation Serif" w:cs="Liberation Serif" w:eastAsia="Liberation Serif"/>
+                <w:b w:val="0"/>
+                <w:i w:val="0"/>
+                <w:color w:val="000000"/>
+                <w:sz w:val="22"/>
+              </w:rPr>
+            </w:r>
+          </w:p>
+        </w:tc>
+      </w:tr>
+    </w:tbl>
+    <w:p>
+      <w:pPr>
+        <w:widowControl w:val="0"/>
+        <w:spacing w:before="0" w:after="0" w:line="276" w:lineRule="exact"/>
+        <w:jc w:val="left"/>
+        <w:framePr w:w="8844" w:x="1531" w:y="11581" w:hAnchor="page" w:vAnchor="page" w:wrap="notBeside" w:hSpace="0" w:vSpace="0"/>
+      </w:pPr>
+      <w:r>
+        <w:rPr>
+          <w:rFonts w:ascii="Liberation Sans" w:hAnsi="Liberation Sans" w:cs="Liberation Sans" w:eastAsia="Liberation Sans"/>
+          <w:b/>
+          <w:i w:val="0"/>
+          <w:color w:val="000000"/>
+          <w:sz w:val="24"/>
+        </w:rPr>
+        <w:t>Teilaufgabe 2</w:t>
+      </w:r>
+    </w:p>
+    <w:tbl>
+      <w:tblPr>
+        <w:tblpPr w:vertAnchor="page" w:horzAnchor="page" w:tblpX="1602" w:tblpY="11925" w:topFromText="0" w:bottomFromText="0" w:leftFromText="0" w:rightFromText="0"/>
+        <w:tblW w:type="dxa" w:w="8852"/>
+        <w:jc w:val="left"/>
+        <w:tblLayout w:type="fixed"/>
+        <w:tblLook w:firstColumn="1" w:firstRow="1" w:lastColumn="0" w:lastRow="0" w:noHBand="0" w:noVBand="1" w:val="04A0"/>
+        <w:tblInd w:type="dxa" w:w="0"/>
+        <w:tblBorders>
+          <w:top w:val="single" w:sz="6" w:color="000000"/>
+          <w:left w:val="single" w:sz="6" w:color="000000"/>
+          <w:bottom w:val="single" w:sz="6" w:color="000000"/>
+          <w:right w:val="single" w:sz="6" w:color="000000"/>
+          <w:insideH w:val="single" w:sz="6" w:color="000000"/>
+          <w:insideV w:val="single" w:sz="6" w:color="000000"/>
+        </w:tblBorders>
+        <w:tblCellMar>
+          <w:top w:type="dxa" w:w="25"/>
+          <w:bottom w:type="dxa" w:w="25"/>
+          <w:left w:type="dxa" w:w="64"/>
+          <w:right w:type="dxa" w:w="48"/>
+        </w:tblCellMar>
+      </w:tblPr>
+      <w:tblGrid>
+        <w:gridCol w:w="499"/>
+        <w:gridCol w:w="7572"/>
+        <w:gridCol w:w="781"/>
+      </w:tblGrid>
+      <w:tr>
+        <w:trPr>
+          <w:trHeight w:val="379" w:hRule="exact"/>
+          <w:cantSplit/>
+          <w:tblHeader/>
+        </w:trPr>
+        <w:tc>
+          <w:tcPr>
+            <w:tcW w:type="dxa" w:w="499"/>
+            <w:vAlign w:val="center"/>
+            <w:vMerge w:val="restart"/>
+            <w:tcMar>
+              <w:top w:type="dxa" w:w="65"/>
+            </w:tcMar>
+          </w:tcPr>
+          <w:p>
+            <w:pPr>
+              <w:spacing w:after="0" w:line="253" w:lineRule="exact"/>
+              <w:jc w:val="center"/>
+            </w:pPr>
+            <w:r>
+              <w:rPr>
+                <w:rFonts w:ascii="Liberation Serif" w:hAnsi="Liberation Serif" w:cs="Liberation Serif" w:eastAsia="Liberation Serif"/>
+                <w:b/>
+                <w:i w:val="0"/>
+                <w:color w:val="000000"/>
+                <w:sz w:val="22"/>
+              </w:rPr>
+            </w:r>
+          </w:p>
+        </w:tc>
+        <w:tc>
+          <w:tcPr>
+            <w:tcW w:type="dxa" w:w="7572"/>
+            <w:vAlign w:val="center"/>
+            <w:tcMar>
+              <w:top w:type="dxa" w:w="65"/>
+            </w:tcMar>
+          </w:tcPr>
+          <w:p>
+            <w:pPr>
+              <w:spacing w:after="0" w:line="253" w:lineRule="exact"/>
+              <w:jc w:val="left"/>
+            </w:pPr>
+            <w:r>
+              <w:rPr>
+                <w:rFonts w:ascii="Liberation Serif" w:hAnsi="Liberation Serif" w:cs="Liberation Serif" w:eastAsia="Liberation Serif"/>
+                <w:b/>
+                <w:i w:val="0"/>
+                <w:color w:val="000000"/>
+                <w:sz w:val="22"/>
+              </w:rPr>
+              <w:t>Anforderungen</w:t>
+            </w:r>
+          </w:p>
+        </w:tc>
+        <w:tc>
+          <w:tcPr>
+            <w:tcW w:type="dxa" w:w="781"/>
+            <w:vAlign w:val="center"/>
+            <w:vMerge w:val="restart"/>
+            <w:tcMar>
+              <w:top w:type="dxa" w:w="65"/>
+            </w:tcMar>
+          </w:tcPr>
+          <w:p>
+            <w:pPr>
+              <w:spacing w:after="0" w:line="253" w:lineRule="exact"/>
+              <w:jc w:val="center"/>
+            </w:pPr>
+            <w:r>
+              <w:rPr>
+                <w:rFonts w:ascii="Liberation Serif" w:hAnsi="Liberation Serif" w:cs="Liberation Serif" w:eastAsia="Liberation Serif"/>
+                <w:b/>
+                <w:i w:val="0"/>
+                <w:color w:val="000000"/>
+                <w:sz w:val="22"/>
+              </w:rPr>
+              <w:t>BE</w:t>
+              <w:br/>
+              <w:t>max.</w:t>
+            </w:r>
+          </w:p>
+        </w:tc>
+      </w:tr>
+      <w:tr>
+        <w:trPr>
+          <w:trHeight w:val="379" w:hRule="exact"/>
+          <w:cantSplit/>
+          <w:tblHeader/>
+        </w:trPr>
+        <w:tc>
+          <w:tcPr>
+            <w:tcW w:type="dxa" w:w="499"/>
+            <w:vAlign w:val="center"/>
+            <w:vMerge/>
+            <w:tcMar>
+              <w:top w:type="dxa" w:w="65"/>
+            </w:tcMar>
+          </w:tcPr>
+          <w:p/>
+        </w:tc>
+        <w:tc>
+          <w:tcPr>
+            <w:tcW w:type="dxa" w:w="7572"/>
+            <w:vAlign w:val="center"/>
+            <w:tcMar>
+              <w:top w:type="dxa" w:w="65"/>
+            </w:tcMar>
+          </w:tcPr>
+          <w:p>
+            <w:pPr>
+              <w:spacing w:after="0" w:line="253" w:lineRule="exact"/>
+              <w:jc w:val="center"/>
+            </w:pPr>
+            <w:r>
+              <w:rPr>
+                <w:rFonts w:ascii="Liberation Serif" w:hAnsi="Liberation Serif" w:cs="Liberation Serif" w:eastAsia="Liberation Serif"/>
+                <w:b/>
+                <w:i w:val="0"/>
+                <w:color w:val="000000"/>
+                <w:sz w:val="22"/>
+              </w:rPr>
+              <w:t>Der Prüfling</w:t>
+            </w:r>
+          </w:p>
+        </w:tc>
+        <w:tc>
+          <w:tcPr>
+            <w:tcW w:type="dxa" w:w="781"/>
+            <w:vAlign w:val="center"/>
+            <w:vMerge/>
+            <w:tcMar>
+              <w:top w:type="dxa" w:w="65"/>
+            </w:tcMar>
+          </w:tcPr>
+          <w:p/>
+        </w:tc>
+      </w:tr>
+      <w:tr>
+        <w:trPr>
+          <w:trHeight w:val="775" w:hRule="exact"/>
+          <w:cantSplit/>
+        </w:trPr>
+        <w:tc>
+          <w:tcPr>
+            <w:tcW w:type="dxa" w:w="499"/>
+            <w:vAlign w:val="top"/>
+          </w:tcPr>
+          <w:p>
+            <w:pPr>
+              <w:spacing w:after="0" w:line="253" w:lineRule="exact"/>
+              <w:jc w:val="center"/>
+            </w:pPr>
+            <w:r>
+              <w:rPr>
+                <w:rFonts w:ascii="Liberation Serif" w:hAnsi="Liberation Serif" w:cs="Liberation Serif" w:eastAsia="Liberation Serif"/>
+                <w:b w:val="0"/>
+                <w:i w:val="0"/>
+                <w:color w:val="000000"/>
+                <w:sz w:val="22"/>
+              </w:rPr>
+              <w:t>1</w:t>
+            </w:r>
+          </w:p>
+        </w:tc>
+        <w:tc>
+          <w:tcPr>
+            <w:tcW w:type="dxa" w:w="7572"/>
+            <w:vAlign w:val="top"/>
+          </w:tcPr>
+          <w:p>
+            <w:pPr>
+              <w:spacing w:after="0" w:line="253" w:lineRule="exact"/>
+              <w:jc w:val="left"/>
+            </w:pPr>
+            <w:r>
+              <w:rPr>
+                <w:rFonts w:ascii="Liberation Serif" w:hAnsi="Liberation Serif" w:cs="Liberation Serif" w:eastAsia="Liberation Serif"/>
+                <w:b w:val="0"/>
+                <w:i w:val="0"/>
+                <w:color w:val="000000"/>
+                <w:sz w:val="22"/>
+              </w:rPr>
+              <w:t>[Erwartete Teilleistung mit Lösungsweg.]</w:t>
+            </w:r>
+          </w:p>
+        </w:tc>
+        <w:tc>
+          <w:tcPr>
+            <w:tcW w:type="dxa" w:w="781"/>
+            <w:vAlign w:val="top"/>
+          </w:tcPr>
+          <w:p>
+            <w:pPr>
+              <w:spacing w:after="0" w:line="253" w:lineRule="exact"/>
+              <w:jc w:val="center"/>
+            </w:pPr>
+            <w:r>
+              <w:rPr>
+                <w:rFonts w:ascii="Liberation Serif" w:hAnsi="Liberation Serif" w:cs="Liberation Serif" w:eastAsia="Liberation Serif"/>
+                <w:b w:val="0"/>
+                <w:i w:val="0"/>
+                <w:color w:val="000000"/>
+                <w:sz w:val="22"/>
+              </w:rPr>
+            </w:r>
+          </w:p>
+        </w:tc>
+      </w:tr>
+    </w:tbl>
+    <w:p>
+      <w:r>
+        <w:br w:type="page"/>
       </w:r>
     </w:p>
     <w:p>
       <w:pPr>
-        <w:pStyle w:val="Heading2"/>
+        <w:widowControl w:val="0"/>
+        <w:spacing w:before="0" w:after="0" w:line="253" w:lineRule="exact"/>
+        <w:jc w:val="left"/>
+        <w:framePr w:w="6200" w:x="1531" w:y="627" w:hAnchor="page" w:vAnchor="page" w:wrap="notBeside" w:hSpace="0" w:vSpace="0"/>
       </w:pPr>
       <w:r>
-        <w:t>Rückmeldung und nächster Lernschritt</w:t>
+        <w:rPr>
+          <w:rFonts w:ascii="Liberation Sans" w:hAnsi="Liberation Sans" w:cs="Liberation Sans" w:eastAsia="Liberation Sans"/>
+          <w:b w:val="0"/>
+          <w:i w:val="0"/>
+          <w:color w:val="000000"/>
+          <w:sz w:val="22"/>
+        </w:rPr>
+        <w:t>[Schule]</w:t>
       </w:r>
     </w:p>
     <w:p>
       <w:pPr>
-        <w:keepLines/>
-        <w:spacing w:after="748"/>
+        <w:widowControl w:val="0"/>
+        <w:spacing w:before="0" w:after="0" w:line="322" w:lineRule="exact"/>
+        <w:jc w:val="right"/>
+        <w:framePr w:w="3695" w:x="6680" w:y="620" w:hAnchor="page" w:vAnchor="page" w:wrap="notBeside" w:hSpace="0" w:vSpace="0"/>
       </w:pPr>
       <w:r>
-        <w:t>[Konkrete fachliche Rückmeldung und Übungsempfehlung]</w:t>
+        <w:rPr>
+          <w:rFonts w:ascii="Liberation Sans" w:hAnsi="Liberation Sans" w:cs="Liberation Sans" w:eastAsia="Liberation Sans"/>
+          <w:b/>
+          <w:i w:val="0"/>
+          <w:color w:val="000000"/>
+          <w:sz w:val="28"/>
+        </w:rPr>
+        <w:t>[Fach · Kurs · Aufgabe]</w:t>
       </w:r>
     </w:p>
     <w:p>
       <w:pPr>
-        <w:pStyle w:val="Heading2"/>
+        <w:widowControl w:val="0"/>
+        <w:spacing w:before="0" w:after="0" w:line="253" w:lineRule="exact"/>
+        <w:jc w:val="right"/>
+        <w:framePr w:w="2995" w:x="7380" w:y="914" w:hAnchor="page" w:vAnchor="page" w:wrap="notBeside" w:hSpace="0" w:vSpace="0"/>
       </w:pPr>
       <w:r>
-        <w:t>Fachliche Abschlussprüfung</w:t>
+        <w:rPr>
+          <w:rFonts w:ascii="Liberation Sans" w:hAnsi="Liberation Sans" w:cs="Liberation Sans" w:eastAsia="Liberation Sans"/>
+          <w:b w:val="0"/>
+          <w:i w:val="0"/>
+          <w:color w:val="000000"/>
+          <w:sz w:val="22"/>
+        </w:rPr>
+        <w:t>Seite 4 von 6</w:t>
       </w:r>
     </w:p>
     <w:p>
       <w:pPr>
-        <w:keepLines/>
-        <w:spacing w:after="544"/>
+        <w:widowControl w:val="0"/>
+        <w:spacing w:before="0" w:after="0" w:line="207" w:lineRule="exact"/>
+        <w:jc w:val="center"/>
+        <w:framePr w:w="8844" w:x="1531" w:y="15799" w:hAnchor="page" w:vAnchor="page" w:wrap="notBeside" w:hSpace="0" w:vSpace="0"/>
       </w:pPr>
       <w:r>
-        <w:t>[Aufgaben eigenständig nachgerechnet / gelöst · Materialien vollständig · Zeitbedarf passend · Quellen und Regelstand geprüft · Freigabe durch Lehrkraft]</w:t>
+        <w:rPr>
+          <w:rFonts w:ascii="Liberation Serif" w:hAnsi="Liberation Serif" w:cs="Liberation Serif" w:eastAsia="Liberation Serif"/>
+          <w:b w:val="0"/>
+          <w:i w:val="0"/>
+          <w:color w:val="000000"/>
+          <w:sz w:val="18"/>
+        </w:rPr>
+        <w:t>Schulische Klausurvorlage · [Jahr]</w:t>
+      </w:r>
+    </w:p>
+    <w:p>
+      <w:pPr>
+        <w:widowControl w:val="0"/>
+        <w:spacing w:before="0" w:after="0" w:line="299" w:lineRule="exact"/>
+        <w:jc w:val="left"/>
+        <w:framePr w:w="480" w:x="1531" w:y="1579" w:hAnchor="page" w:vAnchor="page" w:wrap="notBeside" w:hSpace="0" w:vSpace="0"/>
+      </w:pPr>
+      <w:r>
+        <w:rPr>
+          <w:rFonts w:ascii="Liberation Sans" w:hAnsi="Liberation Sans" w:cs="Liberation Sans" w:eastAsia="Liberation Sans"/>
+          <w:b/>
+          <w:i w:val="0"/>
+          <w:color w:val="000000"/>
+          <w:sz w:val="26"/>
+        </w:rPr>
+        <w:t>7.</w:t>
+      </w:r>
+    </w:p>
+    <w:p>
+      <w:pPr>
+        <w:widowControl w:val="0"/>
+        <w:spacing w:before="0" w:after="0" w:line="299" w:lineRule="exact"/>
+        <w:jc w:val="left"/>
+        <w:framePr w:w="8276" w:x="2099" w:y="1579" w:hAnchor="page" w:vAnchor="page" w:wrap="notBeside" w:hSpace="0" w:vSpace="0"/>
+      </w:pPr>
+      <w:r>
+        <w:rPr>
+          <w:rFonts w:ascii="Liberation Sans" w:hAnsi="Liberation Sans" w:cs="Liberation Sans" w:eastAsia="Liberation Sans"/>
+          <w:b/>
+          <w:i w:val="0"/>
+          <w:color w:val="000000"/>
+          <w:sz w:val="26"/>
+        </w:rPr>
+        <w:t>Bewertungsbogen zur Prüfungsleistung</w:t>
+      </w:r>
+    </w:p>
+    <w:p>
+      <w:pPr>
+        <w:widowControl w:val="0"/>
+        <w:spacing w:before="0" w:after="0" w:line="253" w:lineRule="exact"/>
+        <w:jc w:val="left"/>
+        <w:framePr w:w="8844" w:x="1531" w:y="2013" w:hAnchor="page" w:vAnchor="page" w:wrap="notBeside" w:hSpace="0" w:vSpace="0"/>
+      </w:pPr>
+      <w:r>
+        <w:rPr>
+          <w:rFonts w:ascii="Liberation Serif" w:hAnsi="Liberation Serif" w:cs="Liberation Serif" w:eastAsia="Liberation Serif"/>
+          <w:b w:val="0"/>
+          <w:i w:val="0"/>
+          <w:color w:val="000000"/>
+          <w:sz w:val="22"/>
+        </w:rPr>
+        <w:t>Name des Prüflings: _______________________ Kursbezeichnung: __________</w:t>
+      </w:r>
+    </w:p>
+    <w:p>
+      <w:pPr>
+        <w:widowControl w:val="0"/>
+        <w:spacing w:before="0" w:after="0" w:line="253" w:lineRule="exact"/>
+        <w:jc w:val="left"/>
+        <w:framePr w:w="8844" w:x="1531" w:y="2520" w:hAnchor="page" w:vAnchor="page" w:wrap="notBeside" w:hSpace="0" w:vSpace="0"/>
+      </w:pPr>
+      <w:r>
+        <w:rPr>
+          <w:rFonts w:ascii="Liberation Serif" w:hAnsi="Liberation Serif" w:cs="Liberation Serif" w:eastAsia="Liberation Serif"/>
+          <w:b w:val="0"/>
+          <w:i w:val="0"/>
+          <w:color w:val="000000"/>
+          <w:sz w:val="22"/>
+        </w:rPr>
+        <w:t>Schule: ___________________________________________________________</w:t>
+      </w:r>
+    </w:p>
+    <w:tbl>
+      <w:tblPr>
+        <w:tblpPr w:vertAnchor="page" w:horzAnchor="page" w:tblpX="1602" w:tblpY="3295" w:topFromText="0" w:bottomFromText="0" w:leftFromText="0" w:rightFromText="0"/>
+        <w:tblW w:type="dxa" w:w="8858"/>
+        <w:jc w:val="left"/>
+        <w:tblLayout w:type="fixed"/>
+        <w:tblLook w:firstColumn="1" w:firstRow="1" w:lastColumn="0" w:lastRow="0" w:noHBand="0" w:noVBand="1" w:val="04A0"/>
+        <w:tblInd w:type="dxa" w:w="0"/>
+        <w:tblBorders>
+          <w:top w:val="single" w:sz="6" w:color="000000"/>
+          <w:left w:val="single" w:sz="6" w:color="000000"/>
+          <w:bottom w:val="single" w:sz="6" w:color="000000"/>
+          <w:right w:val="single" w:sz="6" w:color="000000"/>
+          <w:insideH w:val="single" w:sz="6" w:color="000000"/>
+          <w:insideV w:val="single" w:sz="6" w:color="000000"/>
+        </w:tblBorders>
+        <w:tblCellMar>
+          <w:top w:type="dxa" w:w="25"/>
+          <w:bottom w:type="dxa" w:w="25"/>
+          <w:left w:type="dxa" w:w="64"/>
+          <w:right w:type="dxa" w:w="48"/>
+        </w:tblCellMar>
+      </w:tblPr>
+      <w:tblGrid>
+        <w:gridCol w:w="680"/>
+        <w:gridCol w:w="682"/>
+        <w:gridCol w:w="3968"/>
+        <w:gridCol w:w="965"/>
+        <w:gridCol w:w="848"/>
+        <w:gridCol w:w="852"/>
+        <w:gridCol w:w="863"/>
+      </w:tblGrid>
+      <w:tr>
+        <w:trPr>
+          <w:trHeight w:val="347" w:hRule="exact"/>
+          <w:cantSplit/>
+          <w:tblHeader/>
+        </w:trPr>
+        <w:tc>
+          <w:tcPr>
+            <w:tcW w:type="dxa" w:w="1362"/>
+            <w:vAlign w:val="center"/>
+            <w:gridSpan w:val="2"/>
+            <w:vMerge w:val="restart"/>
+            <w:tcMar>
+              <w:top w:type="dxa" w:w="65"/>
+            </w:tcMar>
+          </w:tcPr>
+          <w:p>
+            <w:pPr>
+              <w:spacing w:after="0" w:line="230" w:lineRule="exact"/>
+              <w:jc w:val="center"/>
+            </w:pPr>
+            <w:r>
+              <w:rPr>
+                <w:rFonts w:ascii="Liberation Serif" w:hAnsi="Liberation Serif" w:cs="Liberation Serif" w:eastAsia="Liberation Serif"/>
+                <w:b/>
+                <w:i w:val="0"/>
+                <w:color w:val="000000"/>
+                <w:sz w:val="20"/>
+              </w:rPr>
+              <w:t>Teilaufgabe</w:t>
+            </w:r>
+          </w:p>
+        </w:tc>
+        <w:tc>
+          <w:tcPr>
+            <w:tcW w:type="dxa" w:w="3968"/>
+            <w:vAlign w:val="center"/>
+            <w:tcMar>
+              <w:top w:type="dxa" w:w="65"/>
+            </w:tcMar>
+          </w:tcPr>
+          <w:p>
+            <w:pPr>
+              <w:spacing w:after="0" w:line="230" w:lineRule="exact"/>
+              <w:jc w:val="center"/>
+            </w:pPr>
+            <w:r>
+              <w:rPr>
+                <w:rFonts w:ascii="Liberation Serif" w:hAnsi="Liberation Serif" w:cs="Liberation Serif" w:eastAsia="Liberation Serif"/>
+                <w:b/>
+                <w:i w:val="0"/>
+                <w:color w:val="000000"/>
+                <w:sz w:val="20"/>
+              </w:rPr>
+              <w:t>Anforderungen</w:t>
+            </w:r>
+          </w:p>
+        </w:tc>
+        <w:tc>
+          <w:tcPr>
+            <w:tcW w:type="dxa" w:w="3528"/>
+            <w:vAlign w:val="center"/>
+            <w:gridSpan w:val="4"/>
+            <w:tcMar>
+              <w:top w:type="dxa" w:w="65"/>
+            </w:tcMar>
+          </w:tcPr>
+          <w:p>
+            <w:pPr>
+              <w:spacing w:after="0" w:line="230" w:lineRule="exact"/>
+              <w:jc w:val="center"/>
+            </w:pPr>
+            <w:r>
+              <w:rPr>
+                <w:rFonts w:ascii="Liberation Serif" w:hAnsi="Liberation Serif" w:cs="Liberation Serif" w:eastAsia="Liberation Serif"/>
+                <w:b/>
+                <w:i w:val="0"/>
+                <w:color w:val="000000"/>
+                <w:sz w:val="20"/>
+              </w:rPr>
+              <w:t>Lösungsqualität</w:t>
+            </w:r>
+          </w:p>
+        </w:tc>
+      </w:tr>
+      <w:tr>
+        <w:trPr>
+          <w:trHeight w:val="335" w:hRule="exact"/>
+          <w:cantSplit/>
+          <w:tblHeader/>
+        </w:trPr>
+        <w:tc>
+          <w:tcPr>
+            <w:tcW w:type="dxa" w:w="1362"/>
+            <w:vAlign w:val="center"/>
+            <w:gridSpan w:val="2"/>
+            <w:vMerge/>
+            <w:tcMar>
+              <w:top w:type="dxa" w:w="65"/>
+            </w:tcMar>
+          </w:tcPr>
+          <w:p/>
+        </w:tc>
+        <w:tc>
+          <w:tcPr>
+            <w:tcW w:type="dxa" w:w="3968"/>
+            <w:vAlign w:val="center"/>
+            <w:tcMar>
+              <w:top w:type="dxa" w:w="65"/>
+            </w:tcMar>
+          </w:tcPr>
+          <w:p>
+            <w:pPr>
+              <w:spacing w:after="0" w:line="230" w:lineRule="exact"/>
+              <w:jc w:val="center"/>
+            </w:pPr>
+            <w:r>
+              <w:rPr>
+                <w:rFonts w:ascii="Liberation Serif" w:hAnsi="Liberation Serif" w:cs="Liberation Serif" w:eastAsia="Liberation Serif"/>
+                <w:b/>
+                <w:i w:val="0"/>
+                <w:color w:val="000000"/>
+                <w:sz w:val="20"/>
+              </w:rPr>
+              <w:t>Der Prüfling</w:t>
+            </w:r>
+          </w:p>
+        </w:tc>
+        <w:tc>
+          <w:tcPr>
+            <w:tcW w:type="dxa" w:w="965"/>
+            <w:vAlign w:val="center"/>
+            <w:tcMar>
+              <w:top w:type="dxa" w:w="65"/>
+            </w:tcMar>
+          </w:tcPr>
+          <w:p>
+            <w:pPr>
+              <w:spacing w:after="0" w:line="230" w:lineRule="exact"/>
+              <w:jc w:val="center"/>
+            </w:pPr>
+            <w:r>
+              <w:rPr>
+                <w:rFonts w:ascii="Liberation Serif" w:hAnsi="Liberation Serif" w:cs="Liberation Serif" w:eastAsia="Liberation Serif"/>
+                <w:b/>
+                <w:i w:val="0"/>
+                <w:color w:val="000000"/>
+                <w:sz w:val="20"/>
+              </w:rPr>
+              <w:t>BE max.</w:t>
+            </w:r>
+          </w:p>
+        </w:tc>
+        <w:tc>
+          <w:tcPr>
+            <w:tcW w:type="dxa" w:w="848"/>
+            <w:vAlign w:val="center"/>
+            <w:tcMar>
+              <w:top w:type="dxa" w:w="65"/>
+            </w:tcMar>
+          </w:tcPr>
+          <w:p>
+            <w:pPr>
+              <w:spacing w:after="0" w:line="230" w:lineRule="exact"/>
+              <w:jc w:val="center"/>
+            </w:pPr>
+            <w:r>
+              <w:rPr>
+                <w:rFonts w:ascii="Liberation Serif" w:hAnsi="Liberation Serif" w:cs="Liberation Serif" w:eastAsia="Liberation Serif"/>
+                <w:b/>
+                <w:i w:val="0"/>
+                <w:color w:val="000000"/>
+                <w:sz w:val="20"/>
+              </w:rPr>
+              <w:t>EK</w:t>
+            </w:r>
+          </w:p>
+        </w:tc>
+        <w:tc>
+          <w:tcPr>
+            <w:tcW w:type="dxa" w:w="852"/>
+            <w:vAlign w:val="center"/>
+            <w:tcMar>
+              <w:top w:type="dxa" w:w="65"/>
+            </w:tcMar>
+          </w:tcPr>
+          <w:p>
+            <w:pPr>
+              <w:spacing w:after="0" w:line="230" w:lineRule="exact"/>
+              <w:jc w:val="center"/>
+            </w:pPr>
+            <w:r>
+              <w:rPr>
+                <w:rFonts w:ascii="Liberation Serif" w:hAnsi="Liberation Serif" w:cs="Liberation Serif" w:eastAsia="Liberation Serif"/>
+                <w:b/>
+                <w:i w:val="0"/>
+                <w:color w:val="000000"/>
+                <w:sz w:val="20"/>
+              </w:rPr>
+              <w:t>ZK</w:t>
+            </w:r>
+          </w:p>
+        </w:tc>
+        <w:tc>
+          <w:tcPr>
+            <w:tcW w:type="dxa" w:w="863"/>
+            <w:vAlign w:val="center"/>
+            <w:tcMar>
+              <w:top w:type="dxa" w:w="65"/>
+            </w:tcMar>
+          </w:tcPr>
+          <w:p>
+            <w:pPr>
+              <w:spacing w:after="0" w:line="230" w:lineRule="exact"/>
+              <w:jc w:val="center"/>
+            </w:pPr>
+            <w:r>
+              <w:rPr>
+                <w:rFonts w:ascii="Liberation Serif" w:hAnsi="Liberation Serif" w:cs="Liberation Serif" w:eastAsia="Liberation Serif"/>
+                <w:b/>
+                <w:i w:val="0"/>
+                <w:color w:val="000000"/>
+                <w:sz w:val="20"/>
+              </w:rPr>
+              <w:t>DK</w:t>
+            </w:r>
+          </w:p>
+        </w:tc>
+      </w:tr>
+      <w:tr>
+        <w:trPr>
+          <w:trHeight w:val="334" w:hRule="exact"/>
+          <w:cantSplit/>
+        </w:trPr>
+        <w:tc>
+          <w:tcPr>
+            <w:tcW w:type="dxa" w:w="680"/>
+            <w:vMerge w:val="restart"/>
+            <w:vAlign w:val="center"/>
+          </w:tcPr>
+          <w:p>
+            <w:pPr>
+              <w:spacing w:after="0" w:line="230" w:lineRule="exact"/>
+              <w:jc w:val="left"/>
+            </w:pPr>
+            <w:r>
+              <w:rPr>
+                <w:rFonts w:ascii="Liberation Serif" w:hAnsi="Liberation Serif" w:cs="Liberation Serif" w:eastAsia="Liberation Serif"/>
+                <w:b/>
+                <w:i w:val="0"/>
+                <w:color w:val="000000"/>
+                <w:sz w:val="20"/>
+              </w:rPr>
+              <w:t>1</w:t>
+            </w:r>
+          </w:p>
+        </w:tc>
+        <w:tc>
+          <w:tcPr>
+            <w:tcW w:type="dxa" w:w="682"/>
+            <w:vAlign w:val="top"/>
+          </w:tcPr>
+          <w:p>
+            <w:pPr>
+              <w:spacing w:after="0" w:line="230" w:lineRule="exact"/>
+              <w:jc w:val="center"/>
+            </w:pPr>
+            <w:r>
+              <w:rPr>
+                <w:rFonts w:ascii="Liberation Serif" w:hAnsi="Liberation Serif" w:cs="Liberation Serif" w:eastAsia="Liberation Serif"/>
+                <w:b w:val="0"/>
+                <w:i w:val="0"/>
+                <w:color w:val="000000"/>
+                <w:sz w:val="20"/>
+              </w:rPr>
+              <w:t>1</w:t>
+            </w:r>
+          </w:p>
+        </w:tc>
+        <w:tc>
+          <w:tcPr>
+            <w:tcW w:type="dxa" w:w="3968"/>
+            <w:vAlign w:val="top"/>
+          </w:tcPr>
+          <w:p>
+            <w:pPr>
+              <w:spacing w:after="0" w:line="230" w:lineRule="exact"/>
+              <w:jc w:val="left"/>
+            </w:pPr>
+            <w:r>
+              <w:rPr>
+                <w:rFonts w:ascii="Liberation Serif" w:hAnsi="Liberation Serif" w:cs="Liberation Serif" w:eastAsia="Liberation Serif"/>
+                <w:b w:val="0"/>
+                <w:i w:val="0"/>
+                <w:color w:val="000000"/>
+                <w:sz w:val="20"/>
+              </w:rPr>
+              <w:t>[Kriterium …]</w:t>
+            </w:r>
+          </w:p>
+        </w:tc>
+        <w:tc>
+          <w:tcPr>
+            <w:tcW w:type="dxa" w:w="965"/>
+            <w:vAlign w:val="top"/>
+          </w:tcPr>
+          <w:p>
+            <w:pPr>
+              <w:spacing w:after="0" w:line="230" w:lineRule="exact"/>
+              <w:jc w:val="center"/>
+            </w:pPr>
+            <w:r>
+              <w:rPr>
+                <w:rFonts w:ascii="Liberation Serif" w:hAnsi="Liberation Serif" w:cs="Liberation Serif" w:eastAsia="Liberation Serif"/>
+                <w:b w:val="0"/>
+                <w:i w:val="0"/>
+                <w:color w:val="000000"/>
+                <w:sz w:val="20"/>
+              </w:rPr>
+            </w:r>
+          </w:p>
+        </w:tc>
+        <w:tc>
+          <w:tcPr>
+            <w:tcW w:type="dxa" w:w="848"/>
+            <w:vAlign w:val="top"/>
+          </w:tcPr>
+          <w:p>
+            <w:pPr>
+              <w:spacing w:after="0" w:line="230" w:lineRule="exact"/>
+              <w:jc w:val="center"/>
+            </w:pPr>
+            <w:r>
+              <w:rPr>
+                <w:rFonts w:ascii="Liberation Serif" w:hAnsi="Liberation Serif" w:cs="Liberation Serif" w:eastAsia="Liberation Serif"/>
+                <w:b w:val="0"/>
+                <w:i w:val="0"/>
+                <w:color w:val="000000"/>
+                <w:sz w:val="20"/>
+              </w:rPr>
+            </w:r>
+          </w:p>
+        </w:tc>
+        <w:tc>
+          <w:tcPr>
+            <w:tcW w:type="dxa" w:w="852"/>
+            <w:vAlign w:val="top"/>
+          </w:tcPr>
+          <w:p>
+            <w:pPr>
+              <w:spacing w:after="0" w:line="230" w:lineRule="exact"/>
+              <w:jc w:val="center"/>
+            </w:pPr>
+            <w:r>
+              <w:rPr>
+                <w:rFonts w:ascii="Liberation Serif" w:hAnsi="Liberation Serif" w:cs="Liberation Serif" w:eastAsia="Liberation Serif"/>
+                <w:b w:val="0"/>
+                <w:i w:val="0"/>
+                <w:color w:val="000000"/>
+                <w:sz w:val="20"/>
+              </w:rPr>
+            </w:r>
+          </w:p>
+        </w:tc>
+        <w:tc>
+          <w:tcPr>
+            <w:tcW w:type="dxa" w:w="863"/>
+            <w:vAlign w:val="top"/>
+          </w:tcPr>
+          <w:p>
+            <w:pPr>
+              <w:spacing w:after="0" w:line="230" w:lineRule="exact"/>
+              <w:jc w:val="center"/>
+            </w:pPr>
+            <w:r>
+              <w:rPr>
+                <w:rFonts w:ascii="Liberation Serif" w:hAnsi="Liberation Serif" w:cs="Liberation Serif" w:eastAsia="Liberation Serif"/>
+                <w:b w:val="0"/>
+                <w:i w:val="0"/>
+                <w:color w:val="000000"/>
+                <w:sz w:val="20"/>
+              </w:rPr>
+            </w:r>
+          </w:p>
+        </w:tc>
+      </w:tr>
+      <w:tr>
+        <w:trPr>
+          <w:trHeight w:val="334" w:hRule="exact"/>
+          <w:cantSplit/>
+        </w:trPr>
+        <w:tc>
+          <w:tcPr>
+            <w:tcW w:type="dxa" w:w="680"/>
+            <w:vMerge/>
+            <w:vAlign w:val="top"/>
+          </w:tcPr>
+          <w:p/>
+        </w:tc>
+        <w:tc>
+          <w:tcPr>
+            <w:tcW w:type="dxa" w:w="682"/>
+            <w:vAlign w:val="top"/>
+          </w:tcPr>
+          <w:p>
+            <w:pPr>
+              <w:spacing w:after="0" w:line="230" w:lineRule="exact"/>
+              <w:jc w:val="center"/>
+            </w:pPr>
+            <w:r>
+              <w:rPr>
+                <w:rFonts w:ascii="Liberation Serif" w:hAnsi="Liberation Serif" w:cs="Liberation Serif" w:eastAsia="Liberation Serif"/>
+                <w:b w:val="0"/>
+                <w:i w:val="0"/>
+                <w:color w:val="000000"/>
+                <w:sz w:val="20"/>
+              </w:rPr>
+              <w:t>2</w:t>
+            </w:r>
+          </w:p>
+        </w:tc>
+        <w:tc>
+          <w:tcPr>
+            <w:tcW w:type="dxa" w:w="3968"/>
+            <w:vAlign w:val="top"/>
+          </w:tcPr>
+          <w:p>
+            <w:pPr>
+              <w:spacing w:after="0" w:line="230" w:lineRule="exact"/>
+              <w:jc w:val="left"/>
+            </w:pPr>
+            <w:r>
+              <w:rPr>
+                <w:rFonts w:ascii="Liberation Serif" w:hAnsi="Liberation Serif" w:cs="Liberation Serif" w:eastAsia="Liberation Serif"/>
+                <w:b w:val="0"/>
+                <w:i w:val="0"/>
+                <w:color w:val="000000"/>
+                <w:sz w:val="20"/>
+              </w:rPr>
+              <w:t>[Kriterium …]</w:t>
+            </w:r>
+          </w:p>
+        </w:tc>
+        <w:tc>
+          <w:tcPr>
+            <w:tcW w:type="dxa" w:w="965"/>
+            <w:vAlign w:val="top"/>
+          </w:tcPr>
+          <w:p>
+            <w:pPr>
+              <w:spacing w:after="0" w:line="230" w:lineRule="exact"/>
+              <w:jc w:val="center"/>
+            </w:pPr>
+            <w:r>
+              <w:rPr>
+                <w:rFonts w:ascii="Liberation Serif" w:hAnsi="Liberation Serif" w:cs="Liberation Serif" w:eastAsia="Liberation Serif"/>
+                <w:b w:val="0"/>
+                <w:i w:val="0"/>
+                <w:color w:val="000000"/>
+                <w:sz w:val="20"/>
+              </w:rPr>
+            </w:r>
+          </w:p>
+        </w:tc>
+        <w:tc>
+          <w:tcPr>
+            <w:tcW w:type="dxa" w:w="848"/>
+            <w:vAlign w:val="top"/>
+          </w:tcPr>
+          <w:p>
+            <w:pPr>
+              <w:spacing w:after="0" w:line="230" w:lineRule="exact"/>
+              <w:jc w:val="center"/>
+            </w:pPr>
+            <w:r>
+              <w:rPr>
+                <w:rFonts w:ascii="Liberation Serif" w:hAnsi="Liberation Serif" w:cs="Liberation Serif" w:eastAsia="Liberation Serif"/>
+                <w:b w:val="0"/>
+                <w:i w:val="0"/>
+                <w:color w:val="000000"/>
+                <w:sz w:val="20"/>
+              </w:rPr>
+            </w:r>
+          </w:p>
+        </w:tc>
+        <w:tc>
+          <w:tcPr>
+            <w:tcW w:type="dxa" w:w="852"/>
+            <w:vAlign w:val="top"/>
+          </w:tcPr>
+          <w:p>
+            <w:pPr>
+              <w:spacing w:after="0" w:line="230" w:lineRule="exact"/>
+              <w:jc w:val="center"/>
+            </w:pPr>
+            <w:r>
+              <w:rPr>
+                <w:rFonts w:ascii="Liberation Serif" w:hAnsi="Liberation Serif" w:cs="Liberation Serif" w:eastAsia="Liberation Serif"/>
+                <w:b w:val="0"/>
+                <w:i w:val="0"/>
+                <w:color w:val="000000"/>
+                <w:sz w:val="20"/>
+              </w:rPr>
+            </w:r>
+          </w:p>
+        </w:tc>
+        <w:tc>
+          <w:tcPr>
+            <w:tcW w:type="dxa" w:w="863"/>
+            <w:vAlign w:val="top"/>
+          </w:tcPr>
+          <w:p>
+            <w:pPr>
+              <w:spacing w:after="0" w:line="230" w:lineRule="exact"/>
+              <w:jc w:val="center"/>
+            </w:pPr>
+            <w:r>
+              <w:rPr>
+                <w:rFonts w:ascii="Liberation Serif" w:hAnsi="Liberation Serif" w:cs="Liberation Serif" w:eastAsia="Liberation Serif"/>
+                <w:b w:val="0"/>
+                <w:i w:val="0"/>
+                <w:color w:val="000000"/>
+                <w:sz w:val="20"/>
+              </w:rPr>
+            </w:r>
+          </w:p>
+        </w:tc>
+      </w:tr>
+      <w:tr>
+        <w:trPr>
+          <w:trHeight w:val="334" w:hRule="exact"/>
+          <w:cantSplit/>
+        </w:trPr>
+        <w:tc>
+          <w:tcPr>
+            <w:tcW w:type="dxa" w:w="680"/>
+            <w:vMerge w:val="restart"/>
+            <w:vAlign w:val="center"/>
+          </w:tcPr>
+          <w:p>
+            <w:pPr>
+              <w:spacing w:after="0" w:line="230" w:lineRule="exact"/>
+              <w:jc w:val="left"/>
+            </w:pPr>
+            <w:r>
+              <w:rPr>
+                <w:rFonts w:ascii="Liberation Serif" w:hAnsi="Liberation Serif" w:cs="Liberation Serif" w:eastAsia="Liberation Serif"/>
+                <w:b/>
+                <w:i w:val="0"/>
+                <w:color w:val="000000"/>
+                <w:sz w:val="20"/>
+              </w:rPr>
+              <w:t>2</w:t>
+            </w:r>
+          </w:p>
+        </w:tc>
+        <w:tc>
+          <w:tcPr>
+            <w:tcW w:type="dxa" w:w="682"/>
+            <w:vAlign w:val="top"/>
+          </w:tcPr>
+          <w:p>
+            <w:pPr>
+              <w:spacing w:after="0" w:line="230" w:lineRule="exact"/>
+              <w:jc w:val="center"/>
+            </w:pPr>
+            <w:r>
+              <w:rPr>
+                <w:rFonts w:ascii="Liberation Serif" w:hAnsi="Liberation Serif" w:cs="Liberation Serif" w:eastAsia="Liberation Serif"/>
+                <w:b w:val="0"/>
+                <w:i w:val="0"/>
+                <w:color w:val="000000"/>
+                <w:sz w:val="20"/>
+              </w:rPr>
+              <w:t>1</w:t>
+            </w:r>
+          </w:p>
+        </w:tc>
+        <w:tc>
+          <w:tcPr>
+            <w:tcW w:type="dxa" w:w="3968"/>
+            <w:vAlign w:val="top"/>
+          </w:tcPr>
+          <w:p>
+            <w:pPr>
+              <w:spacing w:after="0" w:line="230" w:lineRule="exact"/>
+              <w:jc w:val="left"/>
+            </w:pPr>
+            <w:r>
+              <w:rPr>
+                <w:rFonts w:ascii="Liberation Serif" w:hAnsi="Liberation Serif" w:cs="Liberation Serif" w:eastAsia="Liberation Serif"/>
+                <w:b w:val="0"/>
+                <w:i w:val="0"/>
+                <w:color w:val="000000"/>
+                <w:sz w:val="20"/>
+              </w:rPr>
+              <w:t>[Kriterium …]</w:t>
+            </w:r>
+          </w:p>
+        </w:tc>
+        <w:tc>
+          <w:tcPr>
+            <w:tcW w:type="dxa" w:w="965"/>
+            <w:vAlign w:val="top"/>
+          </w:tcPr>
+          <w:p>
+            <w:pPr>
+              <w:spacing w:after="0" w:line="230" w:lineRule="exact"/>
+              <w:jc w:val="center"/>
+            </w:pPr>
+            <w:r>
+              <w:rPr>
+                <w:rFonts w:ascii="Liberation Serif" w:hAnsi="Liberation Serif" w:cs="Liberation Serif" w:eastAsia="Liberation Serif"/>
+                <w:b w:val="0"/>
+                <w:i w:val="0"/>
+                <w:color w:val="000000"/>
+                <w:sz w:val="20"/>
+              </w:rPr>
+            </w:r>
+          </w:p>
+        </w:tc>
+        <w:tc>
+          <w:tcPr>
+            <w:tcW w:type="dxa" w:w="848"/>
+            <w:vAlign w:val="top"/>
+          </w:tcPr>
+          <w:p>
+            <w:pPr>
+              <w:spacing w:after="0" w:line="230" w:lineRule="exact"/>
+              <w:jc w:val="center"/>
+            </w:pPr>
+            <w:r>
+              <w:rPr>
+                <w:rFonts w:ascii="Liberation Serif" w:hAnsi="Liberation Serif" w:cs="Liberation Serif" w:eastAsia="Liberation Serif"/>
+                <w:b w:val="0"/>
+                <w:i w:val="0"/>
+                <w:color w:val="000000"/>
+                <w:sz w:val="20"/>
+              </w:rPr>
+            </w:r>
+          </w:p>
+        </w:tc>
+        <w:tc>
+          <w:tcPr>
+            <w:tcW w:type="dxa" w:w="852"/>
+            <w:vAlign w:val="top"/>
+          </w:tcPr>
+          <w:p>
+            <w:pPr>
+              <w:spacing w:after="0" w:line="230" w:lineRule="exact"/>
+              <w:jc w:val="center"/>
+            </w:pPr>
+            <w:r>
+              <w:rPr>
+                <w:rFonts w:ascii="Liberation Serif" w:hAnsi="Liberation Serif" w:cs="Liberation Serif" w:eastAsia="Liberation Serif"/>
+                <w:b w:val="0"/>
+                <w:i w:val="0"/>
+                <w:color w:val="000000"/>
+                <w:sz w:val="20"/>
+              </w:rPr>
+            </w:r>
+          </w:p>
+        </w:tc>
+        <w:tc>
+          <w:tcPr>
+            <w:tcW w:type="dxa" w:w="863"/>
+            <w:vAlign w:val="top"/>
+          </w:tcPr>
+          <w:p>
+            <w:pPr>
+              <w:spacing w:after="0" w:line="230" w:lineRule="exact"/>
+              <w:jc w:val="center"/>
+            </w:pPr>
+            <w:r>
+              <w:rPr>
+                <w:rFonts w:ascii="Liberation Serif" w:hAnsi="Liberation Serif" w:cs="Liberation Serif" w:eastAsia="Liberation Serif"/>
+                <w:b w:val="0"/>
+                <w:i w:val="0"/>
+                <w:color w:val="000000"/>
+                <w:sz w:val="20"/>
+              </w:rPr>
+            </w:r>
+          </w:p>
+        </w:tc>
+      </w:tr>
+      <w:tr>
+        <w:trPr>
+          <w:trHeight w:val="334" w:hRule="exact"/>
+          <w:cantSplit/>
+        </w:trPr>
+        <w:tc>
+          <w:tcPr>
+            <w:tcW w:type="dxa" w:w="680"/>
+            <w:vMerge/>
+            <w:vAlign w:val="top"/>
+          </w:tcPr>
+          <w:p/>
+        </w:tc>
+        <w:tc>
+          <w:tcPr>
+            <w:tcW w:type="dxa" w:w="682"/>
+            <w:vAlign w:val="top"/>
+          </w:tcPr>
+          <w:p>
+            <w:pPr>
+              <w:spacing w:after="0" w:line="230" w:lineRule="exact"/>
+              <w:jc w:val="center"/>
+            </w:pPr>
+            <w:r>
+              <w:rPr>
+                <w:rFonts w:ascii="Liberation Serif" w:hAnsi="Liberation Serif" w:cs="Liberation Serif" w:eastAsia="Liberation Serif"/>
+                <w:b w:val="0"/>
+                <w:i w:val="0"/>
+                <w:color w:val="000000"/>
+                <w:sz w:val="20"/>
+              </w:rPr>
+              <w:t>2</w:t>
+            </w:r>
+          </w:p>
+        </w:tc>
+        <w:tc>
+          <w:tcPr>
+            <w:tcW w:type="dxa" w:w="3968"/>
+            <w:vAlign w:val="top"/>
+          </w:tcPr>
+          <w:p>
+            <w:pPr>
+              <w:spacing w:after="0" w:line="230" w:lineRule="exact"/>
+              <w:jc w:val="left"/>
+            </w:pPr>
+            <w:r>
+              <w:rPr>
+                <w:rFonts w:ascii="Liberation Serif" w:hAnsi="Liberation Serif" w:cs="Liberation Serif" w:eastAsia="Liberation Serif"/>
+                <w:b w:val="0"/>
+                <w:i w:val="0"/>
+                <w:color w:val="000000"/>
+                <w:sz w:val="20"/>
+              </w:rPr>
+              <w:t>[Kriterium …]</w:t>
+            </w:r>
+          </w:p>
+        </w:tc>
+        <w:tc>
+          <w:tcPr>
+            <w:tcW w:type="dxa" w:w="965"/>
+            <w:vAlign w:val="top"/>
+          </w:tcPr>
+          <w:p>
+            <w:pPr>
+              <w:spacing w:after="0" w:line="230" w:lineRule="exact"/>
+              <w:jc w:val="center"/>
+            </w:pPr>
+            <w:r>
+              <w:rPr>
+                <w:rFonts w:ascii="Liberation Serif" w:hAnsi="Liberation Serif" w:cs="Liberation Serif" w:eastAsia="Liberation Serif"/>
+                <w:b w:val="0"/>
+                <w:i w:val="0"/>
+                <w:color w:val="000000"/>
+                <w:sz w:val="20"/>
+              </w:rPr>
+            </w:r>
+          </w:p>
+        </w:tc>
+        <w:tc>
+          <w:tcPr>
+            <w:tcW w:type="dxa" w:w="848"/>
+            <w:vAlign w:val="top"/>
+          </w:tcPr>
+          <w:p>
+            <w:pPr>
+              <w:spacing w:after="0" w:line="230" w:lineRule="exact"/>
+              <w:jc w:val="center"/>
+            </w:pPr>
+            <w:r>
+              <w:rPr>
+                <w:rFonts w:ascii="Liberation Serif" w:hAnsi="Liberation Serif" w:cs="Liberation Serif" w:eastAsia="Liberation Serif"/>
+                <w:b w:val="0"/>
+                <w:i w:val="0"/>
+                <w:color w:val="000000"/>
+                <w:sz w:val="20"/>
+              </w:rPr>
+            </w:r>
+          </w:p>
+        </w:tc>
+        <w:tc>
+          <w:tcPr>
+            <w:tcW w:type="dxa" w:w="852"/>
+            <w:vAlign w:val="top"/>
+          </w:tcPr>
+          <w:p>
+            <w:pPr>
+              <w:spacing w:after="0" w:line="230" w:lineRule="exact"/>
+              <w:jc w:val="center"/>
+            </w:pPr>
+            <w:r>
+              <w:rPr>
+                <w:rFonts w:ascii="Liberation Serif" w:hAnsi="Liberation Serif" w:cs="Liberation Serif" w:eastAsia="Liberation Serif"/>
+                <w:b w:val="0"/>
+                <w:i w:val="0"/>
+                <w:color w:val="000000"/>
+                <w:sz w:val="20"/>
+              </w:rPr>
+            </w:r>
+          </w:p>
+        </w:tc>
+        <w:tc>
+          <w:tcPr>
+            <w:tcW w:type="dxa" w:w="863"/>
+            <w:vAlign w:val="top"/>
+          </w:tcPr>
+          <w:p>
+            <w:pPr>
+              <w:spacing w:after="0" w:line="230" w:lineRule="exact"/>
+              <w:jc w:val="center"/>
+            </w:pPr>
+            <w:r>
+              <w:rPr>
+                <w:rFonts w:ascii="Liberation Serif" w:hAnsi="Liberation Serif" w:cs="Liberation Serif" w:eastAsia="Liberation Serif"/>
+                <w:b w:val="0"/>
+                <w:i w:val="0"/>
+                <w:color w:val="000000"/>
+                <w:sz w:val="20"/>
+              </w:rPr>
+            </w:r>
+          </w:p>
+        </w:tc>
+      </w:tr>
+      <w:tr>
+        <w:trPr>
+          <w:trHeight w:val="334" w:hRule="exact"/>
+          <w:cantSplit/>
+        </w:trPr>
+        <w:tc>
+          <w:tcPr>
+            <w:tcW w:type="dxa" w:w="680"/>
+            <w:vMerge w:val="restart"/>
+            <w:vAlign w:val="center"/>
+          </w:tcPr>
+          <w:p>
+            <w:pPr>
+              <w:spacing w:after="0" w:line="230" w:lineRule="exact"/>
+              <w:jc w:val="left"/>
+            </w:pPr>
+            <w:r>
+              <w:rPr>
+                <w:rFonts w:ascii="Liberation Serif" w:hAnsi="Liberation Serif" w:cs="Liberation Serif" w:eastAsia="Liberation Serif"/>
+                <w:b/>
+                <w:i w:val="0"/>
+                <w:color w:val="000000"/>
+                <w:sz w:val="20"/>
+              </w:rPr>
+              <w:t>3</w:t>
+            </w:r>
+          </w:p>
+        </w:tc>
+        <w:tc>
+          <w:tcPr>
+            <w:tcW w:type="dxa" w:w="682"/>
+            <w:vAlign w:val="top"/>
+          </w:tcPr>
+          <w:p>
+            <w:pPr>
+              <w:spacing w:after="0" w:line="230" w:lineRule="exact"/>
+              <w:jc w:val="center"/>
+            </w:pPr>
+            <w:r>
+              <w:rPr>
+                <w:rFonts w:ascii="Liberation Serif" w:hAnsi="Liberation Serif" w:cs="Liberation Serif" w:eastAsia="Liberation Serif"/>
+                <w:b w:val="0"/>
+                <w:i w:val="0"/>
+                <w:color w:val="000000"/>
+                <w:sz w:val="20"/>
+              </w:rPr>
+              <w:t>1</w:t>
+            </w:r>
+          </w:p>
+        </w:tc>
+        <w:tc>
+          <w:tcPr>
+            <w:tcW w:type="dxa" w:w="3968"/>
+            <w:vAlign w:val="top"/>
+          </w:tcPr>
+          <w:p>
+            <w:pPr>
+              <w:spacing w:after="0" w:line="230" w:lineRule="exact"/>
+              <w:jc w:val="left"/>
+            </w:pPr>
+            <w:r>
+              <w:rPr>
+                <w:rFonts w:ascii="Liberation Serif" w:hAnsi="Liberation Serif" w:cs="Liberation Serif" w:eastAsia="Liberation Serif"/>
+                <w:b w:val="0"/>
+                <w:i w:val="0"/>
+                <w:color w:val="000000"/>
+                <w:sz w:val="20"/>
+              </w:rPr>
+              <w:t>[Kriterium …]</w:t>
+            </w:r>
+          </w:p>
+        </w:tc>
+        <w:tc>
+          <w:tcPr>
+            <w:tcW w:type="dxa" w:w="965"/>
+            <w:vAlign w:val="top"/>
+          </w:tcPr>
+          <w:p>
+            <w:pPr>
+              <w:spacing w:after="0" w:line="230" w:lineRule="exact"/>
+              <w:jc w:val="center"/>
+            </w:pPr>
+            <w:r>
+              <w:rPr>
+                <w:rFonts w:ascii="Liberation Serif" w:hAnsi="Liberation Serif" w:cs="Liberation Serif" w:eastAsia="Liberation Serif"/>
+                <w:b w:val="0"/>
+                <w:i w:val="0"/>
+                <w:color w:val="000000"/>
+                <w:sz w:val="20"/>
+              </w:rPr>
+            </w:r>
+          </w:p>
+        </w:tc>
+        <w:tc>
+          <w:tcPr>
+            <w:tcW w:type="dxa" w:w="848"/>
+            <w:vAlign w:val="top"/>
+          </w:tcPr>
+          <w:p>
+            <w:pPr>
+              <w:spacing w:after="0" w:line="230" w:lineRule="exact"/>
+              <w:jc w:val="center"/>
+            </w:pPr>
+            <w:r>
+              <w:rPr>
+                <w:rFonts w:ascii="Liberation Serif" w:hAnsi="Liberation Serif" w:cs="Liberation Serif" w:eastAsia="Liberation Serif"/>
+                <w:b w:val="0"/>
+                <w:i w:val="0"/>
+                <w:color w:val="000000"/>
+                <w:sz w:val="20"/>
+              </w:rPr>
+            </w:r>
+          </w:p>
+        </w:tc>
+        <w:tc>
+          <w:tcPr>
+            <w:tcW w:type="dxa" w:w="852"/>
+            <w:vAlign w:val="top"/>
+          </w:tcPr>
+          <w:p>
+            <w:pPr>
+              <w:spacing w:after="0" w:line="230" w:lineRule="exact"/>
+              <w:jc w:val="center"/>
+            </w:pPr>
+            <w:r>
+              <w:rPr>
+                <w:rFonts w:ascii="Liberation Serif" w:hAnsi="Liberation Serif" w:cs="Liberation Serif" w:eastAsia="Liberation Serif"/>
+                <w:b w:val="0"/>
+                <w:i w:val="0"/>
+                <w:color w:val="000000"/>
+                <w:sz w:val="20"/>
+              </w:rPr>
+            </w:r>
+          </w:p>
+        </w:tc>
+        <w:tc>
+          <w:tcPr>
+            <w:tcW w:type="dxa" w:w="863"/>
+            <w:vAlign w:val="top"/>
+          </w:tcPr>
+          <w:p>
+            <w:pPr>
+              <w:spacing w:after="0" w:line="230" w:lineRule="exact"/>
+              <w:jc w:val="center"/>
+            </w:pPr>
+            <w:r>
+              <w:rPr>
+                <w:rFonts w:ascii="Liberation Serif" w:hAnsi="Liberation Serif" w:cs="Liberation Serif" w:eastAsia="Liberation Serif"/>
+                <w:b w:val="0"/>
+                <w:i w:val="0"/>
+                <w:color w:val="000000"/>
+                <w:sz w:val="20"/>
+              </w:rPr>
+            </w:r>
+          </w:p>
+        </w:tc>
+      </w:tr>
+      <w:tr>
+        <w:trPr>
+          <w:trHeight w:val="334" w:hRule="exact"/>
+          <w:cantSplit/>
+        </w:trPr>
+        <w:tc>
+          <w:tcPr>
+            <w:tcW w:type="dxa" w:w="680"/>
+            <w:vMerge/>
+            <w:vAlign w:val="top"/>
+          </w:tcPr>
+          <w:p/>
+        </w:tc>
+        <w:tc>
+          <w:tcPr>
+            <w:tcW w:type="dxa" w:w="682"/>
+            <w:vAlign w:val="top"/>
+          </w:tcPr>
+          <w:p>
+            <w:pPr>
+              <w:spacing w:after="0" w:line="230" w:lineRule="exact"/>
+              <w:jc w:val="center"/>
+            </w:pPr>
+            <w:r>
+              <w:rPr>
+                <w:rFonts w:ascii="Liberation Serif" w:hAnsi="Liberation Serif" w:cs="Liberation Serif" w:eastAsia="Liberation Serif"/>
+                <w:b w:val="0"/>
+                <w:i w:val="0"/>
+                <w:color w:val="000000"/>
+                <w:sz w:val="20"/>
+              </w:rPr>
+              <w:t>2</w:t>
+            </w:r>
+          </w:p>
+        </w:tc>
+        <w:tc>
+          <w:tcPr>
+            <w:tcW w:type="dxa" w:w="3968"/>
+            <w:vAlign w:val="top"/>
+          </w:tcPr>
+          <w:p>
+            <w:pPr>
+              <w:spacing w:after="0" w:line="230" w:lineRule="exact"/>
+              <w:jc w:val="left"/>
+            </w:pPr>
+            <w:r>
+              <w:rPr>
+                <w:rFonts w:ascii="Liberation Serif" w:hAnsi="Liberation Serif" w:cs="Liberation Serif" w:eastAsia="Liberation Serif"/>
+                <w:b w:val="0"/>
+                <w:i w:val="0"/>
+                <w:color w:val="000000"/>
+                <w:sz w:val="20"/>
+              </w:rPr>
+              <w:t>[Kriterium …]</w:t>
+            </w:r>
+          </w:p>
+        </w:tc>
+        <w:tc>
+          <w:tcPr>
+            <w:tcW w:type="dxa" w:w="965"/>
+            <w:vAlign w:val="top"/>
+          </w:tcPr>
+          <w:p>
+            <w:pPr>
+              <w:spacing w:after="0" w:line="230" w:lineRule="exact"/>
+              <w:jc w:val="center"/>
+            </w:pPr>
+            <w:r>
+              <w:rPr>
+                <w:rFonts w:ascii="Liberation Serif" w:hAnsi="Liberation Serif" w:cs="Liberation Serif" w:eastAsia="Liberation Serif"/>
+                <w:b w:val="0"/>
+                <w:i w:val="0"/>
+                <w:color w:val="000000"/>
+                <w:sz w:val="20"/>
+              </w:rPr>
+            </w:r>
+          </w:p>
+        </w:tc>
+        <w:tc>
+          <w:tcPr>
+            <w:tcW w:type="dxa" w:w="848"/>
+            <w:vAlign w:val="top"/>
+          </w:tcPr>
+          <w:p>
+            <w:pPr>
+              <w:spacing w:after="0" w:line="230" w:lineRule="exact"/>
+              <w:jc w:val="center"/>
+            </w:pPr>
+            <w:r>
+              <w:rPr>
+                <w:rFonts w:ascii="Liberation Serif" w:hAnsi="Liberation Serif" w:cs="Liberation Serif" w:eastAsia="Liberation Serif"/>
+                <w:b w:val="0"/>
+                <w:i w:val="0"/>
+                <w:color w:val="000000"/>
+                <w:sz w:val="20"/>
+              </w:rPr>
+            </w:r>
+          </w:p>
+        </w:tc>
+        <w:tc>
+          <w:tcPr>
+            <w:tcW w:type="dxa" w:w="852"/>
+            <w:vAlign w:val="top"/>
+          </w:tcPr>
+          <w:p>
+            <w:pPr>
+              <w:spacing w:after="0" w:line="230" w:lineRule="exact"/>
+              <w:jc w:val="center"/>
+            </w:pPr>
+            <w:r>
+              <w:rPr>
+                <w:rFonts w:ascii="Liberation Serif" w:hAnsi="Liberation Serif" w:cs="Liberation Serif" w:eastAsia="Liberation Serif"/>
+                <w:b w:val="0"/>
+                <w:i w:val="0"/>
+                <w:color w:val="000000"/>
+                <w:sz w:val="20"/>
+              </w:rPr>
+            </w:r>
+          </w:p>
+        </w:tc>
+        <w:tc>
+          <w:tcPr>
+            <w:tcW w:type="dxa" w:w="863"/>
+            <w:vAlign w:val="top"/>
+          </w:tcPr>
+          <w:p>
+            <w:pPr>
+              <w:spacing w:after="0" w:line="230" w:lineRule="exact"/>
+              <w:jc w:val="center"/>
+            </w:pPr>
+            <w:r>
+              <w:rPr>
+                <w:rFonts w:ascii="Liberation Serif" w:hAnsi="Liberation Serif" w:cs="Liberation Serif" w:eastAsia="Liberation Serif"/>
+                <w:b w:val="0"/>
+                <w:i w:val="0"/>
+                <w:color w:val="000000"/>
+                <w:sz w:val="20"/>
+              </w:rPr>
+            </w:r>
+          </w:p>
+        </w:tc>
+      </w:tr>
+      <w:tr>
+        <w:trPr>
+          <w:trHeight w:val="334" w:hRule="exact"/>
+          <w:cantSplit/>
+        </w:trPr>
+        <w:tc>
+          <w:tcPr>
+            <w:tcW w:type="dxa" w:w="680"/>
+            <w:vMerge w:val="restart"/>
+            <w:vAlign w:val="center"/>
+          </w:tcPr>
+          <w:p>
+            <w:pPr>
+              <w:spacing w:after="0" w:line="230" w:lineRule="exact"/>
+              <w:jc w:val="left"/>
+            </w:pPr>
+            <w:r>
+              <w:rPr>
+                <w:rFonts w:ascii="Liberation Serif" w:hAnsi="Liberation Serif" w:cs="Liberation Serif" w:eastAsia="Liberation Serif"/>
+                <w:b/>
+                <w:i w:val="0"/>
+                <w:color w:val="000000"/>
+                <w:sz w:val="20"/>
+              </w:rPr>
+              <w:t>4</w:t>
+            </w:r>
+          </w:p>
+        </w:tc>
+        <w:tc>
+          <w:tcPr>
+            <w:tcW w:type="dxa" w:w="682"/>
+            <w:vAlign w:val="top"/>
+          </w:tcPr>
+          <w:p>
+            <w:pPr>
+              <w:spacing w:after="0" w:line="230" w:lineRule="exact"/>
+              <w:jc w:val="center"/>
+            </w:pPr>
+            <w:r>
+              <w:rPr>
+                <w:rFonts w:ascii="Liberation Serif" w:hAnsi="Liberation Serif" w:cs="Liberation Serif" w:eastAsia="Liberation Serif"/>
+                <w:b w:val="0"/>
+                <w:i w:val="0"/>
+                <w:color w:val="000000"/>
+                <w:sz w:val="20"/>
+              </w:rPr>
+              <w:t>1</w:t>
+            </w:r>
+          </w:p>
+        </w:tc>
+        <w:tc>
+          <w:tcPr>
+            <w:tcW w:type="dxa" w:w="3968"/>
+            <w:vAlign w:val="top"/>
+          </w:tcPr>
+          <w:p>
+            <w:pPr>
+              <w:spacing w:after="0" w:line="230" w:lineRule="exact"/>
+              <w:jc w:val="left"/>
+            </w:pPr>
+            <w:r>
+              <w:rPr>
+                <w:rFonts w:ascii="Liberation Serif" w:hAnsi="Liberation Serif" w:cs="Liberation Serif" w:eastAsia="Liberation Serif"/>
+                <w:b w:val="0"/>
+                <w:i w:val="0"/>
+                <w:color w:val="000000"/>
+                <w:sz w:val="20"/>
+              </w:rPr>
+              <w:t>[Kriterium …]</w:t>
+            </w:r>
+          </w:p>
+        </w:tc>
+        <w:tc>
+          <w:tcPr>
+            <w:tcW w:type="dxa" w:w="965"/>
+            <w:vAlign w:val="top"/>
+          </w:tcPr>
+          <w:p>
+            <w:pPr>
+              <w:spacing w:after="0" w:line="230" w:lineRule="exact"/>
+              <w:jc w:val="center"/>
+            </w:pPr>
+            <w:r>
+              <w:rPr>
+                <w:rFonts w:ascii="Liberation Serif" w:hAnsi="Liberation Serif" w:cs="Liberation Serif" w:eastAsia="Liberation Serif"/>
+                <w:b w:val="0"/>
+                <w:i w:val="0"/>
+                <w:color w:val="000000"/>
+                <w:sz w:val="20"/>
+              </w:rPr>
+            </w:r>
+          </w:p>
+        </w:tc>
+        <w:tc>
+          <w:tcPr>
+            <w:tcW w:type="dxa" w:w="848"/>
+            <w:vAlign w:val="top"/>
+          </w:tcPr>
+          <w:p>
+            <w:pPr>
+              <w:spacing w:after="0" w:line="230" w:lineRule="exact"/>
+              <w:jc w:val="center"/>
+            </w:pPr>
+            <w:r>
+              <w:rPr>
+                <w:rFonts w:ascii="Liberation Serif" w:hAnsi="Liberation Serif" w:cs="Liberation Serif" w:eastAsia="Liberation Serif"/>
+                <w:b w:val="0"/>
+                <w:i w:val="0"/>
+                <w:color w:val="000000"/>
+                <w:sz w:val="20"/>
+              </w:rPr>
+            </w:r>
+          </w:p>
+        </w:tc>
+        <w:tc>
+          <w:tcPr>
+            <w:tcW w:type="dxa" w:w="852"/>
+            <w:vAlign w:val="top"/>
+          </w:tcPr>
+          <w:p>
+            <w:pPr>
+              <w:spacing w:after="0" w:line="230" w:lineRule="exact"/>
+              <w:jc w:val="center"/>
+            </w:pPr>
+            <w:r>
+              <w:rPr>
+                <w:rFonts w:ascii="Liberation Serif" w:hAnsi="Liberation Serif" w:cs="Liberation Serif" w:eastAsia="Liberation Serif"/>
+                <w:b w:val="0"/>
+                <w:i w:val="0"/>
+                <w:color w:val="000000"/>
+                <w:sz w:val="20"/>
+              </w:rPr>
+            </w:r>
+          </w:p>
+        </w:tc>
+        <w:tc>
+          <w:tcPr>
+            <w:tcW w:type="dxa" w:w="863"/>
+            <w:vAlign w:val="top"/>
+          </w:tcPr>
+          <w:p>
+            <w:pPr>
+              <w:spacing w:after="0" w:line="230" w:lineRule="exact"/>
+              <w:jc w:val="center"/>
+            </w:pPr>
+            <w:r>
+              <w:rPr>
+                <w:rFonts w:ascii="Liberation Serif" w:hAnsi="Liberation Serif" w:cs="Liberation Serif" w:eastAsia="Liberation Serif"/>
+                <w:b w:val="0"/>
+                <w:i w:val="0"/>
+                <w:color w:val="000000"/>
+                <w:sz w:val="20"/>
+              </w:rPr>
+            </w:r>
+          </w:p>
+        </w:tc>
+      </w:tr>
+      <w:tr>
+        <w:trPr>
+          <w:trHeight w:val="334" w:hRule="exact"/>
+          <w:cantSplit/>
+        </w:trPr>
+        <w:tc>
+          <w:tcPr>
+            <w:tcW w:type="dxa" w:w="680"/>
+            <w:vMerge/>
+            <w:vAlign w:val="top"/>
+          </w:tcPr>
+          <w:p/>
+        </w:tc>
+        <w:tc>
+          <w:tcPr>
+            <w:tcW w:type="dxa" w:w="682"/>
+            <w:vAlign w:val="top"/>
+          </w:tcPr>
+          <w:p>
+            <w:pPr>
+              <w:spacing w:after="0" w:line="230" w:lineRule="exact"/>
+              <w:jc w:val="center"/>
+            </w:pPr>
+            <w:r>
+              <w:rPr>
+                <w:rFonts w:ascii="Liberation Serif" w:hAnsi="Liberation Serif" w:cs="Liberation Serif" w:eastAsia="Liberation Serif"/>
+                <w:b w:val="0"/>
+                <w:i w:val="0"/>
+                <w:color w:val="000000"/>
+                <w:sz w:val="20"/>
+              </w:rPr>
+              <w:t>2</w:t>
+            </w:r>
+          </w:p>
+        </w:tc>
+        <w:tc>
+          <w:tcPr>
+            <w:tcW w:type="dxa" w:w="3968"/>
+            <w:vAlign w:val="top"/>
+          </w:tcPr>
+          <w:p>
+            <w:pPr>
+              <w:spacing w:after="0" w:line="230" w:lineRule="exact"/>
+              <w:jc w:val="left"/>
+            </w:pPr>
+            <w:r>
+              <w:rPr>
+                <w:rFonts w:ascii="Liberation Serif" w:hAnsi="Liberation Serif" w:cs="Liberation Serif" w:eastAsia="Liberation Serif"/>
+                <w:b w:val="0"/>
+                <w:i w:val="0"/>
+                <w:color w:val="000000"/>
+                <w:sz w:val="20"/>
+              </w:rPr>
+              <w:t>[Kriterium …]</w:t>
+            </w:r>
+          </w:p>
+        </w:tc>
+        <w:tc>
+          <w:tcPr>
+            <w:tcW w:type="dxa" w:w="965"/>
+            <w:vAlign w:val="top"/>
+          </w:tcPr>
+          <w:p>
+            <w:pPr>
+              <w:spacing w:after="0" w:line="230" w:lineRule="exact"/>
+              <w:jc w:val="center"/>
+            </w:pPr>
+            <w:r>
+              <w:rPr>
+                <w:rFonts w:ascii="Liberation Serif" w:hAnsi="Liberation Serif" w:cs="Liberation Serif" w:eastAsia="Liberation Serif"/>
+                <w:b w:val="0"/>
+                <w:i w:val="0"/>
+                <w:color w:val="000000"/>
+                <w:sz w:val="20"/>
+              </w:rPr>
+            </w:r>
+          </w:p>
+        </w:tc>
+        <w:tc>
+          <w:tcPr>
+            <w:tcW w:type="dxa" w:w="848"/>
+            <w:vAlign w:val="top"/>
+          </w:tcPr>
+          <w:p>
+            <w:pPr>
+              <w:spacing w:after="0" w:line="230" w:lineRule="exact"/>
+              <w:jc w:val="center"/>
+            </w:pPr>
+            <w:r>
+              <w:rPr>
+                <w:rFonts w:ascii="Liberation Serif" w:hAnsi="Liberation Serif" w:cs="Liberation Serif" w:eastAsia="Liberation Serif"/>
+                <w:b w:val="0"/>
+                <w:i w:val="0"/>
+                <w:color w:val="000000"/>
+                <w:sz w:val="20"/>
+              </w:rPr>
+            </w:r>
+          </w:p>
+        </w:tc>
+        <w:tc>
+          <w:tcPr>
+            <w:tcW w:type="dxa" w:w="852"/>
+            <w:vAlign w:val="top"/>
+          </w:tcPr>
+          <w:p>
+            <w:pPr>
+              <w:spacing w:after="0" w:line="230" w:lineRule="exact"/>
+              <w:jc w:val="center"/>
+            </w:pPr>
+            <w:r>
+              <w:rPr>
+                <w:rFonts w:ascii="Liberation Serif" w:hAnsi="Liberation Serif" w:cs="Liberation Serif" w:eastAsia="Liberation Serif"/>
+                <w:b w:val="0"/>
+                <w:i w:val="0"/>
+                <w:color w:val="000000"/>
+                <w:sz w:val="20"/>
+              </w:rPr>
+            </w:r>
+          </w:p>
+        </w:tc>
+        <w:tc>
+          <w:tcPr>
+            <w:tcW w:type="dxa" w:w="863"/>
+            <w:vAlign w:val="top"/>
+          </w:tcPr>
+          <w:p>
+            <w:pPr>
+              <w:spacing w:after="0" w:line="230" w:lineRule="exact"/>
+              <w:jc w:val="center"/>
+            </w:pPr>
+            <w:r>
+              <w:rPr>
+                <w:rFonts w:ascii="Liberation Serif" w:hAnsi="Liberation Serif" w:cs="Liberation Serif" w:eastAsia="Liberation Serif"/>
+                <w:b w:val="0"/>
+                <w:i w:val="0"/>
+                <w:color w:val="000000"/>
+                <w:sz w:val="20"/>
+              </w:rPr>
+            </w:r>
+          </w:p>
+        </w:tc>
+      </w:tr>
+      <w:tr>
+        <w:trPr>
+          <w:trHeight w:val="334" w:hRule="exact"/>
+          <w:cantSplit/>
+        </w:trPr>
+        <w:tc>
+          <w:tcPr>
+            <w:tcW w:type="dxa" w:w="680"/>
+            <w:vMerge w:val="restart"/>
+            <w:vAlign w:val="center"/>
+          </w:tcPr>
+          <w:p>
+            <w:pPr>
+              <w:spacing w:after="0" w:line="230" w:lineRule="exact"/>
+              <w:jc w:val="left"/>
+            </w:pPr>
+            <w:r>
+              <w:rPr>
+                <w:rFonts w:ascii="Liberation Serif" w:hAnsi="Liberation Serif" w:cs="Liberation Serif" w:eastAsia="Liberation Serif"/>
+                <w:b/>
+                <w:i w:val="0"/>
+                <w:color w:val="000000"/>
+                <w:sz w:val="20"/>
+              </w:rPr>
+              <w:t>5</w:t>
+            </w:r>
+          </w:p>
+        </w:tc>
+        <w:tc>
+          <w:tcPr>
+            <w:tcW w:type="dxa" w:w="682"/>
+            <w:vAlign w:val="top"/>
+          </w:tcPr>
+          <w:p>
+            <w:pPr>
+              <w:spacing w:after="0" w:line="230" w:lineRule="exact"/>
+              <w:jc w:val="center"/>
+            </w:pPr>
+            <w:r>
+              <w:rPr>
+                <w:rFonts w:ascii="Liberation Serif" w:hAnsi="Liberation Serif" w:cs="Liberation Serif" w:eastAsia="Liberation Serif"/>
+                <w:b w:val="0"/>
+                <w:i w:val="0"/>
+                <w:color w:val="000000"/>
+                <w:sz w:val="20"/>
+              </w:rPr>
+              <w:t>1</w:t>
+            </w:r>
+          </w:p>
+        </w:tc>
+        <w:tc>
+          <w:tcPr>
+            <w:tcW w:type="dxa" w:w="3968"/>
+            <w:vAlign w:val="top"/>
+          </w:tcPr>
+          <w:p>
+            <w:pPr>
+              <w:spacing w:after="0" w:line="230" w:lineRule="exact"/>
+              <w:jc w:val="left"/>
+            </w:pPr>
+            <w:r>
+              <w:rPr>
+                <w:rFonts w:ascii="Liberation Serif" w:hAnsi="Liberation Serif" w:cs="Liberation Serif" w:eastAsia="Liberation Serif"/>
+                <w:b w:val="0"/>
+                <w:i w:val="0"/>
+                <w:color w:val="000000"/>
+                <w:sz w:val="20"/>
+              </w:rPr>
+              <w:t>[Kriterium …]</w:t>
+            </w:r>
+          </w:p>
+        </w:tc>
+        <w:tc>
+          <w:tcPr>
+            <w:tcW w:type="dxa" w:w="965"/>
+            <w:vAlign w:val="top"/>
+          </w:tcPr>
+          <w:p>
+            <w:pPr>
+              <w:spacing w:after="0" w:line="230" w:lineRule="exact"/>
+              <w:jc w:val="center"/>
+            </w:pPr>
+            <w:r>
+              <w:rPr>
+                <w:rFonts w:ascii="Liberation Serif" w:hAnsi="Liberation Serif" w:cs="Liberation Serif" w:eastAsia="Liberation Serif"/>
+                <w:b w:val="0"/>
+                <w:i w:val="0"/>
+                <w:color w:val="000000"/>
+                <w:sz w:val="20"/>
+              </w:rPr>
+            </w:r>
+          </w:p>
+        </w:tc>
+        <w:tc>
+          <w:tcPr>
+            <w:tcW w:type="dxa" w:w="848"/>
+            <w:vAlign w:val="top"/>
+          </w:tcPr>
+          <w:p>
+            <w:pPr>
+              <w:spacing w:after="0" w:line="230" w:lineRule="exact"/>
+              <w:jc w:val="center"/>
+            </w:pPr>
+            <w:r>
+              <w:rPr>
+                <w:rFonts w:ascii="Liberation Serif" w:hAnsi="Liberation Serif" w:cs="Liberation Serif" w:eastAsia="Liberation Serif"/>
+                <w:b w:val="0"/>
+                <w:i w:val="0"/>
+                <w:color w:val="000000"/>
+                <w:sz w:val="20"/>
+              </w:rPr>
+            </w:r>
+          </w:p>
+        </w:tc>
+        <w:tc>
+          <w:tcPr>
+            <w:tcW w:type="dxa" w:w="852"/>
+            <w:vAlign w:val="top"/>
+          </w:tcPr>
+          <w:p>
+            <w:pPr>
+              <w:spacing w:after="0" w:line="230" w:lineRule="exact"/>
+              <w:jc w:val="center"/>
+            </w:pPr>
+            <w:r>
+              <w:rPr>
+                <w:rFonts w:ascii="Liberation Serif" w:hAnsi="Liberation Serif" w:cs="Liberation Serif" w:eastAsia="Liberation Serif"/>
+                <w:b w:val="0"/>
+                <w:i w:val="0"/>
+                <w:color w:val="000000"/>
+                <w:sz w:val="20"/>
+              </w:rPr>
+            </w:r>
+          </w:p>
+        </w:tc>
+        <w:tc>
+          <w:tcPr>
+            <w:tcW w:type="dxa" w:w="863"/>
+            <w:vAlign w:val="top"/>
+          </w:tcPr>
+          <w:p>
+            <w:pPr>
+              <w:spacing w:after="0" w:line="230" w:lineRule="exact"/>
+              <w:jc w:val="center"/>
+            </w:pPr>
+            <w:r>
+              <w:rPr>
+                <w:rFonts w:ascii="Liberation Serif" w:hAnsi="Liberation Serif" w:cs="Liberation Serif" w:eastAsia="Liberation Serif"/>
+                <w:b w:val="0"/>
+                <w:i w:val="0"/>
+                <w:color w:val="000000"/>
+                <w:sz w:val="20"/>
+              </w:rPr>
+            </w:r>
+          </w:p>
+        </w:tc>
+      </w:tr>
+      <w:tr>
+        <w:trPr>
+          <w:trHeight w:val="334" w:hRule="exact"/>
+          <w:cantSplit/>
+        </w:trPr>
+        <w:tc>
+          <w:tcPr>
+            <w:tcW w:type="dxa" w:w="680"/>
+            <w:vMerge/>
+            <w:vAlign w:val="top"/>
+          </w:tcPr>
+          <w:p/>
+        </w:tc>
+        <w:tc>
+          <w:tcPr>
+            <w:tcW w:type="dxa" w:w="682"/>
+            <w:vAlign w:val="top"/>
+          </w:tcPr>
+          <w:p>
+            <w:pPr>
+              <w:spacing w:after="0" w:line="230" w:lineRule="exact"/>
+              <w:jc w:val="center"/>
+            </w:pPr>
+            <w:r>
+              <w:rPr>
+                <w:rFonts w:ascii="Liberation Serif" w:hAnsi="Liberation Serif" w:cs="Liberation Serif" w:eastAsia="Liberation Serif"/>
+                <w:b w:val="0"/>
+                <w:i w:val="0"/>
+                <w:color w:val="000000"/>
+                <w:sz w:val="20"/>
+              </w:rPr>
+              <w:t>2</w:t>
+            </w:r>
+          </w:p>
+        </w:tc>
+        <w:tc>
+          <w:tcPr>
+            <w:tcW w:type="dxa" w:w="3968"/>
+            <w:vAlign w:val="top"/>
+          </w:tcPr>
+          <w:p>
+            <w:pPr>
+              <w:spacing w:after="0" w:line="230" w:lineRule="exact"/>
+              <w:jc w:val="left"/>
+            </w:pPr>
+            <w:r>
+              <w:rPr>
+                <w:rFonts w:ascii="Liberation Serif" w:hAnsi="Liberation Serif" w:cs="Liberation Serif" w:eastAsia="Liberation Serif"/>
+                <w:b w:val="0"/>
+                <w:i w:val="0"/>
+                <w:color w:val="000000"/>
+                <w:sz w:val="20"/>
+              </w:rPr>
+              <w:t>[Kriterium …]</w:t>
+            </w:r>
+          </w:p>
+        </w:tc>
+        <w:tc>
+          <w:tcPr>
+            <w:tcW w:type="dxa" w:w="965"/>
+            <w:vAlign w:val="top"/>
+          </w:tcPr>
+          <w:p>
+            <w:pPr>
+              <w:spacing w:after="0" w:line="230" w:lineRule="exact"/>
+              <w:jc w:val="center"/>
+            </w:pPr>
+            <w:r>
+              <w:rPr>
+                <w:rFonts w:ascii="Liberation Serif" w:hAnsi="Liberation Serif" w:cs="Liberation Serif" w:eastAsia="Liberation Serif"/>
+                <w:b w:val="0"/>
+                <w:i w:val="0"/>
+                <w:color w:val="000000"/>
+                <w:sz w:val="20"/>
+              </w:rPr>
+            </w:r>
+          </w:p>
+        </w:tc>
+        <w:tc>
+          <w:tcPr>
+            <w:tcW w:type="dxa" w:w="848"/>
+            <w:vAlign w:val="top"/>
+          </w:tcPr>
+          <w:p>
+            <w:pPr>
+              <w:spacing w:after="0" w:line="230" w:lineRule="exact"/>
+              <w:jc w:val="center"/>
+            </w:pPr>
+            <w:r>
+              <w:rPr>
+                <w:rFonts w:ascii="Liberation Serif" w:hAnsi="Liberation Serif" w:cs="Liberation Serif" w:eastAsia="Liberation Serif"/>
+                <w:b w:val="0"/>
+                <w:i w:val="0"/>
+                <w:color w:val="000000"/>
+                <w:sz w:val="20"/>
+              </w:rPr>
+            </w:r>
+          </w:p>
+        </w:tc>
+        <w:tc>
+          <w:tcPr>
+            <w:tcW w:type="dxa" w:w="852"/>
+            <w:vAlign w:val="top"/>
+          </w:tcPr>
+          <w:p>
+            <w:pPr>
+              <w:spacing w:after="0" w:line="230" w:lineRule="exact"/>
+              <w:jc w:val="center"/>
+            </w:pPr>
+            <w:r>
+              <w:rPr>
+                <w:rFonts w:ascii="Liberation Serif" w:hAnsi="Liberation Serif" w:cs="Liberation Serif" w:eastAsia="Liberation Serif"/>
+                <w:b w:val="0"/>
+                <w:i w:val="0"/>
+                <w:color w:val="000000"/>
+                <w:sz w:val="20"/>
+              </w:rPr>
+            </w:r>
+          </w:p>
+        </w:tc>
+        <w:tc>
+          <w:tcPr>
+            <w:tcW w:type="dxa" w:w="863"/>
+            <w:vAlign w:val="top"/>
+          </w:tcPr>
+          <w:p>
+            <w:pPr>
+              <w:spacing w:after="0" w:line="230" w:lineRule="exact"/>
+              <w:jc w:val="center"/>
+            </w:pPr>
+            <w:r>
+              <w:rPr>
+                <w:rFonts w:ascii="Liberation Serif" w:hAnsi="Liberation Serif" w:cs="Liberation Serif" w:eastAsia="Liberation Serif"/>
+                <w:b w:val="0"/>
+                <w:i w:val="0"/>
+                <w:color w:val="000000"/>
+                <w:sz w:val="20"/>
+              </w:rPr>
+            </w:r>
+          </w:p>
+        </w:tc>
+      </w:tr>
+      <w:tr>
+        <w:trPr>
+          <w:trHeight w:val="385" w:hRule="exact"/>
+          <w:cantSplit/>
+        </w:trPr>
+        <w:tc>
+          <w:tcPr>
+            <w:tcW w:type="dxa" w:w="5330"/>
+            <w:gridSpan w:val="3"/>
+            <w:vAlign w:val="center"/>
+          </w:tcPr>
+          <w:p>
+            <w:pPr>
+              <w:spacing w:after="0" w:line="230" w:lineRule="exact"/>
+              <w:jc w:val="left"/>
+            </w:pPr>
+            <w:r>
+              <w:rPr>
+                <w:rFonts w:ascii="Liberation Serif" w:hAnsi="Liberation Serif" w:cs="Liberation Serif" w:eastAsia="Liberation Serif"/>
+                <w:b/>
+                <w:i w:val="0"/>
+                <w:color w:val="000000"/>
+                <w:sz w:val="20"/>
+              </w:rPr>
+              <w:t>Summe der BE der Teilaufgaben</w:t>
+            </w:r>
+          </w:p>
+        </w:tc>
+        <w:tc>
+          <w:tcPr>
+            <w:tcW w:type="dxa" w:w="965"/>
+            <w:vAlign w:val="top"/>
+          </w:tcPr>
+          <w:p>
+            <w:pPr>
+              <w:spacing w:after="0" w:line="230" w:lineRule="exact"/>
+              <w:jc w:val="center"/>
+            </w:pPr>
+            <w:r>
+              <w:rPr>
+                <w:rFonts w:ascii="Liberation Serif" w:hAnsi="Liberation Serif" w:cs="Liberation Serif" w:eastAsia="Liberation Serif"/>
+                <w:b w:val="0"/>
+                <w:i w:val="0"/>
+                <w:color w:val="000000"/>
+                <w:sz w:val="20"/>
+              </w:rPr>
+            </w:r>
+          </w:p>
+        </w:tc>
+        <w:tc>
+          <w:tcPr>
+            <w:tcW w:type="dxa" w:w="848"/>
+            <w:vAlign w:val="top"/>
+          </w:tcPr>
+          <w:p>
+            <w:pPr>
+              <w:spacing w:after="0" w:line="230" w:lineRule="exact"/>
+              <w:jc w:val="center"/>
+            </w:pPr>
+            <w:r>
+              <w:rPr>
+                <w:rFonts w:ascii="Liberation Serif" w:hAnsi="Liberation Serif" w:cs="Liberation Serif" w:eastAsia="Liberation Serif"/>
+                <w:b w:val="0"/>
+                <w:i w:val="0"/>
+                <w:color w:val="000000"/>
+                <w:sz w:val="20"/>
+              </w:rPr>
+            </w:r>
+          </w:p>
+        </w:tc>
+        <w:tc>
+          <w:tcPr>
+            <w:tcW w:type="dxa" w:w="852"/>
+            <w:vAlign w:val="top"/>
+          </w:tcPr>
+          <w:p>
+            <w:pPr>
+              <w:spacing w:after="0" w:line="230" w:lineRule="exact"/>
+              <w:jc w:val="center"/>
+            </w:pPr>
+            <w:r>
+              <w:rPr>
+                <w:rFonts w:ascii="Liberation Serif" w:hAnsi="Liberation Serif" w:cs="Liberation Serif" w:eastAsia="Liberation Serif"/>
+                <w:b w:val="0"/>
+                <w:i w:val="0"/>
+                <w:color w:val="000000"/>
+                <w:sz w:val="20"/>
+              </w:rPr>
+            </w:r>
+          </w:p>
+        </w:tc>
+        <w:tc>
+          <w:tcPr>
+            <w:tcW w:type="dxa" w:w="863"/>
+            <w:vAlign w:val="top"/>
+          </w:tcPr>
+          <w:p>
+            <w:pPr>
+              <w:spacing w:after="0" w:line="230" w:lineRule="exact"/>
+              <w:jc w:val="center"/>
+            </w:pPr>
+            <w:r>
+              <w:rPr>
+                <w:rFonts w:ascii="Liberation Serif" w:hAnsi="Liberation Serif" w:cs="Liberation Serif" w:eastAsia="Liberation Serif"/>
+                <w:b w:val="0"/>
+                <w:i w:val="0"/>
+                <w:color w:val="000000"/>
+                <w:sz w:val="20"/>
+              </w:rPr>
+            </w:r>
+          </w:p>
+        </w:tc>
+      </w:tr>
+    </w:tbl>
+    <w:p>
+      <w:pPr>
+        <w:widowControl w:val="0"/>
+        <w:spacing w:before="0" w:after="0" w:line="253" w:lineRule="exact"/>
+        <w:jc w:val="left"/>
+        <w:framePr w:w="8844" w:x="1531" w:y="9281" w:hAnchor="page" w:vAnchor="page" w:wrap="notBeside" w:hSpace="0" w:vSpace="0"/>
+      </w:pPr>
+      <w:r>
+        <w:rPr>
+          <w:rFonts w:ascii="Liberation Serif" w:hAnsi="Liberation Serif" w:cs="Liberation Serif" w:eastAsia="Liberation Serif"/>
+          <w:b/>
+          <w:i w:val="0"/>
+          <w:color w:val="000000"/>
+          <w:sz w:val="22"/>
+        </w:rPr>
+        <w:t>Die Gesamtnote wird auf dem gesonderten Gesamtbogen festgelegt.</w:t>
+      </w:r>
+    </w:p>
+    <w:p>
+      <w:pPr>
+        <w:spacing w:after="0" w:line="20" w:lineRule="exact"/>
+      </w:pPr>
+      <w:r>
+        <w:pict>
+          <v:rect style="position:absolute;margin-left:76.56pt;margin-top:747pt;width:144pt;height:0.5pt;z-index:-1;mso-position-horizontal-relative:page;mso-position-vertical-relative:page" fillcolor="#000000" stroked="f"/>
+        </w:pict>
+      </w:r>
+    </w:p>
+    <w:p>
+      <w:pPr>
+        <w:widowControl w:val="0"/>
+        <w:spacing w:before="0" w:after="0" w:line="207" w:lineRule="exact"/>
+        <w:jc w:val="left"/>
+        <w:framePr w:w="8844" w:x="1531" w:y="15007" w:hAnchor="page" w:vAnchor="page" w:wrap="notBeside" w:hSpace="0" w:vSpace="0"/>
+      </w:pPr>
+      <w:r>
+        <w:rPr>
+          <w:rFonts w:ascii="Liberation Serif" w:hAnsi="Liberation Serif" w:cs="Liberation Serif" w:eastAsia="Liberation Serif"/>
+          <w:b w:val="0"/>
+          <w:i w:val="0"/>
+          <w:color w:val="000000"/>
+          <w:sz w:val="18"/>
+        </w:rPr>
+        <w:t>EK: Erstkorrektur · ZK: Zweitkorrektur · DK: Drittkorrektur</w:t>
+      </w:r>
+    </w:p>
+    <w:p>
+      <w:pPr>
+        <w:widowControl w:val="0"/>
+        <w:spacing w:before="0" w:after="0" w:line="207" w:lineRule="exact"/>
+        <w:jc w:val="left"/>
+        <w:framePr w:w="8844" w:x="1531" w:y="15237" w:hAnchor="page" w:vAnchor="page" w:wrap="notBeside" w:hSpace="0" w:vSpace="0"/>
+      </w:pPr>
+      <w:r>
+        <w:rPr>
+          <w:rFonts w:ascii="Liberation Serif" w:hAnsi="Liberation Serif" w:cs="Liberation Serif" w:eastAsia="Liberation Serif"/>
+          <w:b w:val="0"/>
+          <w:i w:val="0"/>
+          <w:color w:val="000000"/>
+          <w:sz w:val="18"/>
+        </w:rPr>
+        <w:t>Bei schulischen Klausuren bleiben nicht benötigte Korrekturspalten frei.</w:t>
+      </w:r>
+    </w:p>
+    <w:p>
+      <w:r>
+        <w:br w:type="page"/>
+      </w:r>
+    </w:p>
+    <w:p>
+      <w:pPr>
+        <w:widowControl w:val="0"/>
+        <w:spacing w:before="0" w:after="0" w:line="253" w:lineRule="exact"/>
+        <w:jc w:val="left"/>
+        <w:framePr w:w="6200" w:x="1531" w:y="627" w:hAnchor="page" w:vAnchor="page" w:wrap="notBeside" w:hSpace="0" w:vSpace="0"/>
+      </w:pPr>
+      <w:r>
+        <w:rPr>
+          <w:rFonts w:ascii="Liberation Sans" w:hAnsi="Liberation Sans" w:cs="Liberation Sans" w:eastAsia="Liberation Sans"/>
+          <w:b w:val="0"/>
+          <w:i w:val="0"/>
+          <w:color w:val="000000"/>
+          <w:sz w:val="22"/>
+        </w:rPr>
+        <w:t>[Schule]</w:t>
+      </w:r>
+    </w:p>
+    <w:p>
+      <w:pPr>
+        <w:widowControl w:val="0"/>
+        <w:spacing w:before="0" w:after="0" w:line="322" w:lineRule="exact"/>
+        <w:jc w:val="right"/>
+        <w:framePr w:w="3695" w:x="6680" w:y="620" w:hAnchor="page" w:vAnchor="page" w:wrap="notBeside" w:hSpace="0" w:vSpace="0"/>
+      </w:pPr>
+      <w:r>
+        <w:rPr>
+          <w:rFonts w:ascii="Liberation Sans" w:hAnsi="Liberation Sans" w:cs="Liberation Sans" w:eastAsia="Liberation Sans"/>
+          <w:b/>
+          <w:i w:val="0"/>
+          <w:color w:val="000000"/>
+          <w:sz w:val="28"/>
+        </w:rPr>
+        <w:t>[Fach · Kurs · Aufgabe]</w:t>
+      </w:r>
+    </w:p>
+    <w:p>
+      <w:pPr>
+        <w:widowControl w:val="0"/>
+        <w:spacing w:before="0" w:after="0" w:line="253" w:lineRule="exact"/>
+        <w:jc w:val="right"/>
+        <w:framePr w:w="2995" w:x="7380" w:y="914" w:hAnchor="page" w:vAnchor="page" w:wrap="notBeside" w:hSpace="0" w:vSpace="0"/>
+      </w:pPr>
+      <w:r>
+        <w:rPr>
+          <w:rFonts w:ascii="Liberation Sans" w:hAnsi="Liberation Sans" w:cs="Liberation Sans" w:eastAsia="Liberation Sans"/>
+          <w:b w:val="0"/>
+          <w:i w:val="0"/>
+          <w:color w:val="000000"/>
+          <w:sz w:val="22"/>
+        </w:rPr>
+        <w:t>Seite 5 von 6</w:t>
+      </w:r>
+    </w:p>
+    <w:p>
+      <w:pPr>
+        <w:widowControl w:val="0"/>
+        <w:spacing w:before="0" w:after="0" w:line="207" w:lineRule="exact"/>
+        <w:jc w:val="center"/>
+        <w:framePr w:w="8844" w:x="1531" w:y="15799" w:hAnchor="page" w:vAnchor="page" w:wrap="notBeside" w:hSpace="0" w:vSpace="0"/>
+      </w:pPr>
+      <w:r>
+        <w:rPr>
+          <w:rFonts w:ascii="Liberation Serif" w:hAnsi="Liberation Serif" w:cs="Liberation Serif" w:eastAsia="Liberation Serif"/>
+          <w:b w:val="0"/>
+          <w:i w:val="0"/>
+          <w:color w:val="000000"/>
+          <w:sz w:val="18"/>
+        </w:rPr>
+        <w:t>Schulische Klausurvorlage · [Jahr]</w:t>
+      </w:r>
+    </w:p>
+    <w:p>
+      <w:pPr>
+        <w:widowControl w:val="0"/>
+        <w:spacing w:before="0" w:after="0" w:line="299" w:lineRule="exact"/>
+        <w:jc w:val="left"/>
+        <w:framePr w:w="480" w:x="1531" w:y="1579" w:hAnchor="page" w:vAnchor="page" w:wrap="notBeside" w:hSpace="0" w:vSpace="0"/>
+      </w:pPr>
+      <w:r>
+        <w:rPr>
+          <w:rFonts w:ascii="Liberation Sans" w:hAnsi="Liberation Sans" w:cs="Liberation Sans" w:eastAsia="Liberation Sans"/>
+          <w:b/>
+          <w:i w:val="0"/>
+          <w:color w:val="000000"/>
+          <w:sz w:val="26"/>
+        </w:rPr>
+        <w:t>8.</w:t>
+      </w:r>
+    </w:p>
+    <w:p>
+      <w:pPr>
+        <w:widowControl w:val="0"/>
+        <w:spacing w:before="0" w:after="0" w:line="299" w:lineRule="exact"/>
+        <w:jc w:val="left"/>
+        <w:framePr w:w="8276" w:x="2099" w:y="1579" w:hAnchor="page" w:vAnchor="page" w:wrap="notBeside" w:hSpace="0" w:vSpace="0"/>
+      </w:pPr>
+      <w:r>
+        <w:rPr>
+          <w:rFonts w:ascii="Liberation Sans" w:hAnsi="Liberation Sans" w:cs="Liberation Sans" w:eastAsia="Liberation Sans"/>
+          <w:b/>
+          <w:i w:val="0"/>
+          <w:color w:val="000000"/>
+          <w:sz w:val="26"/>
+        </w:rPr>
+        <w:t>Festlegung der Gesamtnote der Prüfungsleistung</w:t>
+      </w:r>
+    </w:p>
+    <w:p>
+      <w:pPr>
+        <w:widowControl w:val="0"/>
+        <w:spacing w:before="0" w:after="0" w:line="253" w:lineRule="exact"/>
+        <w:jc w:val="left"/>
+        <w:framePr w:w="8276" w:x="2099" w:y="1871" w:hAnchor="page" w:vAnchor="page" w:wrap="notBeside" w:hSpace="0" w:vSpace="0"/>
+      </w:pPr>
+      <w:r>
+        <w:rPr>
+          <w:rFonts w:ascii="Liberation Sans" w:hAnsi="Liberation Sans" w:cs="Liberation Sans" w:eastAsia="Liberation Sans"/>
+          <w:b/>
+          <w:i w:val="0"/>
+          <w:color w:val="000000"/>
+          <w:sz w:val="22"/>
+        </w:rPr>
+        <w:t>(Bei Aufgabenwahl nur die gewählten Aufgaben berücksichtigen.)</w:t>
+      </w:r>
+    </w:p>
+    <w:tbl>
+      <w:tblPr>
+        <w:tblpPr w:vertAnchor="page" w:horzAnchor="page" w:tblpX="1602" w:tblpY="2196" w:topFromText="0" w:bottomFromText="0" w:leftFromText="0" w:rightFromText="0"/>
+        <w:tblW w:type="dxa" w:w="8858"/>
+        <w:jc w:val="left"/>
+        <w:tblLayout w:type="fixed"/>
+        <w:tblLook w:firstColumn="1" w:firstRow="1" w:lastColumn="0" w:lastRow="0" w:noHBand="0" w:noVBand="1" w:val="04A0"/>
+        <w:tblInd w:type="dxa" w:w="0"/>
+        <w:tblBorders>
+          <w:top w:val="single" w:sz="6" w:color="000000"/>
+          <w:left w:val="single" w:sz="6" w:color="000000"/>
+          <w:bottom w:val="single" w:sz="6" w:color="000000"/>
+          <w:right w:val="single" w:sz="6" w:color="000000"/>
+          <w:insideH w:val="single" w:sz="6" w:color="000000"/>
+          <w:insideV w:val="single" w:sz="6" w:color="000000"/>
+        </w:tblBorders>
+        <w:tblCellMar>
+          <w:top w:type="dxa" w:w="25"/>
+          <w:bottom w:type="dxa" w:w="25"/>
+          <w:left w:type="dxa" w:w="64"/>
+          <w:right w:type="dxa" w:w="48"/>
+        </w:tblCellMar>
+      </w:tblPr>
+      <w:tblGrid>
+        <w:gridCol w:w="5330"/>
+        <w:gridCol w:w="965"/>
+        <w:gridCol w:w="848"/>
+        <w:gridCol w:w="852"/>
+        <w:gridCol w:w="863"/>
+      </w:tblGrid>
+      <w:tr>
+        <w:trPr>
+          <w:trHeight w:val="347" w:hRule="exact"/>
+          <w:cantSplit/>
+          <w:tblHeader/>
+        </w:trPr>
+        <w:tc>
+          <w:tcPr>
+            <w:tcW w:type="dxa" w:w="5330"/>
+            <w:vAlign w:val="center"/>
+            <w:vMerge w:val="restart"/>
+            <w:tcMar>
+              <w:top w:type="dxa" w:w="65"/>
+            </w:tcMar>
+          </w:tcPr>
+          <w:p>
+            <w:pPr>
+              <w:spacing w:after="0" w:line="230" w:lineRule="exact"/>
+              <w:jc w:val="center"/>
+            </w:pPr>
+            <w:r>
+              <w:rPr>
+                <w:rFonts w:ascii="Liberation Serif" w:hAnsi="Liberation Serif" w:cs="Liberation Serif" w:eastAsia="Liberation Serif"/>
+                <w:b/>
+                <w:i w:val="0"/>
+                <w:color w:val="000000"/>
+                <w:sz w:val="20"/>
+              </w:rPr>
+            </w:r>
+          </w:p>
+        </w:tc>
+        <w:tc>
+          <w:tcPr>
+            <w:tcW w:type="dxa" w:w="3528"/>
+            <w:vAlign w:val="center"/>
+            <w:gridSpan w:val="4"/>
+            <w:tcMar>
+              <w:top w:type="dxa" w:w="65"/>
+            </w:tcMar>
+          </w:tcPr>
+          <w:p>
+            <w:pPr>
+              <w:spacing w:after="0" w:line="230" w:lineRule="exact"/>
+              <w:jc w:val="center"/>
+            </w:pPr>
+            <w:r>
+              <w:rPr>
+                <w:rFonts w:ascii="Liberation Serif" w:hAnsi="Liberation Serif" w:cs="Liberation Serif" w:eastAsia="Liberation Serif"/>
+                <w:b/>
+                <w:i w:val="0"/>
+                <w:color w:val="000000"/>
+                <w:sz w:val="20"/>
+              </w:rPr>
+              <w:t>Lösungsqualität</w:t>
+            </w:r>
+          </w:p>
+        </w:tc>
+      </w:tr>
+      <w:tr>
+        <w:trPr>
+          <w:trHeight w:val="335" w:hRule="exact"/>
+          <w:cantSplit/>
+          <w:tblHeader/>
+        </w:trPr>
+        <w:tc>
+          <w:tcPr>
+            <w:tcW w:type="dxa" w:w="5330"/>
+            <w:vAlign w:val="center"/>
+            <w:vMerge/>
+            <w:tcMar>
+              <w:top w:type="dxa" w:w="65"/>
+            </w:tcMar>
+          </w:tcPr>
+          <w:p/>
+        </w:tc>
+        <w:tc>
+          <w:tcPr>
+            <w:tcW w:type="dxa" w:w="965"/>
+            <w:vAlign w:val="center"/>
+            <w:tcMar>
+              <w:top w:type="dxa" w:w="65"/>
+            </w:tcMar>
+          </w:tcPr>
+          <w:p>
+            <w:pPr>
+              <w:spacing w:after="0" w:line="230" w:lineRule="exact"/>
+              <w:jc w:val="center"/>
+            </w:pPr>
+            <w:r>
+              <w:rPr>
+                <w:rFonts w:ascii="Liberation Serif" w:hAnsi="Liberation Serif" w:cs="Liberation Serif" w:eastAsia="Liberation Serif"/>
+                <w:b/>
+                <w:i w:val="0"/>
+                <w:color w:val="000000"/>
+                <w:sz w:val="20"/>
+              </w:rPr>
+              <w:t>BE max.</w:t>
+            </w:r>
+          </w:p>
+        </w:tc>
+        <w:tc>
+          <w:tcPr>
+            <w:tcW w:type="dxa" w:w="848"/>
+            <w:vAlign w:val="center"/>
+            <w:tcMar>
+              <w:top w:type="dxa" w:w="65"/>
+            </w:tcMar>
+          </w:tcPr>
+          <w:p>
+            <w:pPr>
+              <w:spacing w:after="0" w:line="230" w:lineRule="exact"/>
+              <w:jc w:val="center"/>
+            </w:pPr>
+            <w:r>
+              <w:rPr>
+                <w:rFonts w:ascii="Liberation Serif" w:hAnsi="Liberation Serif" w:cs="Liberation Serif" w:eastAsia="Liberation Serif"/>
+                <w:b/>
+                <w:i w:val="0"/>
+                <w:color w:val="000000"/>
+                <w:sz w:val="20"/>
+              </w:rPr>
+              <w:t>EK</w:t>
+            </w:r>
+          </w:p>
+        </w:tc>
+        <w:tc>
+          <w:tcPr>
+            <w:tcW w:type="dxa" w:w="852"/>
+            <w:vAlign w:val="center"/>
+            <w:tcMar>
+              <w:top w:type="dxa" w:w="65"/>
+            </w:tcMar>
+          </w:tcPr>
+          <w:p>
+            <w:pPr>
+              <w:spacing w:after="0" w:line="230" w:lineRule="exact"/>
+              <w:jc w:val="center"/>
+            </w:pPr>
+            <w:r>
+              <w:rPr>
+                <w:rFonts w:ascii="Liberation Serif" w:hAnsi="Liberation Serif" w:cs="Liberation Serif" w:eastAsia="Liberation Serif"/>
+                <w:b/>
+                <w:i w:val="0"/>
+                <w:color w:val="000000"/>
+                <w:sz w:val="20"/>
+              </w:rPr>
+              <w:t>ZK</w:t>
+            </w:r>
+          </w:p>
+        </w:tc>
+        <w:tc>
+          <w:tcPr>
+            <w:tcW w:type="dxa" w:w="863"/>
+            <w:vAlign w:val="center"/>
+            <w:tcMar>
+              <w:top w:type="dxa" w:w="65"/>
+            </w:tcMar>
+          </w:tcPr>
+          <w:p>
+            <w:pPr>
+              <w:spacing w:after="0" w:line="230" w:lineRule="exact"/>
+              <w:jc w:val="center"/>
+            </w:pPr>
+            <w:r>
+              <w:rPr>
+                <w:rFonts w:ascii="Liberation Serif" w:hAnsi="Liberation Serif" w:cs="Liberation Serif" w:eastAsia="Liberation Serif"/>
+                <w:b/>
+                <w:i w:val="0"/>
+                <w:color w:val="000000"/>
+                <w:sz w:val="20"/>
+              </w:rPr>
+              <w:t>DK</w:t>
+            </w:r>
+          </w:p>
+        </w:tc>
+      </w:tr>
+      <w:tr>
+        <w:trPr>
+          <w:trHeight w:val="334" w:hRule="exact"/>
+          <w:cantSplit/>
+        </w:trPr>
+        <w:tc>
+          <w:tcPr>
+            <w:tcW w:type="dxa" w:w="5330"/>
+            <w:vAlign w:val="top"/>
+          </w:tcPr>
+          <w:p>
+            <w:pPr>
+              <w:spacing w:after="0" w:line="230" w:lineRule="exact"/>
+              <w:jc w:val="left"/>
+            </w:pPr>
+            <w:r>
+              <w:rPr>
+                <w:rFonts w:ascii="Liberation Serif" w:hAnsi="Liberation Serif" w:cs="Liberation Serif" w:eastAsia="Liberation Serif"/>
+                <w:b w:val="0"/>
+                <w:i w:val="0"/>
+                <w:color w:val="000000"/>
+                <w:sz w:val="20"/>
+              </w:rPr>
+              <w:t>Übertrag aus der ersten bearbeiteten Aufgabe</w:t>
+            </w:r>
+          </w:p>
+        </w:tc>
+        <w:tc>
+          <w:tcPr>
+            <w:tcW w:type="dxa" w:w="965"/>
+            <w:vAlign w:val="top"/>
+          </w:tcPr>
+          <w:p>
+            <w:pPr>
+              <w:spacing w:after="0" w:line="230" w:lineRule="exact"/>
+              <w:jc w:val="center"/>
+            </w:pPr>
+            <w:r>
+              <w:rPr>
+                <w:rFonts w:ascii="Liberation Serif" w:hAnsi="Liberation Serif" w:cs="Liberation Serif" w:eastAsia="Liberation Serif"/>
+                <w:b w:val="0"/>
+                <w:i w:val="0"/>
+                <w:color w:val="000000"/>
+                <w:sz w:val="20"/>
+              </w:rPr>
+            </w:r>
+          </w:p>
+        </w:tc>
+        <w:tc>
+          <w:tcPr>
+            <w:tcW w:type="dxa" w:w="848"/>
+            <w:vAlign w:val="top"/>
+          </w:tcPr>
+          <w:p>
+            <w:pPr>
+              <w:spacing w:after="0" w:line="230" w:lineRule="exact"/>
+              <w:jc w:val="center"/>
+            </w:pPr>
+            <w:r>
+              <w:rPr>
+                <w:rFonts w:ascii="Liberation Serif" w:hAnsi="Liberation Serif" w:cs="Liberation Serif" w:eastAsia="Liberation Serif"/>
+                <w:b w:val="0"/>
+                <w:i w:val="0"/>
+                <w:color w:val="000000"/>
+                <w:sz w:val="20"/>
+              </w:rPr>
+            </w:r>
+          </w:p>
+        </w:tc>
+        <w:tc>
+          <w:tcPr>
+            <w:tcW w:type="dxa" w:w="852"/>
+            <w:vAlign w:val="top"/>
+          </w:tcPr>
+          <w:p>
+            <w:pPr>
+              <w:spacing w:after="0" w:line="230" w:lineRule="exact"/>
+              <w:jc w:val="center"/>
+            </w:pPr>
+            <w:r>
+              <w:rPr>
+                <w:rFonts w:ascii="Liberation Serif" w:hAnsi="Liberation Serif" w:cs="Liberation Serif" w:eastAsia="Liberation Serif"/>
+                <w:b w:val="0"/>
+                <w:i w:val="0"/>
+                <w:color w:val="000000"/>
+                <w:sz w:val="20"/>
+              </w:rPr>
+            </w:r>
+          </w:p>
+        </w:tc>
+        <w:tc>
+          <w:tcPr>
+            <w:tcW w:type="dxa" w:w="863"/>
+            <w:vAlign w:val="top"/>
+          </w:tcPr>
+          <w:p>
+            <w:pPr>
+              <w:spacing w:after="0" w:line="230" w:lineRule="exact"/>
+              <w:jc w:val="center"/>
+            </w:pPr>
+            <w:r>
+              <w:rPr>
+                <w:rFonts w:ascii="Liberation Serif" w:hAnsi="Liberation Serif" w:cs="Liberation Serif" w:eastAsia="Liberation Serif"/>
+                <w:b w:val="0"/>
+                <w:i w:val="0"/>
+                <w:color w:val="000000"/>
+                <w:sz w:val="20"/>
+              </w:rPr>
+            </w:r>
+          </w:p>
+        </w:tc>
+      </w:tr>
+      <w:tr>
+        <w:trPr>
+          <w:trHeight w:val="334" w:hRule="exact"/>
+          <w:cantSplit/>
+        </w:trPr>
+        <w:tc>
+          <w:tcPr>
+            <w:tcW w:type="dxa" w:w="5330"/>
+            <w:vAlign w:val="top"/>
+          </w:tcPr>
+          <w:p>
+            <w:pPr>
+              <w:spacing w:after="0" w:line="230" w:lineRule="exact"/>
+              <w:jc w:val="left"/>
+            </w:pPr>
+            <w:r>
+              <w:rPr>
+                <w:rFonts w:ascii="Liberation Serif" w:hAnsi="Liberation Serif" w:cs="Liberation Serif" w:eastAsia="Liberation Serif"/>
+                <w:b w:val="0"/>
+                <w:i w:val="0"/>
+                <w:color w:val="000000"/>
+                <w:sz w:val="20"/>
+              </w:rPr>
+              <w:t>Übertrag aus der zweiten bearbeiteten Aufgabe</w:t>
+            </w:r>
+          </w:p>
+        </w:tc>
+        <w:tc>
+          <w:tcPr>
+            <w:tcW w:type="dxa" w:w="965"/>
+            <w:vAlign w:val="top"/>
+          </w:tcPr>
+          <w:p>
+            <w:pPr>
+              <w:spacing w:after="0" w:line="230" w:lineRule="exact"/>
+              <w:jc w:val="center"/>
+            </w:pPr>
+            <w:r>
+              <w:rPr>
+                <w:rFonts w:ascii="Liberation Serif" w:hAnsi="Liberation Serif" w:cs="Liberation Serif" w:eastAsia="Liberation Serif"/>
+                <w:b w:val="0"/>
+                <w:i w:val="0"/>
+                <w:color w:val="000000"/>
+                <w:sz w:val="20"/>
+              </w:rPr>
+            </w:r>
+          </w:p>
+        </w:tc>
+        <w:tc>
+          <w:tcPr>
+            <w:tcW w:type="dxa" w:w="848"/>
+            <w:vAlign w:val="top"/>
+          </w:tcPr>
+          <w:p>
+            <w:pPr>
+              <w:spacing w:after="0" w:line="230" w:lineRule="exact"/>
+              <w:jc w:val="center"/>
+            </w:pPr>
+            <w:r>
+              <w:rPr>
+                <w:rFonts w:ascii="Liberation Serif" w:hAnsi="Liberation Serif" w:cs="Liberation Serif" w:eastAsia="Liberation Serif"/>
+                <w:b w:val="0"/>
+                <w:i w:val="0"/>
+                <w:color w:val="000000"/>
+                <w:sz w:val="20"/>
+              </w:rPr>
+            </w:r>
+          </w:p>
+        </w:tc>
+        <w:tc>
+          <w:tcPr>
+            <w:tcW w:type="dxa" w:w="852"/>
+            <w:vAlign w:val="top"/>
+          </w:tcPr>
+          <w:p>
+            <w:pPr>
+              <w:spacing w:after="0" w:line="230" w:lineRule="exact"/>
+              <w:jc w:val="center"/>
+            </w:pPr>
+            <w:r>
+              <w:rPr>
+                <w:rFonts w:ascii="Liberation Serif" w:hAnsi="Liberation Serif" w:cs="Liberation Serif" w:eastAsia="Liberation Serif"/>
+                <w:b w:val="0"/>
+                <w:i w:val="0"/>
+                <w:color w:val="000000"/>
+                <w:sz w:val="20"/>
+              </w:rPr>
+            </w:r>
+          </w:p>
+        </w:tc>
+        <w:tc>
+          <w:tcPr>
+            <w:tcW w:type="dxa" w:w="863"/>
+            <w:vAlign w:val="top"/>
+          </w:tcPr>
+          <w:p>
+            <w:pPr>
+              <w:spacing w:after="0" w:line="230" w:lineRule="exact"/>
+              <w:jc w:val="center"/>
+            </w:pPr>
+            <w:r>
+              <w:rPr>
+                <w:rFonts w:ascii="Liberation Serif" w:hAnsi="Liberation Serif" w:cs="Liberation Serif" w:eastAsia="Liberation Serif"/>
+                <w:b w:val="0"/>
+                <w:i w:val="0"/>
+                <w:color w:val="000000"/>
+                <w:sz w:val="20"/>
+              </w:rPr>
+            </w:r>
+          </w:p>
+        </w:tc>
+      </w:tr>
+      <w:tr>
+        <w:trPr>
+          <w:trHeight w:val="334" w:hRule="exact"/>
+          <w:cantSplit/>
+        </w:trPr>
+        <w:tc>
+          <w:tcPr>
+            <w:tcW w:type="dxa" w:w="5330"/>
+            <w:vAlign w:val="top"/>
+          </w:tcPr>
+          <w:p>
+            <w:pPr>
+              <w:spacing w:after="0" w:line="230" w:lineRule="exact"/>
+              <w:jc w:val="left"/>
+            </w:pPr>
+            <w:r>
+              <w:rPr>
+                <w:rFonts w:ascii="Liberation Serif" w:hAnsi="Liberation Serif" w:cs="Liberation Serif" w:eastAsia="Liberation Serif"/>
+                <w:b w:val="0"/>
+                <w:i w:val="0"/>
+                <w:color w:val="000000"/>
+                <w:sz w:val="20"/>
+              </w:rPr>
+              <w:t>Übertrag aus der dritten bearbeiteten Aufgabe</w:t>
+            </w:r>
+          </w:p>
+        </w:tc>
+        <w:tc>
+          <w:tcPr>
+            <w:tcW w:type="dxa" w:w="965"/>
+            <w:vAlign w:val="top"/>
+          </w:tcPr>
+          <w:p>
+            <w:pPr>
+              <w:spacing w:after="0" w:line="230" w:lineRule="exact"/>
+              <w:jc w:val="center"/>
+            </w:pPr>
+            <w:r>
+              <w:rPr>
+                <w:rFonts w:ascii="Liberation Serif" w:hAnsi="Liberation Serif" w:cs="Liberation Serif" w:eastAsia="Liberation Serif"/>
+                <w:b w:val="0"/>
+                <w:i w:val="0"/>
+                <w:color w:val="000000"/>
+                <w:sz w:val="20"/>
+              </w:rPr>
+            </w:r>
+          </w:p>
+        </w:tc>
+        <w:tc>
+          <w:tcPr>
+            <w:tcW w:type="dxa" w:w="848"/>
+            <w:vAlign w:val="top"/>
+          </w:tcPr>
+          <w:p>
+            <w:pPr>
+              <w:spacing w:after="0" w:line="230" w:lineRule="exact"/>
+              <w:jc w:val="center"/>
+            </w:pPr>
+            <w:r>
+              <w:rPr>
+                <w:rFonts w:ascii="Liberation Serif" w:hAnsi="Liberation Serif" w:cs="Liberation Serif" w:eastAsia="Liberation Serif"/>
+                <w:b w:val="0"/>
+                <w:i w:val="0"/>
+                <w:color w:val="000000"/>
+                <w:sz w:val="20"/>
+              </w:rPr>
+            </w:r>
+          </w:p>
+        </w:tc>
+        <w:tc>
+          <w:tcPr>
+            <w:tcW w:type="dxa" w:w="852"/>
+            <w:vAlign w:val="top"/>
+          </w:tcPr>
+          <w:p>
+            <w:pPr>
+              <w:spacing w:after="0" w:line="230" w:lineRule="exact"/>
+              <w:jc w:val="center"/>
+            </w:pPr>
+            <w:r>
+              <w:rPr>
+                <w:rFonts w:ascii="Liberation Serif" w:hAnsi="Liberation Serif" w:cs="Liberation Serif" w:eastAsia="Liberation Serif"/>
+                <w:b w:val="0"/>
+                <w:i w:val="0"/>
+                <w:color w:val="000000"/>
+                <w:sz w:val="20"/>
+              </w:rPr>
+            </w:r>
+          </w:p>
+        </w:tc>
+        <w:tc>
+          <w:tcPr>
+            <w:tcW w:type="dxa" w:w="863"/>
+            <w:vAlign w:val="top"/>
+          </w:tcPr>
+          <w:p>
+            <w:pPr>
+              <w:spacing w:after="0" w:line="230" w:lineRule="exact"/>
+              <w:jc w:val="center"/>
+            </w:pPr>
+            <w:r>
+              <w:rPr>
+                <w:rFonts w:ascii="Liberation Serif" w:hAnsi="Liberation Serif" w:cs="Liberation Serif" w:eastAsia="Liberation Serif"/>
+                <w:b w:val="0"/>
+                <w:i w:val="0"/>
+                <w:color w:val="000000"/>
+                <w:sz w:val="20"/>
+              </w:rPr>
+            </w:r>
+          </w:p>
+        </w:tc>
+      </w:tr>
+      <w:tr>
+        <w:trPr>
+          <w:trHeight w:val="334" w:hRule="exact"/>
+          <w:cantSplit/>
+        </w:trPr>
+        <w:tc>
+          <w:tcPr>
+            <w:tcW w:type="dxa" w:w="5330"/>
+            <w:vAlign w:val="top"/>
+          </w:tcPr>
+          <w:p>
+            <w:pPr>
+              <w:spacing w:after="0" w:line="230" w:lineRule="exact"/>
+              <w:jc w:val="left"/>
+            </w:pPr>
+            <w:r>
+              <w:rPr>
+                <w:rFonts w:ascii="Liberation Serif" w:hAnsi="Liberation Serif" w:cs="Liberation Serif" w:eastAsia="Liberation Serif"/>
+                <w:b w:val="0"/>
+                <w:i w:val="0"/>
+                <w:color w:val="000000"/>
+                <w:sz w:val="20"/>
+              </w:rPr>
+              <w:t>Gesamtzahl der BE der Prüfungsleistung</w:t>
+            </w:r>
+          </w:p>
+        </w:tc>
+        <w:tc>
+          <w:tcPr>
+            <w:tcW w:type="dxa" w:w="965"/>
+            <w:vAlign w:val="top"/>
+          </w:tcPr>
+          <w:p>
+            <w:pPr>
+              <w:spacing w:after="0" w:line="230" w:lineRule="exact"/>
+              <w:jc w:val="center"/>
+            </w:pPr>
+            <w:r>
+              <w:rPr>
+                <w:rFonts w:ascii="Liberation Serif" w:hAnsi="Liberation Serif" w:cs="Liberation Serif" w:eastAsia="Liberation Serif"/>
+                <w:b w:val="0"/>
+                <w:i w:val="0"/>
+                <w:color w:val="000000"/>
+                <w:sz w:val="20"/>
+              </w:rPr>
+            </w:r>
+          </w:p>
+        </w:tc>
+        <w:tc>
+          <w:tcPr>
+            <w:tcW w:type="dxa" w:w="848"/>
+            <w:vAlign w:val="top"/>
+          </w:tcPr>
+          <w:p>
+            <w:pPr>
+              <w:spacing w:after="0" w:line="230" w:lineRule="exact"/>
+              <w:jc w:val="center"/>
+            </w:pPr>
+            <w:r>
+              <w:rPr>
+                <w:rFonts w:ascii="Liberation Serif" w:hAnsi="Liberation Serif" w:cs="Liberation Serif" w:eastAsia="Liberation Serif"/>
+                <w:b w:val="0"/>
+                <w:i w:val="0"/>
+                <w:color w:val="000000"/>
+                <w:sz w:val="20"/>
+              </w:rPr>
+            </w:r>
+          </w:p>
+        </w:tc>
+        <w:tc>
+          <w:tcPr>
+            <w:tcW w:type="dxa" w:w="852"/>
+            <w:vAlign w:val="top"/>
+          </w:tcPr>
+          <w:p>
+            <w:pPr>
+              <w:spacing w:after="0" w:line="230" w:lineRule="exact"/>
+              <w:jc w:val="center"/>
+            </w:pPr>
+            <w:r>
+              <w:rPr>
+                <w:rFonts w:ascii="Liberation Serif" w:hAnsi="Liberation Serif" w:cs="Liberation Serif" w:eastAsia="Liberation Serif"/>
+                <w:b w:val="0"/>
+                <w:i w:val="0"/>
+                <w:color w:val="000000"/>
+                <w:sz w:val="20"/>
+              </w:rPr>
+            </w:r>
+          </w:p>
+        </w:tc>
+        <w:tc>
+          <w:tcPr>
+            <w:tcW w:type="dxa" w:w="863"/>
+            <w:vAlign w:val="top"/>
+          </w:tcPr>
+          <w:p>
+            <w:pPr>
+              <w:spacing w:after="0" w:line="230" w:lineRule="exact"/>
+              <w:jc w:val="center"/>
+            </w:pPr>
+            <w:r>
+              <w:rPr>
+                <w:rFonts w:ascii="Liberation Serif" w:hAnsi="Liberation Serif" w:cs="Liberation Serif" w:eastAsia="Liberation Serif"/>
+                <w:b w:val="0"/>
+                <w:i w:val="0"/>
+                <w:color w:val="000000"/>
+                <w:sz w:val="20"/>
+              </w:rPr>
+            </w:r>
+          </w:p>
+        </w:tc>
+      </w:tr>
+      <w:tr>
+        <w:trPr>
+          <w:trHeight w:val="755" w:hRule="exact"/>
+          <w:cantSplit/>
+        </w:trPr>
+        <w:tc>
+          <w:tcPr>
+            <w:tcW w:type="dxa" w:w="5330"/>
+            <w:vAlign w:val="top"/>
+          </w:tcPr>
+          <w:p>
+            <w:pPr>
+              <w:spacing w:after="0" w:line="230" w:lineRule="exact"/>
+              <w:jc w:val="left"/>
+            </w:pPr>
+            <w:r>
+              <w:rPr>
+                <w:rFonts w:ascii="Liberation Serif" w:hAnsi="Liberation Serif" w:cs="Liberation Serif" w:eastAsia="Liberation Serif"/>
+                <w:b w:val="0"/>
+                <w:i w:val="0"/>
+                <w:color w:val="000000"/>
+                <w:sz w:val="20"/>
+              </w:rPr>
+              <w:t>Note gemäß der nachfolgenden Zuordnungstabelle</w:t>
+            </w:r>
+          </w:p>
+        </w:tc>
+        <w:tc>
+          <w:tcPr>
+            <w:tcW w:type="dxa" w:w="3528"/>
+            <w:gridSpan w:val="4"/>
+            <w:vAlign w:val="center"/>
+          </w:tcPr>
+          <w:p>
+            <w:pPr>
+              <w:spacing w:after="0" w:line="230" w:lineRule="exact"/>
+              <w:jc w:val="left"/>
+            </w:pPr>
+            <w:r>
+              <w:rPr>
+                <w:rFonts w:ascii="Liberation Serif" w:hAnsi="Liberation Serif" w:cs="Liberation Serif" w:eastAsia="Liberation Serif"/>
+                <w:b/>
+                <w:i w:val="0"/>
+                <w:color w:val="000000"/>
+                <w:sz w:val="20"/>
+              </w:rPr>
+            </w:r>
+          </w:p>
+        </w:tc>
+      </w:tr>
+      <w:tr>
+        <w:trPr>
+          <w:trHeight w:val="755" w:hRule="exact"/>
+          <w:cantSplit/>
+        </w:trPr>
+        <w:tc>
+          <w:tcPr>
+            <w:tcW w:type="dxa" w:w="5330"/>
+            <w:vAlign w:val="top"/>
+          </w:tcPr>
+          <w:p>
+            <w:pPr>
+              <w:spacing w:after="0" w:line="230" w:lineRule="exact"/>
+              <w:jc w:val="left"/>
+            </w:pPr>
+            <w:r>
+              <w:rPr>
+                <w:rFonts w:ascii="Liberation Serif" w:hAnsi="Liberation Serif" w:cs="Liberation Serif" w:eastAsia="Liberation Serif"/>
+                <w:b w:val="0"/>
+                <w:i w:val="0"/>
+                <w:color w:val="000000"/>
+                <w:sz w:val="20"/>
+              </w:rPr>
+              <w:t>Gegebenenfalls begründete Anpassung nach geltenden Vorgaben</w:t>
+            </w:r>
+          </w:p>
+        </w:tc>
+        <w:tc>
+          <w:tcPr>
+            <w:tcW w:type="dxa" w:w="3528"/>
+            <w:gridSpan w:val="4"/>
+            <w:vAlign w:val="center"/>
+          </w:tcPr>
+          <w:p>
+            <w:pPr>
+              <w:spacing w:after="0" w:line="230" w:lineRule="exact"/>
+              <w:jc w:val="left"/>
+            </w:pPr>
+            <w:r>
+              <w:rPr>
+                <w:rFonts w:ascii="Liberation Serif" w:hAnsi="Liberation Serif" w:cs="Liberation Serif" w:eastAsia="Liberation Serif"/>
+                <w:b/>
+                <w:i w:val="0"/>
+                <w:color w:val="000000"/>
+                <w:sz w:val="20"/>
+              </w:rPr>
+            </w:r>
+          </w:p>
+        </w:tc>
+      </w:tr>
+      <w:tr>
+        <w:trPr>
+          <w:trHeight w:val="735" w:hRule="exact"/>
+          <w:cantSplit/>
+        </w:trPr>
+        <w:tc>
+          <w:tcPr>
+            <w:tcW w:type="dxa" w:w="5330"/>
+            <w:vAlign w:val="top"/>
+          </w:tcPr>
+          <w:p>
+            <w:pPr>
+              <w:spacing w:after="0" w:line="230" w:lineRule="exact"/>
+              <w:jc w:val="left"/>
+            </w:pPr>
+            <w:r>
+              <w:rPr>
+                <w:rFonts w:ascii="Liberation Serif" w:hAnsi="Liberation Serif" w:cs="Liberation Serif" w:eastAsia="Liberation Serif"/>
+                <w:b w:val="0"/>
+                <w:i w:val="0"/>
+                <w:color w:val="000000"/>
+                <w:sz w:val="20"/>
+              </w:rPr>
+              <w:t>Paraphe</w:t>
+            </w:r>
+          </w:p>
+        </w:tc>
+        <w:tc>
+          <w:tcPr>
+            <w:tcW w:type="dxa" w:w="965"/>
+            <w:vAlign w:val="top"/>
+          </w:tcPr>
+          <w:p>
+            <w:pPr>
+              <w:spacing w:after="0" w:line="230" w:lineRule="exact"/>
+              <w:jc w:val="center"/>
+            </w:pPr>
+            <w:r>
+              <w:rPr>
+                <w:rFonts w:ascii="Liberation Serif" w:hAnsi="Liberation Serif" w:cs="Liberation Serif" w:eastAsia="Liberation Serif"/>
+                <w:b w:val="0"/>
+                <w:i w:val="0"/>
+                <w:color w:val="000000"/>
+                <w:sz w:val="20"/>
+              </w:rPr>
+            </w:r>
+          </w:p>
+        </w:tc>
+        <w:tc>
+          <w:tcPr>
+            <w:tcW w:type="dxa" w:w="848"/>
+            <w:vAlign w:val="top"/>
+          </w:tcPr>
+          <w:p>
+            <w:pPr>
+              <w:spacing w:after="0" w:line="230" w:lineRule="exact"/>
+              <w:jc w:val="center"/>
+            </w:pPr>
+            <w:r>
+              <w:rPr>
+                <w:rFonts w:ascii="Liberation Serif" w:hAnsi="Liberation Serif" w:cs="Liberation Serif" w:eastAsia="Liberation Serif"/>
+                <w:b w:val="0"/>
+                <w:i w:val="0"/>
+                <w:color w:val="000000"/>
+                <w:sz w:val="20"/>
+              </w:rPr>
+            </w:r>
+          </w:p>
+        </w:tc>
+        <w:tc>
+          <w:tcPr>
+            <w:tcW w:type="dxa" w:w="852"/>
+            <w:vAlign w:val="top"/>
+          </w:tcPr>
+          <w:p>
+            <w:pPr>
+              <w:spacing w:after="0" w:line="230" w:lineRule="exact"/>
+              <w:jc w:val="center"/>
+            </w:pPr>
+            <w:r>
+              <w:rPr>
+                <w:rFonts w:ascii="Liberation Serif" w:hAnsi="Liberation Serif" w:cs="Liberation Serif" w:eastAsia="Liberation Serif"/>
+                <w:b w:val="0"/>
+                <w:i w:val="0"/>
+                <w:color w:val="000000"/>
+                <w:sz w:val="20"/>
+              </w:rPr>
+            </w:r>
+          </w:p>
+        </w:tc>
+        <w:tc>
+          <w:tcPr>
+            <w:tcW w:type="dxa" w:w="863"/>
+            <w:vAlign w:val="top"/>
+          </w:tcPr>
+          <w:p>
+            <w:pPr>
+              <w:spacing w:after="0" w:line="230" w:lineRule="exact"/>
+              <w:jc w:val="center"/>
+            </w:pPr>
+            <w:r>
+              <w:rPr>
+                <w:rFonts w:ascii="Liberation Serif" w:hAnsi="Liberation Serif" w:cs="Liberation Serif" w:eastAsia="Liberation Serif"/>
+                <w:b w:val="0"/>
+                <w:i w:val="0"/>
+                <w:color w:val="000000"/>
+                <w:sz w:val="20"/>
+              </w:rPr>
+            </w:r>
+          </w:p>
+        </w:tc>
+      </w:tr>
+    </w:tbl>
+    <w:p>
+      <w:pPr>
+        <w:widowControl w:val="0"/>
+        <w:spacing w:before="0" w:after="0" w:line="253" w:lineRule="exact"/>
+        <w:jc w:val="left"/>
+        <w:framePr w:w="8844" w:x="1531" w:y="7134" w:hAnchor="page" w:vAnchor="page" w:wrap="notBeside" w:hSpace="0" w:vSpace="0"/>
+      </w:pPr>
+      <w:r>
+        <w:rPr>
+          <w:rFonts w:ascii="Liberation Serif" w:hAnsi="Liberation Serif" w:cs="Liberation Serif" w:eastAsia="Liberation Serif"/>
+          <w:b w:val="0"/>
+          <w:i w:val="0"/>
+          <w:color w:val="000000"/>
+          <w:sz w:val="22"/>
+        </w:rPr>
+        <w:t>[Begründung und gegebenenfalls anzuwendende Rechtsgrundlage.]</w:t>
+      </w:r>
+    </w:p>
+    <w:p>
+      <w:pPr>
+        <w:widowControl w:val="0"/>
+        <w:spacing w:before="0" w:after="0" w:line="253" w:lineRule="exact"/>
+        <w:jc w:val="left"/>
+        <w:framePr w:w="8844" w:x="1531" w:y="7939" w:hAnchor="page" w:vAnchor="page" w:wrap="notBeside" w:hSpace="0" w:vSpace="0"/>
+      </w:pPr>
+      <w:r>
+        <w:rPr>
+          <w:rFonts w:ascii="Liberation Serif" w:hAnsi="Liberation Serif" w:cs="Liberation Serif" w:eastAsia="Liberation Serif"/>
+          <w:b w:val="0"/>
+          <w:i w:val="0"/>
+          <w:color w:val="000000"/>
+          <w:sz w:val="22"/>
+        </w:rPr>
+        <w:t>Die Klausur wird mit der Note __________________ (____ Punkte) bewertet.</w:t>
+      </w:r>
+    </w:p>
+    <w:p>
+      <w:pPr>
+        <w:widowControl w:val="0"/>
+        <w:spacing w:before="0" w:after="0" w:line="253" w:lineRule="exact"/>
+        <w:jc w:val="left"/>
+        <w:framePr w:w="8844" w:x="1531" w:y="8744" w:hAnchor="page" w:vAnchor="page" w:wrap="notBeside" w:hSpace="0" w:vSpace="0"/>
+      </w:pPr>
+      <w:r>
+        <w:rPr>
+          <w:rFonts w:ascii="Liberation Serif" w:hAnsi="Liberation Serif" w:cs="Liberation Serif" w:eastAsia="Liberation Serif"/>
+          <w:b w:val="0"/>
+          <w:i w:val="0"/>
+          <w:color w:val="000000"/>
+          <w:sz w:val="22"/>
+        </w:rPr>
+        <w:t>Unterschrift, Datum: _____________________________________________</w:t>
+      </w:r>
+    </w:p>
+    <w:p>
+      <w:r>
+        <w:br w:type="page"/>
+      </w:r>
+    </w:p>
+    <w:p>
+      <w:pPr>
+        <w:widowControl w:val="0"/>
+        <w:spacing w:before="0" w:after="0" w:line="253" w:lineRule="exact"/>
+        <w:jc w:val="left"/>
+        <w:framePr w:w="6200" w:x="1531" w:y="627" w:hAnchor="page" w:vAnchor="page" w:wrap="notBeside" w:hSpace="0" w:vSpace="0"/>
+      </w:pPr>
+      <w:r>
+        <w:rPr>
+          <w:rFonts w:ascii="Liberation Sans" w:hAnsi="Liberation Sans" w:cs="Liberation Sans" w:eastAsia="Liberation Sans"/>
+          <w:b w:val="0"/>
+          <w:i w:val="0"/>
+          <w:color w:val="000000"/>
+          <w:sz w:val="22"/>
+        </w:rPr>
+        <w:t>[Schule]</w:t>
+      </w:r>
+    </w:p>
+    <w:p>
+      <w:pPr>
+        <w:widowControl w:val="0"/>
+        <w:spacing w:before="0" w:after="0" w:line="322" w:lineRule="exact"/>
+        <w:jc w:val="right"/>
+        <w:framePr w:w="3695" w:x="6680" w:y="620" w:hAnchor="page" w:vAnchor="page" w:wrap="notBeside" w:hSpace="0" w:vSpace="0"/>
+      </w:pPr>
+      <w:r>
+        <w:rPr>
+          <w:rFonts w:ascii="Liberation Sans" w:hAnsi="Liberation Sans" w:cs="Liberation Sans" w:eastAsia="Liberation Sans"/>
+          <w:b/>
+          <w:i w:val="0"/>
+          <w:color w:val="000000"/>
+          <w:sz w:val="28"/>
+        </w:rPr>
+        <w:t>[Fach · Kurs · Aufgabe]</w:t>
+      </w:r>
+    </w:p>
+    <w:p>
+      <w:pPr>
+        <w:widowControl w:val="0"/>
+        <w:spacing w:before="0" w:after="0" w:line="253" w:lineRule="exact"/>
+        <w:jc w:val="right"/>
+        <w:framePr w:w="2995" w:x="7380" w:y="914" w:hAnchor="page" w:vAnchor="page" w:wrap="notBeside" w:hSpace="0" w:vSpace="0"/>
+      </w:pPr>
+      <w:r>
+        <w:rPr>
+          <w:rFonts w:ascii="Liberation Sans" w:hAnsi="Liberation Sans" w:cs="Liberation Sans" w:eastAsia="Liberation Sans"/>
+          <w:b w:val="0"/>
+          <w:i w:val="0"/>
+          <w:color w:val="000000"/>
+          <w:sz w:val="22"/>
+        </w:rPr>
+        <w:t>Seite 6 von 6</w:t>
+      </w:r>
+    </w:p>
+    <w:p>
+      <w:pPr>
+        <w:widowControl w:val="0"/>
+        <w:spacing w:before="0" w:after="0" w:line="207" w:lineRule="exact"/>
+        <w:jc w:val="center"/>
+        <w:framePr w:w="8844" w:x="1531" w:y="15799" w:hAnchor="page" w:vAnchor="page" w:wrap="notBeside" w:hSpace="0" w:vSpace="0"/>
+      </w:pPr>
+      <w:r>
+        <w:rPr>
+          <w:rFonts w:ascii="Liberation Serif" w:hAnsi="Liberation Serif" w:cs="Liberation Serif" w:eastAsia="Liberation Serif"/>
+          <w:b w:val="0"/>
+          <w:i w:val="0"/>
+          <w:color w:val="000000"/>
+          <w:sz w:val="18"/>
+        </w:rPr>
+        <w:t>Schulische Klausurvorlage · [Jahr]</w:t>
+      </w:r>
+    </w:p>
+    <w:p>
+      <w:pPr>
+        <w:widowControl w:val="0"/>
+        <w:spacing w:before="0" w:after="0" w:line="299" w:lineRule="exact"/>
+        <w:jc w:val="left"/>
+        <w:framePr w:w="8844" w:x="1531" w:y="1843" w:hAnchor="page" w:vAnchor="page" w:wrap="notBeside" w:hSpace="0" w:vSpace="0"/>
+      </w:pPr>
+      <w:r>
+        <w:rPr>
+          <w:rFonts w:ascii="Liberation Sans" w:hAnsi="Liberation Sans" w:cs="Liberation Sans" w:eastAsia="Liberation Sans"/>
+          <w:b/>
+          <w:i w:val="0"/>
+          <w:color w:val="000000"/>
+          <w:sz w:val="26"/>
+        </w:rPr>
+        <w:t>Grundsätze für die Bewertung (Notenfindung)</w:t>
+      </w:r>
+    </w:p>
+    <w:p>
+      <w:pPr>
+        <w:widowControl w:val="0"/>
+        <w:spacing w:before="0" w:after="0" w:line="253" w:lineRule="exact"/>
+        <w:jc w:val="left"/>
+        <w:framePr w:w="8844" w:x="1531" w:y="2203" w:hAnchor="page" w:vAnchor="page" w:wrap="notBeside" w:hSpace="0" w:vSpace="0"/>
+      </w:pPr>
+      <w:r>
+        <w:rPr>
+          <w:rFonts w:ascii="Liberation Serif" w:hAnsi="Liberation Serif" w:cs="Liberation Serif" w:eastAsia="Liberation Serif"/>
+          <w:b w:val="0"/>
+          <w:i w:val="0"/>
+          <w:color w:val="000000"/>
+          <w:sz w:val="22"/>
+        </w:rPr>
+        <w:t>Zuordnung der Notenstufen zu den erreichten Bewertungseinheiten (BE)</w:t>
+      </w:r>
+    </w:p>
+    <w:tbl>
+      <w:tblPr>
+        <w:tblpPr w:vertAnchor="page" w:horzAnchor="page" w:tblpX="1602" w:tblpY="2655" w:topFromText="0" w:bottomFromText="0" w:leftFromText="0" w:rightFromText="0"/>
+        <w:tblW w:type="dxa" w:w="6293"/>
+        <w:jc w:val="left"/>
+        <w:tblLayout w:type="fixed"/>
+        <w:tblLook w:firstColumn="1" w:firstRow="1" w:lastColumn="0" w:lastRow="0" w:noHBand="0" w:noVBand="1" w:val="04A0"/>
+        <w:tblInd w:type="dxa" w:w="0"/>
+        <w:tblBorders>
+          <w:top w:val="single" w:sz="4" w:color="000000"/>
+          <w:left w:val="single" w:sz="4" w:color="000000"/>
+          <w:bottom w:val="single" w:sz="4" w:color="000000"/>
+          <w:right w:val="single" w:sz="4" w:color="000000"/>
+          <w:insideH w:val="single" w:sz="4" w:color="000000"/>
+          <w:insideV w:val="single" w:sz="4" w:color="000000"/>
+        </w:tblBorders>
+        <w:tblCellMar>
+          <w:top w:type="dxa" w:w="25"/>
+          <w:bottom w:type="dxa" w:w="25"/>
+          <w:left w:type="dxa" w:w="64"/>
+          <w:right w:type="dxa" w:w="48"/>
+        </w:tblCellMar>
+      </w:tblPr>
+      <w:tblGrid>
+        <w:gridCol w:w="2551"/>
+        <w:gridCol w:w="1192"/>
+        <w:gridCol w:w="2550"/>
+      </w:tblGrid>
+      <w:tr>
+        <w:trPr>
+          <w:trHeight w:val="441" w:hRule="exact"/>
+          <w:cantSplit/>
+          <w:tblHeader/>
+        </w:trPr>
+        <w:tc>
+          <w:tcPr>
+            <w:tcW w:type="dxa" w:w="2551"/>
+            <w:vAlign w:val="center"/>
+            <w:tcMar>
+              <w:top w:type="dxa" w:w="65"/>
+            </w:tcMar>
+          </w:tcPr>
+          <w:p>
+            <w:pPr>
+              <w:spacing w:after="0" w:line="230" w:lineRule="exact"/>
+              <w:jc w:val="left"/>
+            </w:pPr>
+            <w:r>
+              <w:rPr>
+                <w:rFonts w:ascii="Liberation Serif" w:hAnsi="Liberation Serif" w:cs="Liberation Serif" w:eastAsia="Liberation Serif"/>
+                <w:b/>
+                <w:i w:val="0"/>
+                <w:color w:val="000000"/>
+                <w:sz w:val="20"/>
+              </w:rPr>
+              <w:t>Note</w:t>
+            </w:r>
+          </w:p>
+        </w:tc>
+        <w:tc>
+          <w:tcPr>
+            <w:tcW w:type="dxa" w:w="1192"/>
+            <w:vAlign w:val="center"/>
+            <w:tcMar>
+              <w:top w:type="dxa" w:w="65"/>
+            </w:tcMar>
+          </w:tcPr>
+          <w:p>
+            <w:pPr>
+              <w:spacing w:after="0" w:line="230" w:lineRule="exact"/>
+              <w:jc w:val="center"/>
+            </w:pPr>
+            <w:r>
+              <w:rPr>
+                <w:rFonts w:ascii="Liberation Serif" w:hAnsi="Liberation Serif" w:cs="Liberation Serif" w:eastAsia="Liberation Serif"/>
+                <w:b/>
+                <w:i w:val="0"/>
+                <w:color w:val="000000"/>
+                <w:sz w:val="20"/>
+              </w:rPr>
+              <w:t>Punkte</w:t>
+            </w:r>
+          </w:p>
+        </w:tc>
+        <w:tc>
+          <w:tcPr>
+            <w:tcW w:type="dxa" w:w="2550"/>
+            <w:vAlign w:val="center"/>
+            <w:tcMar>
+              <w:top w:type="dxa" w:w="65"/>
+            </w:tcMar>
+          </w:tcPr>
+          <w:p>
+            <w:pPr>
+              <w:spacing w:after="0" w:line="230" w:lineRule="exact"/>
+              <w:jc w:val="center"/>
+            </w:pPr>
+            <w:r>
+              <w:rPr>
+                <w:rFonts w:ascii="Liberation Serif" w:hAnsi="Liberation Serif" w:cs="Liberation Serif" w:eastAsia="Liberation Serif"/>
+                <w:b/>
+                <w:i w:val="0"/>
+                <w:color w:val="000000"/>
+                <w:sz w:val="20"/>
+              </w:rPr>
+              <w:t>Erreichte BE</w:t>
+            </w:r>
+          </w:p>
+        </w:tc>
+      </w:tr>
+      <w:tr>
+        <w:trPr>
+          <w:trHeight w:val="441" w:hRule="exact"/>
+          <w:cantSplit/>
+        </w:trPr>
+        <w:tc>
+          <w:tcPr>
+            <w:tcW w:type="dxa" w:w="2551"/>
+            <w:vAlign w:val="center"/>
+          </w:tcPr>
+          <w:p>
+            <w:pPr>
+              <w:spacing w:after="0" w:line="230" w:lineRule="exact"/>
+              <w:jc w:val="left"/>
+            </w:pPr>
+            <w:r>
+              <w:rPr>
+                <w:rFonts w:ascii="Liberation Serif" w:hAnsi="Liberation Serif" w:cs="Liberation Serif" w:eastAsia="Liberation Serif"/>
+                <w:b w:val="0"/>
+                <w:i w:val="0"/>
+                <w:color w:val="000000"/>
+                <w:sz w:val="20"/>
+              </w:rPr>
+              <w:t>sehr gut plus</w:t>
+            </w:r>
+          </w:p>
+        </w:tc>
+        <w:tc>
+          <w:tcPr>
+            <w:tcW w:type="dxa" w:w="1192"/>
+            <w:vAlign w:val="center"/>
+          </w:tcPr>
+          <w:p>
+            <w:pPr>
+              <w:spacing w:after="0" w:line="230" w:lineRule="exact"/>
+              <w:jc w:val="center"/>
+            </w:pPr>
+            <w:r>
+              <w:rPr>
+                <w:rFonts w:ascii="Liberation Serif" w:hAnsi="Liberation Serif" w:cs="Liberation Serif" w:eastAsia="Liberation Serif"/>
+                <w:b w:val="0"/>
+                <w:i w:val="0"/>
+                <w:color w:val="000000"/>
+                <w:sz w:val="20"/>
+              </w:rPr>
+              <w:t>15</w:t>
+            </w:r>
+          </w:p>
+        </w:tc>
+        <w:tc>
+          <w:tcPr>
+            <w:tcW w:type="dxa" w:w="2550"/>
+            <w:vAlign w:val="center"/>
+          </w:tcPr>
+          <w:p>
+            <w:pPr>
+              <w:spacing w:after="0" w:line="230" w:lineRule="exact"/>
+              <w:jc w:val="center"/>
+            </w:pPr>
+            <w:r>
+              <w:rPr>
+                <w:rFonts w:ascii="Liberation Serif" w:hAnsi="Liberation Serif" w:cs="Liberation Serif" w:eastAsia="Liberation Serif"/>
+                <w:b w:val="0"/>
+                <w:i w:val="0"/>
+                <w:color w:val="000000"/>
+                <w:sz w:val="20"/>
+              </w:rPr>
+            </w:r>
+          </w:p>
+        </w:tc>
+      </w:tr>
+      <w:tr>
+        <w:trPr>
+          <w:trHeight w:val="441" w:hRule="exact"/>
+          <w:cantSplit/>
+        </w:trPr>
+        <w:tc>
+          <w:tcPr>
+            <w:tcW w:type="dxa" w:w="2551"/>
+            <w:vAlign w:val="center"/>
+          </w:tcPr>
+          <w:p>
+            <w:pPr>
+              <w:spacing w:after="0" w:line="230" w:lineRule="exact"/>
+              <w:jc w:val="left"/>
+            </w:pPr>
+            <w:r>
+              <w:rPr>
+                <w:rFonts w:ascii="Liberation Serif" w:hAnsi="Liberation Serif" w:cs="Liberation Serif" w:eastAsia="Liberation Serif"/>
+                <w:b w:val="0"/>
+                <w:i w:val="0"/>
+                <w:color w:val="000000"/>
+                <w:sz w:val="20"/>
+              </w:rPr>
+              <w:t>sehr gut</w:t>
+            </w:r>
+          </w:p>
+        </w:tc>
+        <w:tc>
+          <w:tcPr>
+            <w:tcW w:type="dxa" w:w="1192"/>
+            <w:vAlign w:val="center"/>
+          </w:tcPr>
+          <w:p>
+            <w:pPr>
+              <w:spacing w:after="0" w:line="230" w:lineRule="exact"/>
+              <w:jc w:val="center"/>
+            </w:pPr>
+            <w:r>
+              <w:rPr>
+                <w:rFonts w:ascii="Liberation Serif" w:hAnsi="Liberation Serif" w:cs="Liberation Serif" w:eastAsia="Liberation Serif"/>
+                <w:b w:val="0"/>
+                <w:i w:val="0"/>
+                <w:color w:val="000000"/>
+                <w:sz w:val="20"/>
+              </w:rPr>
+              <w:t>14</w:t>
+            </w:r>
+          </w:p>
+        </w:tc>
+        <w:tc>
+          <w:tcPr>
+            <w:tcW w:type="dxa" w:w="2550"/>
+            <w:vAlign w:val="center"/>
+          </w:tcPr>
+          <w:p>
+            <w:pPr>
+              <w:spacing w:after="0" w:line="230" w:lineRule="exact"/>
+              <w:jc w:val="center"/>
+            </w:pPr>
+            <w:r>
+              <w:rPr>
+                <w:rFonts w:ascii="Liberation Serif" w:hAnsi="Liberation Serif" w:cs="Liberation Serif" w:eastAsia="Liberation Serif"/>
+                <w:b w:val="0"/>
+                <w:i w:val="0"/>
+                <w:color w:val="000000"/>
+                <w:sz w:val="20"/>
+              </w:rPr>
+            </w:r>
+          </w:p>
+        </w:tc>
+      </w:tr>
+      <w:tr>
+        <w:trPr>
+          <w:trHeight w:val="441" w:hRule="exact"/>
+          <w:cantSplit/>
+        </w:trPr>
+        <w:tc>
+          <w:tcPr>
+            <w:tcW w:type="dxa" w:w="2551"/>
+            <w:vAlign w:val="center"/>
+          </w:tcPr>
+          <w:p>
+            <w:pPr>
+              <w:spacing w:after="0" w:line="230" w:lineRule="exact"/>
+              <w:jc w:val="left"/>
+            </w:pPr>
+            <w:r>
+              <w:rPr>
+                <w:rFonts w:ascii="Liberation Serif" w:hAnsi="Liberation Serif" w:cs="Liberation Serif" w:eastAsia="Liberation Serif"/>
+                <w:b w:val="0"/>
+                <w:i w:val="0"/>
+                <w:color w:val="000000"/>
+                <w:sz w:val="20"/>
+              </w:rPr>
+              <w:t>sehr gut minus</w:t>
+            </w:r>
+          </w:p>
+        </w:tc>
+        <w:tc>
+          <w:tcPr>
+            <w:tcW w:type="dxa" w:w="1192"/>
+            <w:vAlign w:val="center"/>
+          </w:tcPr>
+          <w:p>
+            <w:pPr>
+              <w:spacing w:after="0" w:line="230" w:lineRule="exact"/>
+              <w:jc w:val="center"/>
+            </w:pPr>
+            <w:r>
+              <w:rPr>
+                <w:rFonts w:ascii="Liberation Serif" w:hAnsi="Liberation Serif" w:cs="Liberation Serif" w:eastAsia="Liberation Serif"/>
+                <w:b w:val="0"/>
+                <w:i w:val="0"/>
+                <w:color w:val="000000"/>
+                <w:sz w:val="20"/>
+              </w:rPr>
+              <w:t>13</w:t>
+            </w:r>
+          </w:p>
+        </w:tc>
+        <w:tc>
+          <w:tcPr>
+            <w:tcW w:type="dxa" w:w="2550"/>
+            <w:vAlign w:val="center"/>
+          </w:tcPr>
+          <w:p>
+            <w:pPr>
+              <w:spacing w:after="0" w:line="230" w:lineRule="exact"/>
+              <w:jc w:val="center"/>
+            </w:pPr>
+            <w:r>
+              <w:rPr>
+                <w:rFonts w:ascii="Liberation Serif" w:hAnsi="Liberation Serif" w:cs="Liberation Serif" w:eastAsia="Liberation Serif"/>
+                <w:b w:val="0"/>
+                <w:i w:val="0"/>
+                <w:color w:val="000000"/>
+                <w:sz w:val="20"/>
+              </w:rPr>
+            </w:r>
+          </w:p>
+        </w:tc>
+      </w:tr>
+      <w:tr>
+        <w:trPr>
+          <w:trHeight w:val="441" w:hRule="exact"/>
+          <w:cantSplit/>
+        </w:trPr>
+        <w:tc>
+          <w:tcPr>
+            <w:tcW w:type="dxa" w:w="2551"/>
+            <w:vAlign w:val="center"/>
+          </w:tcPr>
+          <w:p>
+            <w:pPr>
+              <w:spacing w:after="0" w:line="230" w:lineRule="exact"/>
+              <w:jc w:val="left"/>
+            </w:pPr>
+            <w:r>
+              <w:rPr>
+                <w:rFonts w:ascii="Liberation Serif" w:hAnsi="Liberation Serif" w:cs="Liberation Serif" w:eastAsia="Liberation Serif"/>
+                <w:b w:val="0"/>
+                <w:i w:val="0"/>
+                <w:color w:val="000000"/>
+                <w:sz w:val="20"/>
+              </w:rPr>
+              <w:t>gut plus</w:t>
+            </w:r>
+          </w:p>
+        </w:tc>
+        <w:tc>
+          <w:tcPr>
+            <w:tcW w:type="dxa" w:w="1192"/>
+            <w:vAlign w:val="center"/>
+          </w:tcPr>
+          <w:p>
+            <w:pPr>
+              <w:spacing w:after="0" w:line="230" w:lineRule="exact"/>
+              <w:jc w:val="center"/>
+            </w:pPr>
+            <w:r>
+              <w:rPr>
+                <w:rFonts w:ascii="Liberation Serif" w:hAnsi="Liberation Serif" w:cs="Liberation Serif" w:eastAsia="Liberation Serif"/>
+                <w:b w:val="0"/>
+                <w:i w:val="0"/>
+                <w:color w:val="000000"/>
+                <w:sz w:val="20"/>
+              </w:rPr>
+              <w:t>12</w:t>
+            </w:r>
+          </w:p>
+        </w:tc>
+        <w:tc>
+          <w:tcPr>
+            <w:tcW w:type="dxa" w:w="2550"/>
+            <w:vAlign w:val="center"/>
+          </w:tcPr>
+          <w:p>
+            <w:pPr>
+              <w:spacing w:after="0" w:line="230" w:lineRule="exact"/>
+              <w:jc w:val="center"/>
+            </w:pPr>
+            <w:r>
+              <w:rPr>
+                <w:rFonts w:ascii="Liberation Serif" w:hAnsi="Liberation Serif" w:cs="Liberation Serif" w:eastAsia="Liberation Serif"/>
+                <w:b w:val="0"/>
+                <w:i w:val="0"/>
+                <w:color w:val="000000"/>
+                <w:sz w:val="20"/>
+              </w:rPr>
+            </w:r>
+          </w:p>
+        </w:tc>
+      </w:tr>
+      <w:tr>
+        <w:trPr>
+          <w:trHeight w:val="441" w:hRule="exact"/>
+          <w:cantSplit/>
+        </w:trPr>
+        <w:tc>
+          <w:tcPr>
+            <w:tcW w:type="dxa" w:w="2551"/>
+            <w:vAlign w:val="center"/>
+          </w:tcPr>
+          <w:p>
+            <w:pPr>
+              <w:spacing w:after="0" w:line="230" w:lineRule="exact"/>
+              <w:jc w:val="left"/>
+            </w:pPr>
+            <w:r>
+              <w:rPr>
+                <w:rFonts w:ascii="Liberation Serif" w:hAnsi="Liberation Serif" w:cs="Liberation Serif" w:eastAsia="Liberation Serif"/>
+                <w:b w:val="0"/>
+                <w:i w:val="0"/>
+                <w:color w:val="000000"/>
+                <w:sz w:val="20"/>
+              </w:rPr>
+              <w:t>gut</w:t>
+            </w:r>
+          </w:p>
+        </w:tc>
+        <w:tc>
+          <w:tcPr>
+            <w:tcW w:type="dxa" w:w="1192"/>
+            <w:vAlign w:val="center"/>
+          </w:tcPr>
+          <w:p>
+            <w:pPr>
+              <w:spacing w:after="0" w:line="230" w:lineRule="exact"/>
+              <w:jc w:val="center"/>
+            </w:pPr>
+            <w:r>
+              <w:rPr>
+                <w:rFonts w:ascii="Liberation Serif" w:hAnsi="Liberation Serif" w:cs="Liberation Serif" w:eastAsia="Liberation Serif"/>
+                <w:b w:val="0"/>
+                <w:i w:val="0"/>
+                <w:color w:val="000000"/>
+                <w:sz w:val="20"/>
+              </w:rPr>
+              <w:t>11</w:t>
+            </w:r>
+          </w:p>
+        </w:tc>
+        <w:tc>
+          <w:tcPr>
+            <w:tcW w:type="dxa" w:w="2550"/>
+            <w:vAlign w:val="center"/>
+          </w:tcPr>
+          <w:p>
+            <w:pPr>
+              <w:spacing w:after="0" w:line="230" w:lineRule="exact"/>
+              <w:jc w:val="center"/>
+            </w:pPr>
+            <w:r>
+              <w:rPr>
+                <w:rFonts w:ascii="Liberation Serif" w:hAnsi="Liberation Serif" w:cs="Liberation Serif" w:eastAsia="Liberation Serif"/>
+                <w:b w:val="0"/>
+                <w:i w:val="0"/>
+                <w:color w:val="000000"/>
+                <w:sz w:val="20"/>
+              </w:rPr>
+            </w:r>
+          </w:p>
+        </w:tc>
+      </w:tr>
+      <w:tr>
+        <w:trPr>
+          <w:trHeight w:val="441" w:hRule="exact"/>
+          <w:cantSplit/>
+        </w:trPr>
+        <w:tc>
+          <w:tcPr>
+            <w:tcW w:type="dxa" w:w="2551"/>
+            <w:vAlign w:val="center"/>
+          </w:tcPr>
+          <w:p>
+            <w:pPr>
+              <w:spacing w:after="0" w:line="230" w:lineRule="exact"/>
+              <w:jc w:val="left"/>
+            </w:pPr>
+            <w:r>
+              <w:rPr>
+                <w:rFonts w:ascii="Liberation Serif" w:hAnsi="Liberation Serif" w:cs="Liberation Serif" w:eastAsia="Liberation Serif"/>
+                <w:b w:val="0"/>
+                <w:i w:val="0"/>
+                <w:color w:val="000000"/>
+                <w:sz w:val="20"/>
+              </w:rPr>
+              <w:t>gut minus</w:t>
+            </w:r>
+          </w:p>
+        </w:tc>
+        <w:tc>
+          <w:tcPr>
+            <w:tcW w:type="dxa" w:w="1192"/>
+            <w:vAlign w:val="center"/>
+          </w:tcPr>
+          <w:p>
+            <w:pPr>
+              <w:spacing w:after="0" w:line="230" w:lineRule="exact"/>
+              <w:jc w:val="center"/>
+            </w:pPr>
+            <w:r>
+              <w:rPr>
+                <w:rFonts w:ascii="Liberation Serif" w:hAnsi="Liberation Serif" w:cs="Liberation Serif" w:eastAsia="Liberation Serif"/>
+                <w:b w:val="0"/>
+                <w:i w:val="0"/>
+                <w:color w:val="000000"/>
+                <w:sz w:val="20"/>
+              </w:rPr>
+              <w:t>10</w:t>
+            </w:r>
+          </w:p>
+        </w:tc>
+        <w:tc>
+          <w:tcPr>
+            <w:tcW w:type="dxa" w:w="2550"/>
+            <w:vAlign w:val="center"/>
+          </w:tcPr>
+          <w:p>
+            <w:pPr>
+              <w:spacing w:after="0" w:line="230" w:lineRule="exact"/>
+              <w:jc w:val="center"/>
+            </w:pPr>
+            <w:r>
+              <w:rPr>
+                <w:rFonts w:ascii="Liberation Serif" w:hAnsi="Liberation Serif" w:cs="Liberation Serif" w:eastAsia="Liberation Serif"/>
+                <w:b w:val="0"/>
+                <w:i w:val="0"/>
+                <w:color w:val="000000"/>
+                <w:sz w:val="20"/>
+              </w:rPr>
+            </w:r>
+          </w:p>
+        </w:tc>
+      </w:tr>
+      <w:tr>
+        <w:trPr>
+          <w:trHeight w:val="441" w:hRule="exact"/>
+          <w:cantSplit/>
+        </w:trPr>
+        <w:tc>
+          <w:tcPr>
+            <w:tcW w:type="dxa" w:w="2551"/>
+            <w:vAlign w:val="center"/>
+          </w:tcPr>
+          <w:p>
+            <w:pPr>
+              <w:spacing w:after="0" w:line="230" w:lineRule="exact"/>
+              <w:jc w:val="left"/>
+            </w:pPr>
+            <w:r>
+              <w:rPr>
+                <w:rFonts w:ascii="Liberation Serif" w:hAnsi="Liberation Serif" w:cs="Liberation Serif" w:eastAsia="Liberation Serif"/>
+                <w:b w:val="0"/>
+                <w:i w:val="0"/>
+                <w:color w:val="000000"/>
+                <w:sz w:val="20"/>
+              </w:rPr>
+              <w:t>befriedigend plus</w:t>
+            </w:r>
+          </w:p>
+        </w:tc>
+        <w:tc>
+          <w:tcPr>
+            <w:tcW w:type="dxa" w:w="1192"/>
+            <w:vAlign w:val="center"/>
+          </w:tcPr>
+          <w:p>
+            <w:pPr>
+              <w:spacing w:after="0" w:line="230" w:lineRule="exact"/>
+              <w:jc w:val="center"/>
+            </w:pPr>
+            <w:r>
+              <w:rPr>
+                <w:rFonts w:ascii="Liberation Serif" w:hAnsi="Liberation Serif" w:cs="Liberation Serif" w:eastAsia="Liberation Serif"/>
+                <w:b w:val="0"/>
+                <w:i w:val="0"/>
+                <w:color w:val="000000"/>
+                <w:sz w:val="20"/>
+              </w:rPr>
+              <w:t>9</w:t>
+            </w:r>
+          </w:p>
+        </w:tc>
+        <w:tc>
+          <w:tcPr>
+            <w:tcW w:type="dxa" w:w="2550"/>
+            <w:vAlign w:val="center"/>
+          </w:tcPr>
+          <w:p>
+            <w:pPr>
+              <w:spacing w:after="0" w:line="230" w:lineRule="exact"/>
+              <w:jc w:val="center"/>
+            </w:pPr>
+            <w:r>
+              <w:rPr>
+                <w:rFonts w:ascii="Liberation Serif" w:hAnsi="Liberation Serif" w:cs="Liberation Serif" w:eastAsia="Liberation Serif"/>
+                <w:b w:val="0"/>
+                <w:i w:val="0"/>
+                <w:color w:val="000000"/>
+                <w:sz w:val="20"/>
+              </w:rPr>
+            </w:r>
+          </w:p>
+        </w:tc>
+      </w:tr>
+      <w:tr>
+        <w:trPr>
+          <w:trHeight w:val="441" w:hRule="exact"/>
+          <w:cantSplit/>
+        </w:trPr>
+        <w:tc>
+          <w:tcPr>
+            <w:tcW w:type="dxa" w:w="2551"/>
+            <w:vAlign w:val="center"/>
+          </w:tcPr>
+          <w:p>
+            <w:pPr>
+              <w:spacing w:after="0" w:line="230" w:lineRule="exact"/>
+              <w:jc w:val="left"/>
+            </w:pPr>
+            <w:r>
+              <w:rPr>
+                <w:rFonts w:ascii="Liberation Serif" w:hAnsi="Liberation Serif" w:cs="Liberation Serif" w:eastAsia="Liberation Serif"/>
+                <w:b w:val="0"/>
+                <w:i w:val="0"/>
+                <w:color w:val="000000"/>
+                <w:sz w:val="20"/>
+              </w:rPr>
+              <w:t>befriedigend</w:t>
+            </w:r>
+          </w:p>
+        </w:tc>
+        <w:tc>
+          <w:tcPr>
+            <w:tcW w:type="dxa" w:w="1192"/>
+            <w:vAlign w:val="center"/>
+          </w:tcPr>
+          <w:p>
+            <w:pPr>
+              <w:spacing w:after="0" w:line="230" w:lineRule="exact"/>
+              <w:jc w:val="center"/>
+            </w:pPr>
+            <w:r>
+              <w:rPr>
+                <w:rFonts w:ascii="Liberation Serif" w:hAnsi="Liberation Serif" w:cs="Liberation Serif" w:eastAsia="Liberation Serif"/>
+                <w:b w:val="0"/>
+                <w:i w:val="0"/>
+                <w:color w:val="000000"/>
+                <w:sz w:val="20"/>
+              </w:rPr>
+              <w:t>8</w:t>
+            </w:r>
+          </w:p>
+        </w:tc>
+        <w:tc>
+          <w:tcPr>
+            <w:tcW w:type="dxa" w:w="2550"/>
+            <w:vAlign w:val="center"/>
+          </w:tcPr>
+          <w:p>
+            <w:pPr>
+              <w:spacing w:after="0" w:line="230" w:lineRule="exact"/>
+              <w:jc w:val="center"/>
+            </w:pPr>
+            <w:r>
+              <w:rPr>
+                <w:rFonts w:ascii="Liberation Serif" w:hAnsi="Liberation Serif" w:cs="Liberation Serif" w:eastAsia="Liberation Serif"/>
+                <w:b w:val="0"/>
+                <w:i w:val="0"/>
+                <w:color w:val="000000"/>
+                <w:sz w:val="20"/>
+              </w:rPr>
+            </w:r>
+          </w:p>
+        </w:tc>
+      </w:tr>
+      <w:tr>
+        <w:trPr>
+          <w:trHeight w:val="441" w:hRule="exact"/>
+          <w:cantSplit/>
+        </w:trPr>
+        <w:tc>
+          <w:tcPr>
+            <w:tcW w:type="dxa" w:w="2551"/>
+            <w:vAlign w:val="center"/>
+          </w:tcPr>
+          <w:p>
+            <w:pPr>
+              <w:spacing w:after="0" w:line="230" w:lineRule="exact"/>
+              <w:jc w:val="left"/>
+            </w:pPr>
+            <w:r>
+              <w:rPr>
+                <w:rFonts w:ascii="Liberation Serif" w:hAnsi="Liberation Serif" w:cs="Liberation Serif" w:eastAsia="Liberation Serif"/>
+                <w:b w:val="0"/>
+                <w:i w:val="0"/>
+                <w:color w:val="000000"/>
+                <w:sz w:val="20"/>
+              </w:rPr>
+              <w:t>befriedigend minus</w:t>
+            </w:r>
+          </w:p>
+        </w:tc>
+        <w:tc>
+          <w:tcPr>
+            <w:tcW w:type="dxa" w:w="1192"/>
+            <w:vAlign w:val="center"/>
+          </w:tcPr>
+          <w:p>
+            <w:pPr>
+              <w:spacing w:after="0" w:line="230" w:lineRule="exact"/>
+              <w:jc w:val="center"/>
+            </w:pPr>
+            <w:r>
+              <w:rPr>
+                <w:rFonts w:ascii="Liberation Serif" w:hAnsi="Liberation Serif" w:cs="Liberation Serif" w:eastAsia="Liberation Serif"/>
+                <w:b w:val="0"/>
+                <w:i w:val="0"/>
+                <w:color w:val="000000"/>
+                <w:sz w:val="20"/>
+              </w:rPr>
+              <w:t>7</w:t>
+            </w:r>
+          </w:p>
+        </w:tc>
+        <w:tc>
+          <w:tcPr>
+            <w:tcW w:type="dxa" w:w="2550"/>
+            <w:vAlign w:val="center"/>
+          </w:tcPr>
+          <w:p>
+            <w:pPr>
+              <w:spacing w:after="0" w:line="230" w:lineRule="exact"/>
+              <w:jc w:val="center"/>
+            </w:pPr>
+            <w:r>
+              <w:rPr>
+                <w:rFonts w:ascii="Liberation Serif" w:hAnsi="Liberation Serif" w:cs="Liberation Serif" w:eastAsia="Liberation Serif"/>
+                <w:b w:val="0"/>
+                <w:i w:val="0"/>
+                <w:color w:val="000000"/>
+                <w:sz w:val="20"/>
+              </w:rPr>
+            </w:r>
+          </w:p>
+        </w:tc>
+      </w:tr>
+      <w:tr>
+        <w:trPr>
+          <w:trHeight w:val="441" w:hRule="exact"/>
+          <w:cantSplit/>
+        </w:trPr>
+        <w:tc>
+          <w:tcPr>
+            <w:tcW w:type="dxa" w:w="2551"/>
+            <w:vAlign w:val="center"/>
+          </w:tcPr>
+          <w:p>
+            <w:pPr>
+              <w:spacing w:after="0" w:line="230" w:lineRule="exact"/>
+              <w:jc w:val="left"/>
+            </w:pPr>
+            <w:r>
+              <w:rPr>
+                <w:rFonts w:ascii="Liberation Serif" w:hAnsi="Liberation Serif" w:cs="Liberation Serif" w:eastAsia="Liberation Serif"/>
+                <w:b w:val="0"/>
+                <w:i w:val="0"/>
+                <w:color w:val="000000"/>
+                <w:sz w:val="20"/>
+              </w:rPr>
+              <w:t>ausreichend plus</w:t>
+            </w:r>
+          </w:p>
+        </w:tc>
+        <w:tc>
+          <w:tcPr>
+            <w:tcW w:type="dxa" w:w="1192"/>
+            <w:vAlign w:val="center"/>
+          </w:tcPr>
+          <w:p>
+            <w:pPr>
+              <w:spacing w:after="0" w:line="230" w:lineRule="exact"/>
+              <w:jc w:val="center"/>
+            </w:pPr>
+            <w:r>
+              <w:rPr>
+                <w:rFonts w:ascii="Liberation Serif" w:hAnsi="Liberation Serif" w:cs="Liberation Serif" w:eastAsia="Liberation Serif"/>
+                <w:b w:val="0"/>
+                <w:i w:val="0"/>
+                <w:color w:val="000000"/>
+                <w:sz w:val="20"/>
+              </w:rPr>
+              <w:t>6</w:t>
+            </w:r>
+          </w:p>
+        </w:tc>
+        <w:tc>
+          <w:tcPr>
+            <w:tcW w:type="dxa" w:w="2550"/>
+            <w:vAlign w:val="center"/>
+          </w:tcPr>
+          <w:p>
+            <w:pPr>
+              <w:spacing w:after="0" w:line="230" w:lineRule="exact"/>
+              <w:jc w:val="center"/>
+            </w:pPr>
+            <w:r>
+              <w:rPr>
+                <w:rFonts w:ascii="Liberation Serif" w:hAnsi="Liberation Serif" w:cs="Liberation Serif" w:eastAsia="Liberation Serif"/>
+                <w:b w:val="0"/>
+                <w:i w:val="0"/>
+                <w:color w:val="000000"/>
+                <w:sz w:val="20"/>
+              </w:rPr>
+            </w:r>
+          </w:p>
+        </w:tc>
+      </w:tr>
+      <w:tr>
+        <w:trPr>
+          <w:trHeight w:val="441" w:hRule="exact"/>
+          <w:cantSplit/>
+        </w:trPr>
+        <w:tc>
+          <w:tcPr>
+            <w:tcW w:type="dxa" w:w="2551"/>
+            <w:vAlign w:val="center"/>
+          </w:tcPr>
+          <w:p>
+            <w:pPr>
+              <w:spacing w:after="0" w:line="230" w:lineRule="exact"/>
+              <w:jc w:val="left"/>
+            </w:pPr>
+            <w:r>
+              <w:rPr>
+                <w:rFonts w:ascii="Liberation Serif" w:hAnsi="Liberation Serif" w:cs="Liberation Serif" w:eastAsia="Liberation Serif"/>
+                <w:b w:val="0"/>
+                <w:i w:val="0"/>
+                <w:color w:val="000000"/>
+                <w:sz w:val="20"/>
+              </w:rPr>
+              <w:t>ausreichend</w:t>
+            </w:r>
+          </w:p>
+        </w:tc>
+        <w:tc>
+          <w:tcPr>
+            <w:tcW w:type="dxa" w:w="1192"/>
+            <w:vAlign w:val="center"/>
+          </w:tcPr>
+          <w:p>
+            <w:pPr>
+              <w:spacing w:after="0" w:line="230" w:lineRule="exact"/>
+              <w:jc w:val="center"/>
+            </w:pPr>
+            <w:r>
+              <w:rPr>
+                <w:rFonts w:ascii="Liberation Serif" w:hAnsi="Liberation Serif" w:cs="Liberation Serif" w:eastAsia="Liberation Serif"/>
+                <w:b w:val="0"/>
+                <w:i w:val="0"/>
+                <w:color w:val="000000"/>
+                <w:sz w:val="20"/>
+              </w:rPr>
+              <w:t>5</w:t>
+            </w:r>
+          </w:p>
+        </w:tc>
+        <w:tc>
+          <w:tcPr>
+            <w:tcW w:type="dxa" w:w="2550"/>
+            <w:vAlign w:val="center"/>
+          </w:tcPr>
+          <w:p>
+            <w:pPr>
+              <w:spacing w:after="0" w:line="230" w:lineRule="exact"/>
+              <w:jc w:val="center"/>
+            </w:pPr>
+            <w:r>
+              <w:rPr>
+                <w:rFonts w:ascii="Liberation Serif" w:hAnsi="Liberation Serif" w:cs="Liberation Serif" w:eastAsia="Liberation Serif"/>
+                <w:b w:val="0"/>
+                <w:i w:val="0"/>
+                <w:color w:val="000000"/>
+                <w:sz w:val="20"/>
+              </w:rPr>
+            </w:r>
+          </w:p>
+        </w:tc>
+      </w:tr>
+      <w:tr>
+        <w:trPr>
+          <w:trHeight w:val="441" w:hRule="exact"/>
+          <w:cantSplit/>
+        </w:trPr>
+        <w:tc>
+          <w:tcPr>
+            <w:tcW w:type="dxa" w:w="2551"/>
+            <w:vAlign w:val="center"/>
+          </w:tcPr>
+          <w:p>
+            <w:pPr>
+              <w:spacing w:after="0" w:line="230" w:lineRule="exact"/>
+              <w:jc w:val="left"/>
+            </w:pPr>
+            <w:r>
+              <w:rPr>
+                <w:rFonts w:ascii="Liberation Serif" w:hAnsi="Liberation Serif" w:cs="Liberation Serif" w:eastAsia="Liberation Serif"/>
+                <w:b w:val="0"/>
+                <w:i w:val="0"/>
+                <w:color w:val="000000"/>
+                <w:sz w:val="20"/>
+              </w:rPr>
+              <w:t>ausreichend minus</w:t>
+            </w:r>
+          </w:p>
+        </w:tc>
+        <w:tc>
+          <w:tcPr>
+            <w:tcW w:type="dxa" w:w="1192"/>
+            <w:vAlign w:val="center"/>
+          </w:tcPr>
+          <w:p>
+            <w:pPr>
+              <w:spacing w:after="0" w:line="230" w:lineRule="exact"/>
+              <w:jc w:val="center"/>
+            </w:pPr>
+            <w:r>
+              <w:rPr>
+                <w:rFonts w:ascii="Liberation Serif" w:hAnsi="Liberation Serif" w:cs="Liberation Serif" w:eastAsia="Liberation Serif"/>
+                <w:b w:val="0"/>
+                <w:i w:val="0"/>
+                <w:color w:val="000000"/>
+                <w:sz w:val="20"/>
+              </w:rPr>
+              <w:t>4</w:t>
+            </w:r>
+          </w:p>
+        </w:tc>
+        <w:tc>
+          <w:tcPr>
+            <w:tcW w:type="dxa" w:w="2550"/>
+            <w:vAlign w:val="center"/>
+          </w:tcPr>
+          <w:p>
+            <w:pPr>
+              <w:spacing w:after="0" w:line="230" w:lineRule="exact"/>
+              <w:jc w:val="center"/>
+            </w:pPr>
+            <w:r>
+              <w:rPr>
+                <w:rFonts w:ascii="Liberation Serif" w:hAnsi="Liberation Serif" w:cs="Liberation Serif" w:eastAsia="Liberation Serif"/>
+                <w:b w:val="0"/>
+                <w:i w:val="0"/>
+                <w:color w:val="000000"/>
+                <w:sz w:val="20"/>
+              </w:rPr>
+            </w:r>
+          </w:p>
+        </w:tc>
+      </w:tr>
+      <w:tr>
+        <w:trPr>
+          <w:trHeight w:val="441" w:hRule="exact"/>
+          <w:cantSplit/>
+        </w:trPr>
+        <w:tc>
+          <w:tcPr>
+            <w:tcW w:type="dxa" w:w="2551"/>
+            <w:vAlign w:val="center"/>
+          </w:tcPr>
+          <w:p>
+            <w:pPr>
+              <w:spacing w:after="0" w:line="230" w:lineRule="exact"/>
+              <w:jc w:val="left"/>
+            </w:pPr>
+            <w:r>
+              <w:rPr>
+                <w:rFonts w:ascii="Liberation Serif" w:hAnsi="Liberation Serif" w:cs="Liberation Serif" w:eastAsia="Liberation Serif"/>
+                <w:b w:val="0"/>
+                <w:i w:val="0"/>
+                <w:color w:val="000000"/>
+                <w:sz w:val="20"/>
+              </w:rPr>
+              <w:t>mangelhaft plus</w:t>
+            </w:r>
+          </w:p>
+        </w:tc>
+        <w:tc>
+          <w:tcPr>
+            <w:tcW w:type="dxa" w:w="1192"/>
+            <w:vAlign w:val="center"/>
+          </w:tcPr>
+          <w:p>
+            <w:pPr>
+              <w:spacing w:after="0" w:line="230" w:lineRule="exact"/>
+              <w:jc w:val="center"/>
+            </w:pPr>
+            <w:r>
+              <w:rPr>
+                <w:rFonts w:ascii="Liberation Serif" w:hAnsi="Liberation Serif" w:cs="Liberation Serif" w:eastAsia="Liberation Serif"/>
+                <w:b w:val="0"/>
+                <w:i w:val="0"/>
+                <w:color w:val="000000"/>
+                <w:sz w:val="20"/>
+              </w:rPr>
+              <w:t>3</w:t>
+            </w:r>
+          </w:p>
+        </w:tc>
+        <w:tc>
+          <w:tcPr>
+            <w:tcW w:type="dxa" w:w="2550"/>
+            <w:vAlign w:val="center"/>
+          </w:tcPr>
+          <w:p>
+            <w:pPr>
+              <w:spacing w:after="0" w:line="230" w:lineRule="exact"/>
+              <w:jc w:val="center"/>
+            </w:pPr>
+            <w:r>
+              <w:rPr>
+                <w:rFonts w:ascii="Liberation Serif" w:hAnsi="Liberation Serif" w:cs="Liberation Serif" w:eastAsia="Liberation Serif"/>
+                <w:b w:val="0"/>
+                <w:i w:val="0"/>
+                <w:color w:val="000000"/>
+                <w:sz w:val="20"/>
+              </w:rPr>
+            </w:r>
+          </w:p>
+        </w:tc>
+      </w:tr>
+      <w:tr>
+        <w:trPr>
+          <w:trHeight w:val="441" w:hRule="exact"/>
+          <w:cantSplit/>
+        </w:trPr>
+        <w:tc>
+          <w:tcPr>
+            <w:tcW w:type="dxa" w:w="2551"/>
+            <w:vAlign w:val="center"/>
+          </w:tcPr>
+          <w:p>
+            <w:pPr>
+              <w:spacing w:after="0" w:line="230" w:lineRule="exact"/>
+              <w:jc w:val="left"/>
+            </w:pPr>
+            <w:r>
+              <w:rPr>
+                <w:rFonts w:ascii="Liberation Serif" w:hAnsi="Liberation Serif" w:cs="Liberation Serif" w:eastAsia="Liberation Serif"/>
+                <w:b w:val="0"/>
+                <w:i w:val="0"/>
+                <w:color w:val="000000"/>
+                <w:sz w:val="20"/>
+              </w:rPr>
+              <w:t>mangelhaft</w:t>
+            </w:r>
+          </w:p>
+        </w:tc>
+        <w:tc>
+          <w:tcPr>
+            <w:tcW w:type="dxa" w:w="1192"/>
+            <w:vAlign w:val="center"/>
+          </w:tcPr>
+          <w:p>
+            <w:pPr>
+              <w:spacing w:after="0" w:line="230" w:lineRule="exact"/>
+              <w:jc w:val="center"/>
+            </w:pPr>
+            <w:r>
+              <w:rPr>
+                <w:rFonts w:ascii="Liberation Serif" w:hAnsi="Liberation Serif" w:cs="Liberation Serif" w:eastAsia="Liberation Serif"/>
+                <w:b w:val="0"/>
+                <w:i w:val="0"/>
+                <w:color w:val="000000"/>
+                <w:sz w:val="20"/>
+              </w:rPr>
+              <w:t>2</w:t>
+            </w:r>
+          </w:p>
+        </w:tc>
+        <w:tc>
+          <w:tcPr>
+            <w:tcW w:type="dxa" w:w="2550"/>
+            <w:vAlign w:val="center"/>
+          </w:tcPr>
+          <w:p>
+            <w:pPr>
+              <w:spacing w:after="0" w:line="230" w:lineRule="exact"/>
+              <w:jc w:val="center"/>
+            </w:pPr>
+            <w:r>
+              <w:rPr>
+                <w:rFonts w:ascii="Liberation Serif" w:hAnsi="Liberation Serif" w:cs="Liberation Serif" w:eastAsia="Liberation Serif"/>
+                <w:b w:val="0"/>
+                <w:i w:val="0"/>
+                <w:color w:val="000000"/>
+                <w:sz w:val="20"/>
+              </w:rPr>
+            </w:r>
+          </w:p>
+        </w:tc>
+      </w:tr>
+      <w:tr>
+        <w:trPr>
+          <w:trHeight w:val="441" w:hRule="exact"/>
+          <w:cantSplit/>
+        </w:trPr>
+        <w:tc>
+          <w:tcPr>
+            <w:tcW w:type="dxa" w:w="2551"/>
+            <w:vAlign w:val="center"/>
+          </w:tcPr>
+          <w:p>
+            <w:pPr>
+              <w:spacing w:after="0" w:line="230" w:lineRule="exact"/>
+              <w:jc w:val="left"/>
+            </w:pPr>
+            <w:r>
+              <w:rPr>
+                <w:rFonts w:ascii="Liberation Serif" w:hAnsi="Liberation Serif" w:cs="Liberation Serif" w:eastAsia="Liberation Serif"/>
+                <w:b w:val="0"/>
+                <w:i w:val="0"/>
+                <w:color w:val="000000"/>
+                <w:sz w:val="20"/>
+              </w:rPr>
+              <w:t>mangelhaft minus</w:t>
+            </w:r>
+          </w:p>
+        </w:tc>
+        <w:tc>
+          <w:tcPr>
+            <w:tcW w:type="dxa" w:w="1192"/>
+            <w:vAlign w:val="center"/>
+          </w:tcPr>
+          <w:p>
+            <w:pPr>
+              <w:spacing w:after="0" w:line="230" w:lineRule="exact"/>
+              <w:jc w:val="center"/>
+            </w:pPr>
+            <w:r>
+              <w:rPr>
+                <w:rFonts w:ascii="Liberation Serif" w:hAnsi="Liberation Serif" w:cs="Liberation Serif" w:eastAsia="Liberation Serif"/>
+                <w:b w:val="0"/>
+                <w:i w:val="0"/>
+                <w:color w:val="000000"/>
+                <w:sz w:val="20"/>
+              </w:rPr>
+              <w:t>1</w:t>
+            </w:r>
+          </w:p>
+        </w:tc>
+        <w:tc>
+          <w:tcPr>
+            <w:tcW w:type="dxa" w:w="2550"/>
+            <w:vAlign w:val="center"/>
+          </w:tcPr>
+          <w:p>
+            <w:pPr>
+              <w:spacing w:after="0" w:line="230" w:lineRule="exact"/>
+              <w:jc w:val="center"/>
+            </w:pPr>
+            <w:r>
+              <w:rPr>
+                <w:rFonts w:ascii="Liberation Serif" w:hAnsi="Liberation Serif" w:cs="Liberation Serif" w:eastAsia="Liberation Serif"/>
+                <w:b w:val="0"/>
+                <w:i w:val="0"/>
+                <w:color w:val="000000"/>
+                <w:sz w:val="20"/>
+              </w:rPr>
+            </w:r>
+          </w:p>
+        </w:tc>
+      </w:tr>
+      <w:tr>
+        <w:trPr>
+          <w:trHeight w:val="441" w:hRule="exact"/>
+          <w:cantSplit/>
+        </w:trPr>
+        <w:tc>
+          <w:tcPr>
+            <w:tcW w:type="dxa" w:w="2551"/>
+            <w:vAlign w:val="center"/>
+          </w:tcPr>
+          <w:p>
+            <w:pPr>
+              <w:spacing w:after="0" w:line="230" w:lineRule="exact"/>
+              <w:jc w:val="left"/>
+            </w:pPr>
+            <w:r>
+              <w:rPr>
+                <w:rFonts w:ascii="Liberation Serif" w:hAnsi="Liberation Serif" w:cs="Liberation Serif" w:eastAsia="Liberation Serif"/>
+                <w:b w:val="0"/>
+                <w:i w:val="0"/>
+                <w:color w:val="000000"/>
+                <w:sz w:val="20"/>
+              </w:rPr>
+              <w:t>ungenügend</w:t>
+            </w:r>
+          </w:p>
+        </w:tc>
+        <w:tc>
+          <w:tcPr>
+            <w:tcW w:type="dxa" w:w="1192"/>
+            <w:vAlign w:val="center"/>
+          </w:tcPr>
+          <w:p>
+            <w:pPr>
+              <w:spacing w:after="0" w:line="230" w:lineRule="exact"/>
+              <w:jc w:val="center"/>
+            </w:pPr>
+            <w:r>
+              <w:rPr>
+                <w:rFonts w:ascii="Liberation Serif" w:hAnsi="Liberation Serif" w:cs="Liberation Serif" w:eastAsia="Liberation Serif"/>
+                <w:b w:val="0"/>
+                <w:i w:val="0"/>
+                <w:color w:val="000000"/>
+                <w:sz w:val="20"/>
+              </w:rPr>
+              <w:t>0</w:t>
+            </w:r>
+          </w:p>
+        </w:tc>
+        <w:tc>
+          <w:tcPr>
+            <w:tcW w:type="dxa" w:w="2550"/>
+            <w:vAlign w:val="center"/>
+          </w:tcPr>
+          <w:p>
+            <w:pPr>
+              <w:spacing w:after="0" w:line="230" w:lineRule="exact"/>
+              <w:jc w:val="center"/>
+            </w:pPr>
+            <w:r>
+              <w:rPr>
+                <w:rFonts w:ascii="Liberation Serif" w:hAnsi="Liberation Serif" w:cs="Liberation Serif" w:eastAsia="Liberation Serif"/>
+                <w:b w:val="0"/>
+                <w:i w:val="0"/>
+                <w:color w:val="000000"/>
+                <w:sz w:val="20"/>
+              </w:rPr>
+            </w:r>
+          </w:p>
+        </w:tc>
+      </w:tr>
+    </w:tbl>
+    <w:p>
+      <w:pPr>
+        <w:widowControl w:val="0"/>
+        <w:spacing w:before="0" w:after="0" w:line="253" w:lineRule="exact"/>
+        <w:jc w:val="left"/>
+        <w:framePr w:w="8844" w:x="1531" w:y="11211" w:hAnchor="page" w:vAnchor="page" w:wrap="notBeside" w:hSpace="0" w:vSpace="0"/>
+      </w:pPr>
+      <w:r>
+        <w:rPr>
+          <w:rFonts w:ascii="Liberation Serif" w:hAnsi="Liberation Serif" w:cs="Liberation Serif" w:eastAsia="Liberation Serif"/>
+          <w:b w:val="0"/>
+          <w:i w:val="0"/>
+          <w:color w:val="000000"/>
+          <w:sz w:val="22"/>
+        </w:rPr>
+        <w:t>[Gesamt-BE und bestätigter Notenschlüssel für die konkrete Klausur.]</w:t>
       </w:r>
     </w:p>
     <w:sectPr>
-      <w:headerReference w:type="default" r:id="rId9"/>
-      <w:footerReference w:type="default" r:id="rId10"/>
       <w:pgSz w:w="11906" w:h="16838"/>
-      <w:pgMar w:top="1247" w:right="1417" w:bottom="1247" w:left="1417" w:header="720" w:footer="720" w:gutter="0"/>
+      <w:pgMar w:top="1531" w:right="1531" w:bottom="1000" w:left="1531" w:header="400" w:footer="400" w:gutter="0"/>
       <w:cols w:space="720"/>
       <w:docGrid w:linePitch="360"/>
     </w:sectPr>
   </w:body>
 </w:document>
-</file>
-
-<file path=word/footer1.xml><?xml version="1.0" encoding="utf-8"?>
-<w:ftr xmlns:m="http://schemas.openxmlformats.org/officeDocument/2006/math" xmlns:mc="http://schemas.openxmlformats.org/markup-compatibility/2006" xmlns:mo="http://schemas.microsoft.com/office/mac/office/2008/main" xmlns:mv="urn:schemas-microsoft-com:mac:vml" xmlns:o="urn:schemas-microsoft-com:office:office" xmlns:r="http://schemas.openxmlformats.org/officeDocument/2006/relationships" xmlns:v="urn:schemas-microsoft-com:vml" xmlns:w10="urn:schemas-microsoft-com:office:word" xmlns:w14="http://schemas.microsoft.com/office/word/2010/wordml" xmlns:w="http://schemas.openxmlformats.org/wordprocessingml/2006/main" xmlns:wne="http://schemas.microsoft.com/office/word/2006/wordml" xmlns:wp14="http://schemas.microsoft.com/office/word/2010/wordprocessingDrawing" xmlns:wp="http://schemas.openxmlformats.org/drawingml/2006/wordprocessingDrawing" xmlns:wpc="http://schemas.microsoft.com/office/word/2010/wordprocessingCanvas" xmlns:wpg="http://schemas.microsoft.com/office/word/2010/wordprocessingGroup" xmlns:wpi="http://schemas.microsoft.com/office/word/2010/wordprocessingInk" xmlns:wps="http://schemas.microsoft.com/office/word/2010/wordprocessingShape" mc:Ignorable="w14 wp14">
-  <w:p>
-    <w:pPr>
-      <w:pStyle w:val="Footer"/>
-      <w:jc w:val="center"/>
-    </w:pPr>
-    <w:r>
-      <w:t xml:space="preserve">Schulische Klausurvorlage · Seite </w:t>
-    </w:r>
-    <w:fldSimple w:instr="PAGE"/>
-  </w:p>
-</w:ftr>
-</file>
-
-<file path=word/header1.xml><?xml version="1.0" encoding="utf-8"?>
-<w:hdr xmlns:m="http://schemas.openxmlformats.org/officeDocument/2006/math" xmlns:mc="http://schemas.openxmlformats.org/markup-compatibility/2006" xmlns:mo="http://schemas.microsoft.com/office/mac/office/2008/main" xmlns:mv="urn:schemas-microsoft-com:mac:vml" xmlns:o="urn:schemas-microsoft-com:office:office" xmlns:r="http://schemas.openxmlformats.org/officeDocument/2006/relationships" xmlns:v="urn:schemas-microsoft-com:vml" xmlns:w10="urn:schemas-microsoft-com:office:word" xmlns:w14="http://schemas.microsoft.com/office/word/2010/wordml" xmlns:w="http://schemas.openxmlformats.org/wordprocessingml/2006/main" xmlns:wne="http://schemas.microsoft.com/office/word/2006/wordml" xmlns:wp14="http://schemas.microsoft.com/office/word/2010/wordprocessingDrawing" xmlns:wp="http://schemas.openxmlformats.org/drawingml/2006/wordprocessingDrawing" xmlns:wpc="http://schemas.microsoft.com/office/word/2010/wordprocessingCanvas" xmlns:wpg="http://schemas.microsoft.com/office/word/2010/wordprocessingGroup" xmlns:wpi="http://schemas.microsoft.com/office/word/2010/wordprocessingInk" xmlns:wps="http://schemas.microsoft.com/office/word/2010/wordprocessingShape" mc:Ignorable="w14 wp14">
-  <w:p>
-    <w:pPr>
-      <w:tabs>
-        <w:tab w:pos="9071" w:val="right"/>
-      </w:tabs>
-    </w:pPr>
-    <w:r>
-      <w:rPr>
-        <w:sz w:val="18"/>
-      </w:rPr>
-      <w:t>[Schule]</w:t>
-      <w:tab/>
-      <w:t>[Fach · Kurs · Klausurkennung]</w:t>
-    </w:r>
-  </w:p>
-</w:hdr>
 </file>
 
 <file path=word/numbering.xml><?xml version="1.0" encoding="utf-8"?>
@@ -991,12 +7596,12 @@
     <w:qFormat/>
     <w:rsid w:val="00FC693F"/>
     <w:pPr>
-      <w:spacing w:after="100"/>
+      <w:spacing w:after="0" w:line="276" w:lineRule="exact"/>
     </w:pPr>
     <w:rPr>
-      <w:rFonts w:ascii="Arial" w:hAnsi="Arial"/>
+      <w:rFonts w:ascii="Liberation Serif" w:hAnsi="Liberation Serif"/>
       <w:color w:val="000000"/>
-      <w:sz w:val="22"/>
+      <w:sz w:val="24"/>
     </w:rPr>
   </w:style>
   <w:style w:type="paragraph" w:styleId="Header">
@@ -1058,10 +7663,10 @@
       <w:outlineLvl w:val="0"/>
     </w:pPr>
     <w:rPr>
-      <w:rFonts w:asciiTheme="majorHAnsi" w:eastAsiaTheme="majorEastAsia" w:hAnsiTheme="majorHAnsi" w:cstheme="majorBidi" w:ascii="Arial" w:hAnsi="Arial"/>
+      <w:rFonts w:asciiTheme="majorHAnsi" w:eastAsiaTheme="majorEastAsia" w:hAnsiTheme="majorHAnsi" w:cstheme="majorBidi"/>
       <w:b/>
       <w:bCs/>
-      <w:color w:val="000000"/>
+      <w:color w:val="365F91" w:themeColor="accent1" w:themeShade="BF"/>
       <w:sz w:val="28"/>
       <w:szCs w:val="28"/>
     </w:rPr>
@@ -1078,15 +7683,15 @@
     <w:pPr>
       <w:keepNext/>
       <w:keepLines/>
-      <w:spacing w:before="180" w:after="80"/>
+      <w:spacing w:before="200" w:after="0"/>
       <w:outlineLvl w:val="1"/>
     </w:pPr>
     <w:rPr>
-      <w:rFonts w:asciiTheme="majorHAnsi" w:eastAsiaTheme="majorEastAsia" w:hAnsiTheme="majorHAnsi" w:cstheme="majorBidi" w:ascii="Arial" w:hAnsi="Arial"/>
+      <w:rFonts w:asciiTheme="majorHAnsi" w:eastAsiaTheme="majorEastAsia" w:hAnsiTheme="majorHAnsi" w:cstheme="majorBidi"/>
       <w:b/>
       <w:bCs/>
-      <w:color w:val="000000"/>
-      <w:sz w:val="22"/>
+      <w:color w:val="4F81BD" w:themeColor="accent1"/>
+      <w:sz w:val="26"/>
       <w:szCs w:val="26"/>
     </w:rPr>
   </w:style>
@@ -1343,16 +7948,15 @@
       <w:pBdr>
         <w:bottom w:val="single" w:sz="8" w:space="4" w:color="4F81BD" w:themeColor="accent1"/>
       </w:pBdr>
-      <w:spacing w:after="120" w:line="240" w:lineRule="auto"/>
+      <w:spacing w:after="300" w:line="240" w:lineRule="auto"/>
       <w:contextualSpacing/>
     </w:pPr>
     <w:rPr>
-      <w:rFonts w:asciiTheme="majorHAnsi" w:eastAsiaTheme="majorEastAsia" w:hAnsiTheme="majorHAnsi" w:cstheme="majorBidi" w:ascii="Arial" w:hAnsi="Arial"/>
-      <w:b/>
-      <w:color w:val="000000"/>
+      <w:rFonts w:asciiTheme="majorHAnsi" w:eastAsiaTheme="majorEastAsia" w:hAnsiTheme="majorHAnsi" w:cstheme="majorBidi"/>
+      <w:color w:val="17365D" w:themeColor="text2" w:themeShade="BF"/>
       <w:spacing w:val="5"/>
       <w:kern w:val="28"/>
-      <w:sz w:val="48"/>
+      <w:sz w:val="52"/>
       <w:szCs w:val="52"/>
     </w:rPr>
   </w:style>
